--- a/Identification des cas d'ulisation.docx
+++ b/Identification des cas d'ulisation.docx
@@ -5711,6 +5711,82 @@
           <w:lang w:val="fr-FR"/>
         </w:rPr>
       </w:pPr>
+      <w:r>
+        <w:rPr>
+          <w:sz w:val="28"/>
+          <w:szCs w:val="28"/>
+          <w:lang w:val="fr-FR"/>
+        </w:rPr>
+        <w:t xml:space="preserve">Enlever prise de mesures webcam et </w:t>
+      </w:r>
+      <w:proofErr w:type="spellStart"/>
+      <w:r>
+        <w:rPr>
+          <w:sz w:val="28"/>
+          <w:szCs w:val="28"/>
+          <w:lang w:val="fr-FR"/>
+        </w:rPr>
+        <w:t>upload</w:t>
+      </w:r>
+      <w:proofErr w:type="spellEnd"/>
+      <w:r>
+        <w:rPr>
+          <w:sz w:val="28"/>
+          <w:szCs w:val="28"/>
+          <w:lang w:val="fr-FR"/>
+        </w:rPr>
+        <w:t>, les regrouper simplement en prise de mesures. Enlever activer cabine d’essayage et remplacer par essayer un model en live</w:t>
+      </w:r>
+      <w:r>
+        <w:rPr>
+          <w:sz w:val="28"/>
+          <w:szCs w:val="28"/>
+          <w:lang w:val="fr-FR"/>
+        </w:rPr>
+        <w:t>. Enlever recevoir commande du tailleur.</w:t>
+      </w:r>
+    </w:p>
+    <w:p>
+      <w:pPr>
+        <w:rPr>
+          <w:sz w:val="28"/>
+          <w:szCs w:val="28"/>
+          <w:lang w:val="fr-FR"/>
+        </w:rPr>
+      </w:pPr>
+      <w:r>
+        <w:rPr>
+          <w:sz w:val="28"/>
+          <w:szCs w:val="28"/>
+          <w:lang w:val="fr-FR"/>
+        </w:rPr>
+        <w:t>Enlever consulter tableau de bord de admin</w:t>
+      </w:r>
+      <w:r>
+        <w:rPr>
+          <w:sz w:val="28"/>
+          <w:szCs w:val="28"/>
+          <w:lang w:val="fr-FR"/>
+        </w:rPr>
+        <w:br/>
+        <w:t>Enlever Traiter litige et traiter signalement</w:t>
+      </w:r>
+      <w:r>
+        <w:rPr>
+          <w:sz w:val="28"/>
+          <w:szCs w:val="28"/>
+          <w:lang w:val="fr-FR"/>
+        </w:rPr>
+        <w:br/>
+      </w:r>
+      <w:r>
+        <w:rPr>
+          <w:sz w:val="28"/>
+          <w:szCs w:val="28"/>
+          <w:lang w:val="fr-FR"/>
+        </w:rPr>
+        <w:t>Ajouter paiement</w:t>
+      </w:r>
     </w:p>
     <w:p>
       <w:pPr>

--- a/Identification des cas d'ulisation.docx
+++ b/Identification des cas d'ulisation.docx
@@ -514,7 +514,7 @@
     </w:p>
     <w:tbl>
       <w:tblPr>
-        <w:tblW w:w="9670" w:type="dxa"/>
+        <w:tblW w:w="9071" w:type="dxa"/>
         <w:tblInd w:w="-1" w:type="dxa"/>
         <w:tblBorders>
           <w:top w:val="single" w:sz="4" w:space="0" w:color="auto"/>
@@ -532,13 +532,14 @@
       </w:tblPr>
       <w:tblGrid>
         <w:gridCol w:w="1016"/>
-        <w:gridCol w:w="2797"/>
-        <w:gridCol w:w="5857"/>
+        <w:gridCol w:w="2328"/>
+        <w:gridCol w:w="3533"/>
+        <w:gridCol w:w="2194"/>
       </w:tblGrid>
       <w:tr>
         <w:tc>
           <w:tcPr>
-            <w:tcW w:w="1000" w:type="dxa"/>
+            <w:tcW w:w="1016" w:type="dxa"/>
             <w:tcBorders>
               <w:top w:val="single" w:sz="1" w:space="0" w:color="AAAAAA"/>
               <w:left w:val="single" w:sz="1" w:space="0" w:color="AAAAAA"/>
@@ -574,7 +575,7 @@
         </w:tc>
         <w:tc>
           <w:tcPr>
-            <w:tcW w:w="2800" w:type="dxa"/>
+            <w:tcW w:w="2328" w:type="dxa"/>
             <w:tcBorders>
               <w:top w:val="single" w:sz="1" w:space="0" w:color="AAAAAA"/>
               <w:left w:val="single" w:sz="1" w:space="0" w:color="AAAAAA"/>
@@ -656,7 +657,7 @@
         </w:tc>
         <w:tc>
           <w:tcPr>
-            <w:tcW w:w="5870" w:type="dxa"/>
+            <w:tcW w:w="3533" w:type="dxa"/>
             <w:tcBorders>
               <w:top w:val="single" w:sz="1" w:space="0" w:color="AAAAAA"/>
               <w:left w:val="single" w:sz="1" w:space="0" w:color="AAAAAA"/>
@@ -718,11 +719,42 @@
             <w:proofErr w:type="spellEnd"/>
           </w:p>
         </w:tc>
+        <w:tc>
+          <w:tcPr>
+            <w:tcW w:w="2194" w:type="dxa"/>
+            <w:tcBorders>
+              <w:top w:val="single" w:sz="1" w:space="0" w:color="AAAAAA"/>
+              <w:left w:val="single" w:sz="1" w:space="0" w:color="AAAAAA"/>
+              <w:bottom w:val="single" w:sz="1" w:space="0" w:color="AAAAAA"/>
+              <w:right w:val="single" w:sz="1" w:space="0" w:color="AAAAAA"/>
+            </w:tcBorders>
+            <w:shd w:val="clear" w:color="auto" w:fill="002060"/>
+          </w:tcPr>
+          <w:p>
+            <w:pPr>
+              <w:rPr>
+                <w:sz w:val="28"/>
+                <w:szCs w:val="28"/>
+                <w:lang w:val="en-US"/>
+              </w:rPr>
+            </w:pPr>
+            <w:proofErr w:type="spellStart"/>
+            <w:r>
+              <w:rPr>
+                <w:sz w:val="28"/>
+                <w:szCs w:val="28"/>
+                <w:lang w:val="en-US"/>
+              </w:rPr>
+              <w:t>Acteurs</w:t>
+            </w:r>
+            <w:proofErr w:type="spellEnd"/>
+          </w:p>
+        </w:tc>
       </w:tr>
       <w:tr>
         <w:tc>
           <w:tcPr>
-            <w:tcW w:w="1000" w:type="dxa"/>
+            <w:tcW w:w="1016" w:type="dxa"/>
             <w:tcBorders>
               <w:top w:val="single" w:sz="1" w:space="0" w:color="AAAAAA"/>
               <w:left w:val="single" w:sz="1" w:space="0" w:color="AAAAAA"/>
@@ -759,7 +791,7 @@
         </w:tc>
         <w:tc>
           <w:tcPr>
-            <w:tcW w:w="2800" w:type="dxa"/>
+            <w:tcW w:w="2328" w:type="dxa"/>
             <w:tcBorders>
               <w:top w:val="single" w:sz="1" w:space="0" w:color="AAAAAA"/>
               <w:left w:val="single" w:sz="1" w:space="0" w:color="AAAAAA"/>
@@ -794,7 +826,7 @@
         </w:tc>
         <w:tc>
           <w:tcPr>
-            <w:tcW w:w="5870" w:type="dxa"/>
+            <w:tcW w:w="3533" w:type="dxa"/>
             <w:tcBorders>
               <w:top w:val="single" w:sz="1" w:space="0" w:color="AAAAAA"/>
               <w:left w:val="single" w:sz="1" w:space="0" w:color="AAAAAA"/>
@@ -823,7 +855,91 @@
                 <w:sz w:val="28"/>
                 <w:szCs w:val="28"/>
               </w:rPr>
-              <w:t>Permet au Client de rechercher un tailleur par ville, quartier, spécialité, budget ou note.</w:t>
+              <w:t xml:space="preserve">Permet au Client </w:t>
+            </w:r>
+            <w:r>
+              <w:rPr>
+                <w:rFonts w:ascii="Arial" w:eastAsia="Arial" w:hAnsi="Arial" w:cs="Arial"/>
+                <w:sz w:val="28"/>
+                <w:szCs w:val="28"/>
+              </w:rPr>
+              <w:t>e</w:t>
+            </w:r>
+            <w:r>
+              <w:rPr>
+                <w:rFonts w:ascii="Arial" w:eastAsia="Arial" w:hAnsi="Arial" w:cs="Arial"/>
+                <w:sz w:val="28"/>
+                <w:szCs w:val="28"/>
+                <w:lang w:val="fr-FR"/>
+              </w:rPr>
+              <w:t>t</w:t>
+            </w:r>
+            <w:r>
+              <w:rPr>
+                <w:rFonts w:ascii="Arial" w:eastAsia="Arial" w:hAnsi="Arial" w:cs="Arial"/>
+                <w:sz w:val="28"/>
+                <w:szCs w:val="28"/>
+                <w:lang w:val="fr-FR"/>
+              </w:rPr>
+              <w:t xml:space="preserve"> au tailleur</w:t>
+            </w:r>
+            <w:r>
+              <w:rPr>
+                <w:rFonts w:ascii="Arial" w:eastAsia="Arial" w:hAnsi="Arial" w:cs="Arial"/>
+                <w:sz w:val="28"/>
+                <w:szCs w:val="28"/>
+              </w:rPr>
+              <w:t xml:space="preserve"> </w:t>
+            </w:r>
+            <w:r>
+              <w:rPr>
+                <w:rFonts w:ascii="Arial" w:eastAsia="Arial" w:hAnsi="Arial" w:cs="Arial"/>
+                <w:sz w:val="28"/>
+                <w:szCs w:val="28"/>
+              </w:rPr>
+              <w:t>de rechercher un tailleur par ville, quartier, spécialité, budget ou note.</w:t>
+            </w:r>
+          </w:p>
+        </w:tc>
+        <w:tc>
+          <w:tcPr>
+            <w:tcW w:w="2194" w:type="dxa"/>
+            <w:tcBorders>
+              <w:top w:val="single" w:sz="1" w:space="0" w:color="AAAAAA"/>
+              <w:left w:val="single" w:sz="1" w:space="0" w:color="AAAAAA"/>
+              <w:bottom w:val="single" w:sz="1" w:space="0" w:color="AAAAAA"/>
+              <w:right w:val="single" w:sz="1" w:space="0" w:color="AAAAAA"/>
+            </w:tcBorders>
+            <w:shd w:val="clear" w:color="auto" w:fill="FFFFFF"/>
+          </w:tcPr>
+          <w:p>
+            <w:pPr>
+              <w:rPr>
+                <w:rFonts w:ascii="Arial" w:eastAsia="Arial" w:hAnsi="Arial" w:cs="Arial"/>
+                <w:sz w:val="28"/>
+                <w:szCs w:val="28"/>
+                <w:lang w:val="en-US"/>
+              </w:rPr>
+            </w:pPr>
+            <w:proofErr w:type="spellStart"/>
+            <w:r>
+              <w:rPr>
+                <w:rFonts w:ascii="Arial" w:eastAsia="Arial" w:hAnsi="Arial" w:cs="Arial"/>
+                <w:sz w:val="28"/>
+                <w:szCs w:val="28"/>
+                <w:lang w:val="en-US"/>
+              </w:rPr>
+              <w:t>Tailleur</w:t>
+            </w:r>
+            <w:proofErr w:type="spellEnd"/>
+            <w:r>
+              <w:rPr>
+                <w:rFonts w:ascii="Arial" w:eastAsia="Arial" w:hAnsi="Arial" w:cs="Arial"/>
+                <w:sz w:val="28"/>
+                <w:szCs w:val="28"/>
+                <w:lang w:val="en-US"/>
+              </w:rPr>
+              <w:t>, Client</w:t>
             </w:r>
           </w:p>
         </w:tc>
@@ -831,7 +947,7 @@
       <w:tr>
         <w:tc>
           <w:tcPr>
-            <w:tcW w:w="1000" w:type="dxa"/>
+            <w:tcW w:w="1016" w:type="dxa"/>
             <w:tcBorders>
               <w:top w:val="single" w:sz="1" w:space="0" w:color="AAAAAA"/>
               <w:left w:val="single" w:sz="1" w:space="0" w:color="AAAAAA"/>
@@ -871,7 +987,7 @@
         </w:tc>
         <w:tc>
           <w:tcPr>
-            <w:tcW w:w="2800" w:type="dxa"/>
+            <w:tcW w:w="2328" w:type="dxa"/>
             <w:tcBorders>
               <w:top w:val="single" w:sz="1" w:space="0" w:color="AAAAAA"/>
               <w:left w:val="single" w:sz="1" w:space="0" w:color="AAAAAA"/>
@@ -907,7 +1023,7 @@
         </w:tc>
         <w:tc>
           <w:tcPr>
-            <w:tcW w:w="5870" w:type="dxa"/>
+            <w:tcW w:w="3533" w:type="dxa"/>
             <w:tcBorders>
               <w:top w:val="single" w:sz="1" w:space="0" w:color="AAAAAA"/>
               <w:left w:val="single" w:sz="1" w:space="0" w:color="AAAAAA"/>
@@ -954,7 +1070,82 @@
                 <w:sz w:val="28"/>
                 <w:szCs w:val="28"/>
               </w:rPr>
-              <w:t xml:space="preserve"> d'accéder à la plateforme via ses identifiants</w:t>
+              <w:t xml:space="preserve"> </w:t>
+            </w:r>
+            <w:r>
+              <w:rPr>
+                <w:rFonts w:ascii="Arial" w:eastAsia="Arial" w:hAnsi="Arial" w:cs="Arial"/>
+                <w:sz w:val="28"/>
+                <w:szCs w:val="28"/>
+                <w:lang w:val="fr-FR"/>
+              </w:rPr>
+              <w:t>et</w:t>
+            </w:r>
+            <w:r>
+              <w:rPr>
+                <w:rFonts w:ascii="Arial" w:eastAsia="Arial" w:hAnsi="Arial" w:cs="Arial"/>
+                <w:sz w:val="28"/>
+                <w:szCs w:val="28"/>
+                <w:lang w:val="fr-FR"/>
+              </w:rPr>
+              <w:t xml:space="preserve"> au tailleur</w:t>
+            </w:r>
+            <w:r>
+              <w:rPr>
+                <w:rFonts w:ascii="Arial" w:eastAsia="Arial" w:hAnsi="Arial" w:cs="Arial"/>
+                <w:sz w:val="28"/>
+                <w:szCs w:val="28"/>
+              </w:rPr>
+              <w:t xml:space="preserve"> </w:t>
+            </w:r>
+            <w:r>
+              <w:rPr>
+                <w:rFonts w:ascii="Arial" w:eastAsia="Arial" w:hAnsi="Arial" w:cs="Arial"/>
+                <w:sz w:val="28"/>
+                <w:szCs w:val="28"/>
+              </w:rPr>
+              <w:t>d'accéder à la plateforme via ses identifiants</w:t>
+            </w:r>
+          </w:p>
+        </w:tc>
+        <w:tc>
+          <w:tcPr>
+            <w:tcW w:w="2194" w:type="dxa"/>
+            <w:tcBorders>
+              <w:top w:val="single" w:sz="1" w:space="0" w:color="AAAAAA"/>
+              <w:left w:val="single" w:sz="1" w:space="0" w:color="AAAAAA"/>
+              <w:bottom w:val="single" w:sz="1" w:space="0" w:color="AAAAAA"/>
+              <w:right w:val="single" w:sz="1" w:space="0" w:color="AAAAAA"/>
+            </w:tcBorders>
+            <w:shd w:val="clear" w:color="auto" w:fill="D9E2F3" w:themeFill="accent1" w:themeFillTint="33"/>
+          </w:tcPr>
+          <w:p>
+            <w:pPr>
+              <w:rPr>
+                <w:rFonts w:ascii="Arial" w:eastAsia="Arial" w:hAnsi="Arial" w:cs="Arial"/>
+                <w:sz w:val="28"/>
+                <w:szCs w:val="28"/>
+              </w:rPr>
+            </w:pPr>
+            <w:proofErr w:type="spellStart"/>
+            <w:r>
+              <w:rPr>
+                <w:rFonts w:ascii="Arial" w:eastAsia="Arial" w:hAnsi="Arial" w:cs="Arial"/>
+                <w:sz w:val="28"/>
+                <w:szCs w:val="28"/>
+                <w:lang w:val="en-US"/>
+              </w:rPr>
+              <w:t>Tailleur</w:t>
+            </w:r>
+            <w:proofErr w:type="spellEnd"/>
+            <w:r>
+              <w:rPr>
+                <w:rFonts w:ascii="Arial" w:eastAsia="Arial" w:hAnsi="Arial" w:cs="Arial"/>
+                <w:sz w:val="28"/>
+                <w:szCs w:val="28"/>
+                <w:lang w:val="en-US"/>
+              </w:rPr>
+              <w:t>, Client</w:t>
             </w:r>
           </w:p>
         </w:tc>
@@ -962,7 +1153,7 @@
       <w:tr>
         <w:tc>
           <w:tcPr>
-            <w:tcW w:w="1000" w:type="dxa"/>
+            <w:tcW w:w="1016" w:type="dxa"/>
             <w:tcBorders>
               <w:top w:val="single" w:sz="1" w:space="0" w:color="AAAAAA"/>
               <w:left w:val="single" w:sz="1" w:space="0" w:color="AAAAAA"/>
@@ -1014,7 +1205,7 @@
         </w:tc>
         <w:tc>
           <w:tcPr>
-            <w:tcW w:w="2800" w:type="dxa"/>
+            <w:tcW w:w="2328" w:type="dxa"/>
             <w:tcBorders>
               <w:top w:val="single" w:sz="1" w:space="0" w:color="AAAAAA"/>
               <w:left w:val="single" w:sz="1" w:space="0" w:color="AAAAAA"/>
@@ -1050,7 +1241,7 @@
         </w:tc>
         <w:tc>
           <w:tcPr>
-            <w:tcW w:w="5870" w:type="dxa"/>
+            <w:tcW w:w="3533" w:type="dxa"/>
             <w:tcBorders>
               <w:top w:val="single" w:sz="1" w:space="0" w:color="AAAAAA"/>
               <w:left w:val="single" w:sz="1" w:space="0" w:color="AAAAAA"/>
@@ -1080,7 +1271,82 @@
                 <w:sz w:val="28"/>
                 <w:szCs w:val="28"/>
               </w:rPr>
-              <w:t>Permet au Client de rechercher un tailleur par ville, quartier, spécialité, budget ou note.</w:t>
+              <w:t xml:space="preserve">Permet au Client </w:t>
+            </w:r>
+            <w:r>
+              <w:rPr>
+                <w:rFonts w:ascii="Arial" w:eastAsia="Arial" w:hAnsi="Arial" w:cs="Arial"/>
+                <w:sz w:val="28"/>
+                <w:szCs w:val="28"/>
+                <w:lang w:val="fr-FR"/>
+              </w:rPr>
+              <w:t>et</w:t>
+            </w:r>
+            <w:r>
+              <w:rPr>
+                <w:rFonts w:ascii="Arial" w:eastAsia="Arial" w:hAnsi="Arial" w:cs="Arial"/>
+                <w:sz w:val="28"/>
+                <w:szCs w:val="28"/>
+                <w:lang w:val="fr-FR"/>
+              </w:rPr>
+              <w:t xml:space="preserve"> au tailleur</w:t>
+            </w:r>
+            <w:r>
+              <w:rPr>
+                <w:rFonts w:ascii="Arial" w:eastAsia="Arial" w:hAnsi="Arial" w:cs="Arial"/>
+                <w:sz w:val="28"/>
+                <w:szCs w:val="28"/>
+              </w:rPr>
+              <w:t xml:space="preserve"> </w:t>
+            </w:r>
+            <w:r>
+              <w:rPr>
+                <w:rFonts w:ascii="Arial" w:eastAsia="Arial" w:hAnsi="Arial" w:cs="Arial"/>
+                <w:sz w:val="28"/>
+                <w:szCs w:val="28"/>
+              </w:rPr>
+              <w:t>de rechercher un tailleur par ville, quartier, spécialité, budget ou note.</w:t>
+            </w:r>
+          </w:p>
+        </w:tc>
+        <w:tc>
+          <w:tcPr>
+            <w:tcW w:w="2194" w:type="dxa"/>
+            <w:tcBorders>
+              <w:top w:val="single" w:sz="1" w:space="0" w:color="AAAAAA"/>
+              <w:left w:val="single" w:sz="1" w:space="0" w:color="AAAAAA"/>
+              <w:bottom w:val="single" w:sz="1" w:space="0" w:color="AAAAAA"/>
+              <w:right w:val="single" w:sz="1" w:space="0" w:color="AAAAAA"/>
+            </w:tcBorders>
+            <w:shd w:val="clear" w:color="auto" w:fill="FFFFFF"/>
+          </w:tcPr>
+          <w:p>
+            <w:pPr>
+              <w:rPr>
+                <w:rFonts w:ascii="Arial" w:eastAsia="Arial" w:hAnsi="Arial" w:cs="Arial"/>
+                <w:sz w:val="28"/>
+                <w:szCs w:val="28"/>
+              </w:rPr>
+            </w:pPr>
+            <w:proofErr w:type="spellStart"/>
+            <w:r>
+              <w:rPr>
+                <w:rFonts w:ascii="Arial" w:eastAsia="Arial" w:hAnsi="Arial" w:cs="Arial"/>
+                <w:sz w:val="28"/>
+                <w:szCs w:val="28"/>
+                <w:lang w:val="en-US"/>
+              </w:rPr>
+              <w:t>Tailleur</w:t>
+            </w:r>
+            <w:proofErr w:type="spellEnd"/>
+            <w:r>
+              <w:rPr>
+                <w:rFonts w:ascii="Arial" w:eastAsia="Arial" w:hAnsi="Arial" w:cs="Arial"/>
+                <w:sz w:val="28"/>
+                <w:szCs w:val="28"/>
+                <w:lang w:val="en-US"/>
+              </w:rPr>
+              <w:t>, Client</w:t>
             </w:r>
           </w:p>
         </w:tc>
@@ -1088,7 +1354,7 @@
       <w:tr>
         <w:tc>
           <w:tcPr>
-            <w:tcW w:w="1000" w:type="dxa"/>
+            <w:tcW w:w="1016" w:type="dxa"/>
             <w:tcBorders>
               <w:top w:val="single" w:sz="1" w:space="0" w:color="AAAAAA"/>
               <w:left w:val="single" w:sz="1" w:space="0" w:color="AAAAAA"/>
@@ -1137,7 +1403,7 @@
         </w:tc>
         <w:tc>
           <w:tcPr>
-            <w:tcW w:w="2800" w:type="dxa"/>
+            <w:tcW w:w="2328" w:type="dxa"/>
             <w:tcBorders>
               <w:top w:val="single" w:sz="1" w:space="0" w:color="AAAAAA"/>
               <w:left w:val="single" w:sz="1" w:space="0" w:color="AAAAAA"/>
@@ -1172,7 +1438,7 @@
         </w:tc>
         <w:tc>
           <w:tcPr>
-            <w:tcW w:w="5870" w:type="dxa"/>
+            <w:tcW w:w="3533" w:type="dxa"/>
             <w:tcBorders>
               <w:top w:val="single" w:sz="1" w:space="0" w:color="AAAAAA"/>
               <w:left w:val="single" w:sz="1" w:space="0" w:color="AAAAAA"/>
@@ -1201,7 +1467,82 @@
                 <w:sz w:val="28"/>
                 <w:szCs w:val="28"/>
               </w:rPr>
-              <w:t>Permet au Client de consulter le profil complet d'un tailleur : portfolio, avis, tarifs et disponibilités.</w:t>
+              <w:t xml:space="preserve">Permet au Client </w:t>
+            </w:r>
+            <w:r>
+              <w:rPr>
+                <w:rFonts w:ascii="Arial" w:eastAsia="Arial" w:hAnsi="Arial" w:cs="Arial"/>
+                <w:sz w:val="28"/>
+                <w:szCs w:val="28"/>
+                <w:lang w:val="fr-FR"/>
+              </w:rPr>
+              <w:t>et</w:t>
+            </w:r>
+            <w:r>
+              <w:rPr>
+                <w:rFonts w:ascii="Arial" w:eastAsia="Arial" w:hAnsi="Arial" w:cs="Arial"/>
+                <w:sz w:val="28"/>
+                <w:szCs w:val="28"/>
+                <w:lang w:val="fr-FR"/>
+              </w:rPr>
+              <w:t xml:space="preserve"> au tailleur</w:t>
+            </w:r>
+            <w:r>
+              <w:rPr>
+                <w:rFonts w:ascii="Arial" w:eastAsia="Arial" w:hAnsi="Arial" w:cs="Arial"/>
+                <w:sz w:val="28"/>
+                <w:szCs w:val="28"/>
+              </w:rPr>
+              <w:t xml:space="preserve"> </w:t>
+            </w:r>
+            <w:r>
+              <w:rPr>
+                <w:rFonts w:ascii="Arial" w:eastAsia="Arial" w:hAnsi="Arial" w:cs="Arial"/>
+                <w:sz w:val="28"/>
+                <w:szCs w:val="28"/>
+              </w:rPr>
+              <w:t>de consulter le profil complet d'un tailleur : portfolio, avis, tarifs et disponibilités.</w:t>
+            </w:r>
+          </w:p>
+        </w:tc>
+        <w:tc>
+          <w:tcPr>
+            <w:tcW w:w="2194" w:type="dxa"/>
+            <w:tcBorders>
+              <w:top w:val="single" w:sz="1" w:space="0" w:color="AAAAAA"/>
+              <w:left w:val="single" w:sz="1" w:space="0" w:color="AAAAAA"/>
+              <w:bottom w:val="single" w:sz="1" w:space="0" w:color="AAAAAA"/>
+              <w:right w:val="single" w:sz="1" w:space="0" w:color="AAAAAA"/>
+            </w:tcBorders>
+            <w:shd w:val="clear" w:color="auto" w:fill="D9E2F3"/>
+          </w:tcPr>
+          <w:p>
+            <w:pPr>
+              <w:rPr>
+                <w:rFonts w:ascii="Arial" w:eastAsia="Arial" w:hAnsi="Arial" w:cs="Arial"/>
+                <w:sz w:val="28"/>
+                <w:szCs w:val="28"/>
+              </w:rPr>
+            </w:pPr>
+            <w:proofErr w:type="spellStart"/>
+            <w:r>
+              <w:rPr>
+                <w:rFonts w:ascii="Arial" w:eastAsia="Arial" w:hAnsi="Arial" w:cs="Arial"/>
+                <w:sz w:val="28"/>
+                <w:szCs w:val="28"/>
+                <w:lang w:val="en-US"/>
+              </w:rPr>
+              <w:t>Tailleur</w:t>
+            </w:r>
+            <w:proofErr w:type="spellEnd"/>
+            <w:r>
+              <w:rPr>
+                <w:rFonts w:ascii="Arial" w:eastAsia="Arial" w:hAnsi="Arial" w:cs="Arial"/>
+                <w:sz w:val="28"/>
+                <w:szCs w:val="28"/>
+                <w:lang w:val="en-US"/>
+              </w:rPr>
+              <w:t>, Client</w:t>
             </w:r>
           </w:p>
         </w:tc>
@@ -1209,7 +1550,416 @@
       <w:tr>
         <w:tc>
           <w:tcPr>
-            <w:tcW w:w="1000" w:type="dxa"/>
+            <w:tcW w:w="1016" w:type="dxa"/>
+            <w:tcBorders>
+              <w:top w:val="single" w:sz="1" w:space="0" w:color="AAAAAA"/>
+              <w:left w:val="single" w:sz="1" w:space="0" w:color="AAAAAA"/>
+              <w:bottom w:val="single" w:sz="1" w:space="0" w:color="AAAAAA"/>
+              <w:right w:val="single" w:sz="1" w:space="0" w:color="AAAAAA"/>
+            </w:tcBorders>
+            <w:shd w:val="clear" w:color="auto" w:fill="D9E2F3"/>
+            <w:tcMar>
+              <w:top w:w="80" w:type="dxa"/>
+              <w:left w:w="150" w:type="dxa"/>
+              <w:bottom w:w="80" w:type="dxa"/>
+              <w:right w:w="150" w:type="dxa"/>
+            </w:tcMar>
+            <w:vAlign w:val="center"/>
+          </w:tcPr>
+          <w:p>
+            <w:pPr>
+              <w:rPr>
+                <w:sz w:val="28"/>
+                <w:szCs w:val="28"/>
+                <w:lang w:val="en-US"/>
+              </w:rPr>
+            </w:pPr>
+            <w:r>
+              <w:rPr>
+                <w:rFonts w:ascii="Arial" w:eastAsia="Arial" w:hAnsi="Arial" w:cs="Arial"/>
+                <w:b/>
+                <w:bCs/>
+                <w:sz w:val="28"/>
+                <w:szCs w:val="28"/>
+              </w:rPr>
+              <w:lastRenderedPageBreak/>
+              <w:t>CU</w:t>
+            </w:r>
+            <w:r>
+              <w:rPr>
+                <w:rFonts w:ascii="Arial" w:eastAsia="Arial" w:hAnsi="Arial" w:cs="Arial"/>
+                <w:b/>
+                <w:bCs/>
+                <w:sz w:val="28"/>
+                <w:szCs w:val="28"/>
+              </w:rPr>
+              <w:t>5</w:t>
+            </w:r>
+          </w:p>
+        </w:tc>
+        <w:tc>
+          <w:tcPr>
+            <w:tcW w:w="2328" w:type="dxa"/>
+            <w:tcBorders>
+              <w:top w:val="single" w:sz="1" w:space="0" w:color="AAAAAA"/>
+              <w:left w:val="single" w:sz="1" w:space="0" w:color="AAAAAA"/>
+              <w:bottom w:val="single" w:sz="1" w:space="0" w:color="AAAAAA"/>
+              <w:right w:val="single" w:sz="1" w:space="0" w:color="AAAAAA"/>
+            </w:tcBorders>
+            <w:shd w:val="clear" w:color="auto" w:fill="D9E2F3"/>
+            <w:tcMar>
+              <w:top w:w="80" w:type="dxa"/>
+              <w:left w:w="150" w:type="dxa"/>
+              <w:bottom w:w="80" w:type="dxa"/>
+              <w:right w:w="150" w:type="dxa"/>
+            </w:tcMar>
+            <w:vAlign w:val="center"/>
+          </w:tcPr>
+          <w:p>
+            <w:pPr>
+              <w:rPr>
+                <w:sz w:val="28"/>
+                <w:szCs w:val="28"/>
+              </w:rPr>
+            </w:pPr>
+            <w:r>
+              <w:rPr>
+                <w:rFonts w:ascii="Arial" w:eastAsia="Arial" w:hAnsi="Arial" w:cs="Arial"/>
+                <w:sz w:val="28"/>
+                <w:szCs w:val="28"/>
+              </w:rPr>
+              <w:t xml:space="preserve">Prise de mesures </w:t>
+            </w:r>
+          </w:p>
+        </w:tc>
+        <w:tc>
+          <w:tcPr>
+            <w:tcW w:w="3533" w:type="dxa"/>
+            <w:tcBorders>
+              <w:top w:val="single" w:sz="1" w:space="0" w:color="AAAAAA"/>
+              <w:left w:val="single" w:sz="1" w:space="0" w:color="AAAAAA"/>
+              <w:bottom w:val="single" w:sz="1" w:space="0" w:color="AAAAAA"/>
+              <w:right w:val="single" w:sz="1" w:space="0" w:color="AAAAAA"/>
+            </w:tcBorders>
+            <w:shd w:val="clear" w:color="auto" w:fill="D9E2F3"/>
+            <w:tcMar>
+              <w:top w:w="80" w:type="dxa"/>
+              <w:left w:w="150" w:type="dxa"/>
+              <w:bottom w:w="80" w:type="dxa"/>
+              <w:right w:w="150" w:type="dxa"/>
+            </w:tcMar>
+            <w:vAlign w:val="center"/>
+          </w:tcPr>
+          <w:p>
+            <w:pPr>
+              <w:rPr>
+                <w:sz w:val="28"/>
+                <w:szCs w:val="28"/>
+              </w:rPr>
+            </w:pPr>
+            <w:r>
+              <w:rPr>
+                <w:rFonts w:ascii="Arial" w:eastAsia="Arial" w:hAnsi="Arial" w:cs="Arial"/>
+                <w:sz w:val="28"/>
+                <w:szCs w:val="28"/>
+              </w:rPr>
+              <w:t>Permet au Client</w:t>
+            </w:r>
+            <w:r>
+              <w:rPr>
+                <w:rFonts w:ascii="Arial" w:eastAsia="Arial" w:hAnsi="Arial" w:cs="Arial"/>
+                <w:sz w:val="28"/>
+                <w:szCs w:val="28"/>
+                <w:lang w:val="fr-FR"/>
+              </w:rPr>
+              <w:t xml:space="preserve"> </w:t>
+            </w:r>
+            <w:r>
+              <w:rPr>
+                <w:rFonts w:ascii="Arial" w:eastAsia="Arial" w:hAnsi="Arial" w:cs="Arial"/>
+                <w:sz w:val="28"/>
+                <w:szCs w:val="28"/>
+                <w:lang w:val="fr-FR"/>
+              </w:rPr>
+              <w:t>et au tailleur</w:t>
+            </w:r>
+            <w:r>
+              <w:rPr>
+                <w:rFonts w:ascii="Arial" w:eastAsia="Arial" w:hAnsi="Arial" w:cs="Arial"/>
+                <w:sz w:val="28"/>
+                <w:szCs w:val="28"/>
+              </w:rPr>
+              <w:t xml:space="preserve"> d'obtenir automatiquement ses mesures corporelles via la détection IA (</w:t>
+            </w:r>
+            <w:proofErr w:type="spellStart"/>
+            <w:r>
+              <w:rPr>
+                <w:rFonts w:ascii="Arial" w:eastAsia="Arial" w:hAnsi="Arial" w:cs="Arial"/>
+                <w:sz w:val="28"/>
+                <w:szCs w:val="28"/>
+              </w:rPr>
+              <w:t>MediaPipe</w:t>
+            </w:r>
+            <w:proofErr w:type="spellEnd"/>
+            <w:r>
+              <w:rPr>
+                <w:rFonts w:ascii="Arial" w:eastAsia="Arial" w:hAnsi="Arial" w:cs="Arial"/>
+                <w:sz w:val="28"/>
+                <w:szCs w:val="28"/>
+              </w:rPr>
+              <w:t xml:space="preserve"> Pose) en temps réel.</w:t>
+            </w:r>
+          </w:p>
+        </w:tc>
+        <w:tc>
+          <w:tcPr>
+            <w:tcW w:w="2194" w:type="dxa"/>
+            <w:tcBorders>
+              <w:top w:val="single" w:sz="1" w:space="0" w:color="AAAAAA"/>
+              <w:left w:val="single" w:sz="1" w:space="0" w:color="AAAAAA"/>
+              <w:bottom w:val="single" w:sz="1" w:space="0" w:color="AAAAAA"/>
+              <w:right w:val="single" w:sz="1" w:space="0" w:color="AAAAAA"/>
+            </w:tcBorders>
+            <w:shd w:val="clear" w:color="auto" w:fill="D9E2F3"/>
+          </w:tcPr>
+          <w:p>
+            <w:pPr>
+              <w:rPr>
+                <w:rFonts w:ascii="Arial" w:eastAsia="Arial" w:hAnsi="Arial" w:cs="Arial"/>
+                <w:sz w:val="28"/>
+                <w:szCs w:val="28"/>
+              </w:rPr>
+            </w:pPr>
+            <w:proofErr w:type="spellStart"/>
+            <w:r>
+              <w:rPr>
+                <w:rFonts w:ascii="Arial" w:eastAsia="Arial" w:hAnsi="Arial" w:cs="Arial"/>
+                <w:sz w:val="28"/>
+                <w:szCs w:val="28"/>
+                <w:lang w:val="en-US"/>
+              </w:rPr>
+              <w:t>Tailleur</w:t>
+            </w:r>
+            <w:proofErr w:type="spellEnd"/>
+            <w:r>
+              <w:rPr>
+                <w:rFonts w:ascii="Arial" w:eastAsia="Arial" w:hAnsi="Arial" w:cs="Arial"/>
+                <w:sz w:val="28"/>
+                <w:szCs w:val="28"/>
+                <w:lang w:val="en-US"/>
+              </w:rPr>
+              <w:t>, Client</w:t>
+            </w:r>
+          </w:p>
+        </w:tc>
+      </w:tr>
+      <w:tr>
+        <w:tc>
+          <w:tcPr>
+            <w:tcW w:w="1016" w:type="dxa"/>
+            <w:tcBorders>
+              <w:top w:val="single" w:sz="1" w:space="0" w:color="AAAAAA"/>
+              <w:left w:val="single" w:sz="1" w:space="0" w:color="AAAAAA"/>
+              <w:bottom w:val="single" w:sz="1" w:space="0" w:color="AAAAAA"/>
+              <w:right w:val="single" w:sz="1" w:space="0" w:color="AAAAAA"/>
+            </w:tcBorders>
+            <w:shd w:val="clear" w:color="auto" w:fill="D9E2F3"/>
+            <w:tcMar>
+              <w:top w:w="80" w:type="dxa"/>
+              <w:left w:w="150" w:type="dxa"/>
+              <w:bottom w:w="80" w:type="dxa"/>
+              <w:right w:w="150" w:type="dxa"/>
+            </w:tcMar>
+            <w:vAlign w:val="center"/>
+          </w:tcPr>
+          <w:p>
+            <w:pPr>
+              <w:rPr>
+                <w:sz w:val="28"/>
+                <w:szCs w:val="28"/>
+                <w:lang w:val="en-US"/>
+              </w:rPr>
+            </w:pPr>
+            <w:r>
+              <w:rPr>
+                <w:rFonts w:ascii="Arial" w:eastAsia="Arial" w:hAnsi="Arial" w:cs="Arial"/>
+                <w:b/>
+                <w:bCs/>
+                <w:sz w:val="28"/>
+                <w:szCs w:val="28"/>
+              </w:rPr>
+              <w:t>CU</w:t>
+            </w:r>
+            <w:r>
+              <w:rPr>
+                <w:rFonts w:ascii="Arial" w:eastAsia="Arial" w:hAnsi="Arial" w:cs="Arial"/>
+                <w:b/>
+                <w:bCs/>
+                <w:sz w:val="28"/>
+                <w:szCs w:val="28"/>
+              </w:rPr>
+              <w:t>6</w:t>
+            </w:r>
+          </w:p>
+        </w:tc>
+        <w:tc>
+          <w:tcPr>
+            <w:tcW w:w="2328" w:type="dxa"/>
+            <w:tcBorders>
+              <w:top w:val="single" w:sz="1" w:space="0" w:color="AAAAAA"/>
+              <w:left w:val="single" w:sz="1" w:space="0" w:color="AAAAAA"/>
+              <w:bottom w:val="single" w:sz="1" w:space="0" w:color="AAAAAA"/>
+              <w:right w:val="single" w:sz="1" w:space="0" w:color="AAAAAA"/>
+            </w:tcBorders>
+            <w:shd w:val="clear" w:color="auto" w:fill="D9E2F3"/>
+            <w:tcMar>
+              <w:top w:w="80" w:type="dxa"/>
+              <w:left w:w="150" w:type="dxa"/>
+              <w:bottom w:w="80" w:type="dxa"/>
+              <w:right w:w="150" w:type="dxa"/>
+            </w:tcMar>
+            <w:vAlign w:val="center"/>
+          </w:tcPr>
+          <w:p>
+            <w:pPr>
+              <w:rPr>
+                <w:sz w:val="28"/>
+                <w:szCs w:val="28"/>
+              </w:rPr>
+            </w:pPr>
+            <w:r>
+              <w:rPr>
+                <w:rFonts w:ascii="Arial" w:eastAsia="Arial" w:hAnsi="Arial" w:cs="Arial"/>
+                <w:sz w:val="28"/>
+                <w:szCs w:val="28"/>
+              </w:rPr>
+              <w:t>Essayer un modèle en live</w:t>
+            </w:r>
+          </w:p>
+        </w:tc>
+        <w:tc>
+          <w:tcPr>
+            <w:tcW w:w="3533" w:type="dxa"/>
+            <w:tcBorders>
+              <w:top w:val="single" w:sz="1" w:space="0" w:color="AAAAAA"/>
+              <w:left w:val="single" w:sz="1" w:space="0" w:color="AAAAAA"/>
+              <w:bottom w:val="single" w:sz="1" w:space="0" w:color="AAAAAA"/>
+              <w:right w:val="single" w:sz="1" w:space="0" w:color="AAAAAA"/>
+            </w:tcBorders>
+            <w:shd w:val="clear" w:color="auto" w:fill="D9E2F3"/>
+            <w:tcMar>
+              <w:top w:w="80" w:type="dxa"/>
+              <w:left w:w="150" w:type="dxa"/>
+              <w:bottom w:w="80" w:type="dxa"/>
+              <w:right w:w="150" w:type="dxa"/>
+            </w:tcMar>
+            <w:vAlign w:val="center"/>
+          </w:tcPr>
+          <w:p>
+            <w:pPr>
+              <w:rPr>
+                <w:sz w:val="28"/>
+                <w:szCs w:val="28"/>
+              </w:rPr>
+            </w:pPr>
+            <w:r>
+              <w:rPr>
+                <w:rFonts w:ascii="Arial" w:eastAsia="Arial" w:hAnsi="Arial" w:cs="Arial"/>
+                <w:sz w:val="28"/>
+                <w:szCs w:val="28"/>
+              </w:rPr>
+              <w:t xml:space="preserve">Permet au Client </w:t>
+            </w:r>
+            <w:r>
+              <w:rPr>
+                <w:rFonts w:ascii="Arial" w:eastAsia="Arial" w:hAnsi="Arial" w:cs="Arial"/>
+                <w:sz w:val="28"/>
+                <w:szCs w:val="28"/>
+              </w:rPr>
+              <w:t>e</w:t>
+            </w:r>
+            <w:r>
+              <w:rPr>
+                <w:rFonts w:ascii="Arial" w:eastAsia="Arial" w:hAnsi="Arial" w:cs="Arial"/>
+                <w:sz w:val="28"/>
+                <w:szCs w:val="28"/>
+                <w:lang w:val="fr-FR"/>
+              </w:rPr>
+              <w:t>t</w:t>
+            </w:r>
+            <w:r>
+              <w:rPr>
+                <w:rFonts w:ascii="Arial" w:eastAsia="Arial" w:hAnsi="Arial" w:cs="Arial"/>
+                <w:sz w:val="28"/>
+                <w:szCs w:val="28"/>
+                <w:lang w:val="fr-FR"/>
+              </w:rPr>
+              <w:t xml:space="preserve"> au tailleur</w:t>
+            </w:r>
+            <w:r>
+              <w:rPr>
+                <w:rFonts w:ascii="Arial" w:eastAsia="Arial" w:hAnsi="Arial" w:cs="Arial"/>
+                <w:sz w:val="28"/>
+                <w:szCs w:val="28"/>
+              </w:rPr>
+              <w:t xml:space="preserve"> </w:t>
+            </w:r>
+            <w:r>
+              <w:rPr>
+                <w:rFonts w:ascii="Arial" w:eastAsia="Arial" w:hAnsi="Arial" w:cs="Arial"/>
+                <w:sz w:val="28"/>
+                <w:szCs w:val="28"/>
+              </w:rPr>
+              <w:t>de visualiser un modèle 3D du tailleur superposé sur son corps en temps réel et de naviguer par gestes.</w:t>
+            </w:r>
+          </w:p>
+        </w:tc>
+        <w:tc>
+          <w:tcPr>
+            <w:tcW w:w="2194" w:type="dxa"/>
+            <w:tcBorders>
+              <w:top w:val="single" w:sz="1" w:space="0" w:color="AAAAAA"/>
+              <w:left w:val="single" w:sz="1" w:space="0" w:color="AAAAAA"/>
+              <w:bottom w:val="single" w:sz="1" w:space="0" w:color="AAAAAA"/>
+              <w:right w:val="single" w:sz="1" w:space="0" w:color="AAAAAA"/>
+            </w:tcBorders>
+            <w:shd w:val="clear" w:color="auto" w:fill="D9E2F3"/>
+          </w:tcPr>
+          <w:p>
+            <w:pPr>
+              <w:rPr>
+                <w:rFonts w:ascii="Arial" w:eastAsia="Arial" w:hAnsi="Arial" w:cs="Arial"/>
+                <w:sz w:val="28"/>
+                <w:szCs w:val="28"/>
+              </w:rPr>
+            </w:pPr>
+            <w:proofErr w:type="spellStart"/>
+            <w:r>
+              <w:rPr>
+                <w:rFonts w:ascii="Arial" w:eastAsia="Arial" w:hAnsi="Arial" w:cs="Arial"/>
+                <w:sz w:val="28"/>
+                <w:szCs w:val="28"/>
+                <w:lang w:val="en-US"/>
+              </w:rPr>
+              <w:t>Tailleur</w:t>
+            </w:r>
+            <w:proofErr w:type="spellEnd"/>
+            <w:r>
+              <w:rPr>
+                <w:rFonts w:ascii="Arial" w:eastAsia="Arial" w:hAnsi="Arial" w:cs="Arial"/>
+                <w:sz w:val="28"/>
+                <w:szCs w:val="28"/>
+                <w:lang w:val="en-US"/>
+              </w:rPr>
+              <w:t>, Client</w:t>
+            </w:r>
+          </w:p>
+        </w:tc>
+      </w:tr>
+      <w:tr>
+        <w:tc>
+          <w:tcPr>
+            <w:tcW w:w="1016" w:type="dxa"/>
             <w:tcBorders>
               <w:top w:val="single" w:sz="1" w:space="0" w:color="AAAAAA"/>
               <w:left w:val="single" w:sz="1" w:space="0" w:color="AAAAAA"/>
@@ -1250,15 +2000,14 @@
                 <w:bCs/>
                 <w:sz w:val="28"/>
                 <w:szCs w:val="28"/>
-                <w:lang w:val="en-US"/>
-              </w:rPr>
-              <w:t>5</w:t>
-            </w:r>
-          </w:p>
-        </w:tc>
-        <w:tc>
-          <w:tcPr>
-            <w:tcW w:w="2800" w:type="dxa"/>
+              </w:rPr>
+              <w:t>7</w:t>
+            </w:r>
+          </w:p>
+        </w:tc>
+        <w:tc>
+          <w:tcPr>
+            <w:tcW w:w="2328" w:type="dxa"/>
             <w:tcBorders>
               <w:top w:val="single" w:sz="1" w:space="0" w:color="AAAAAA"/>
               <w:left w:val="single" w:sz="1" w:space="0" w:color="AAAAAA"/>
@@ -1287,13 +2036,30 @@
                 <w:sz w:val="28"/>
                 <w:szCs w:val="28"/>
               </w:rPr>
-              <w:t>Activer la cabine d'essayage</w:t>
-            </w:r>
-          </w:p>
-        </w:tc>
-        <w:tc>
-          <w:tcPr>
-            <w:tcW w:w="5870" w:type="dxa"/>
+              <w:t xml:space="preserve">Contacter le tailleur </w:t>
+            </w:r>
+            <w:r>
+              <w:rPr>
+                <w:rFonts w:ascii="Arial" w:eastAsia="Arial" w:hAnsi="Arial" w:cs="Arial"/>
+                <w:sz w:val="28"/>
+                <w:szCs w:val="28"/>
+                <w:lang w:val="fr-FR"/>
+              </w:rPr>
+              <w:t xml:space="preserve">ou client </w:t>
+            </w:r>
+            <w:r>
+              <w:rPr>
+                <w:rFonts w:ascii="Arial" w:eastAsia="Arial" w:hAnsi="Arial" w:cs="Arial"/>
+                <w:sz w:val="28"/>
+                <w:szCs w:val="28"/>
+              </w:rPr>
+              <w:t>(messagerie)</w:t>
+            </w:r>
+          </w:p>
+        </w:tc>
+        <w:tc>
+          <w:tcPr>
+            <w:tcW w:w="3533" w:type="dxa"/>
             <w:tcBorders>
               <w:top w:val="single" w:sz="1" w:space="0" w:color="AAAAAA"/>
               <w:left w:val="single" w:sz="1" w:space="0" w:color="AAAAAA"/>
@@ -1322,7 +2088,90 @@
                 <w:sz w:val="28"/>
                 <w:szCs w:val="28"/>
               </w:rPr>
-              <w:t>Permet au Client d'activer le module de cabine d'essayage virtuelle pour prendre ses mesures et essayer des modèles.</w:t>
+              <w:t xml:space="preserve">Permet au Client </w:t>
+            </w:r>
+            <w:r>
+              <w:rPr>
+                <w:rFonts w:ascii="Arial" w:eastAsia="Arial" w:hAnsi="Arial" w:cs="Arial"/>
+                <w:sz w:val="28"/>
+                <w:szCs w:val="28"/>
+              </w:rPr>
+              <w:t>e</w:t>
+            </w:r>
+            <w:r>
+              <w:rPr>
+                <w:rFonts w:ascii="Arial" w:eastAsia="Arial" w:hAnsi="Arial" w:cs="Arial"/>
+                <w:sz w:val="28"/>
+                <w:szCs w:val="28"/>
+                <w:lang w:val="fr-FR"/>
+              </w:rPr>
+              <w:t>t</w:t>
+            </w:r>
+            <w:r>
+              <w:rPr>
+                <w:rFonts w:ascii="Arial" w:eastAsia="Arial" w:hAnsi="Arial" w:cs="Arial"/>
+                <w:sz w:val="28"/>
+                <w:szCs w:val="28"/>
+                <w:lang w:val="fr-FR"/>
+              </w:rPr>
+              <w:t xml:space="preserve"> au tailleur</w:t>
+            </w:r>
+            <w:r>
+              <w:rPr>
+                <w:rFonts w:ascii="Arial" w:eastAsia="Arial" w:hAnsi="Arial" w:cs="Arial"/>
+                <w:sz w:val="28"/>
+                <w:szCs w:val="28"/>
+              </w:rPr>
+              <w:t xml:space="preserve"> </w:t>
+            </w:r>
+            <w:r>
+              <w:rPr>
+                <w:rFonts w:ascii="Arial" w:eastAsia="Arial" w:hAnsi="Arial" w:cs="Arial"/>
+                <w:sz w:val="28"/>
+                <w:szCs w:val="28"/>
+              </w:rPr>
+              <w:t>d'envoyer un message directement au tailleur via la messagerie intégrée de la plateforme.</w:t>
+            </w:r>
+          </w:p>
+        </w:tc>
+        <w:tc>
+          <w:tcPr>
+            <w:tcW w:w="2194" w:type="dxa"/>
+            <w:tcBorders>
+              <w:top w:val="single" w:sz="1" w:space="0" w:color="AAAAAA"/>
+              <w:left w:val="single" w:sz="1" w:space="0" w:color="AAAAAA"/>
+              <w:bottom w:val="single" w:sz="1" w:space="0" w:color="AAAAAA"/>
+              <w:right w:val="single" w:sz="1" w:space="0" w:color="AAAAAA"/>
+            </w:tcBorders>
+            <w:shd w:val="clear" w:color="auto" w:fill="FFFFFF"/>
+          </w:tcPr>
+          <w:p>
+            <w:pPr>
+              <w:rPr>
+                <w:rFonts w:ascii="Arial" w:eastAsia="Arial" w:hAnsi="Arial" w:cs="Arial"/>
+                <w:sz w:val="28"/>
+                <w:szCs w:val="28"/>
+              </w:rPr>
+            </w:pPr>
+            <w:proofErr w:type="spellStart"/>
+            <w:r>
+              <w:rPr>
+                <w:rFonts w:ascii="Arial" w:eastAsia="Arial" w:hAnsi="Arial" w:cs="Arial"/>
+                <w:sz w:val="28"/>
+                <w:szCs w:val="28"/>
+                <w:lang w:val="en-US"/>
+              </w:rPr>
+              <w:t>Tailleur</w:t>
+            </w:r>
+            <w:proofErr w:type="spellEnd"/>
+            <w:r>
+              <w:rPr>
+                <w:rFonts w:ascii="Arial" w:eastAsia="Arial" w:hAnsi="Arial" w:cs="Arial"/>
+                <w:sz w:val="28"/>
+                <w:szCs w:val="28"/>
+                <w:lang w:val="en-US"/>
+              </w:rPr>
+              <w:t>, Client</w:t>
             </w:r>
           </w:p>
         </w:tc>
@@ -1330,7 +2179,7 @@
       <w:tr>
         <w:tc>
           <w:tcPr>
-            <w:tcW w:w="1000" w:type="dxa"/>
+            <w:tcW w:w="1016" w:type="dxa"/>
             <w:tcBorders>
               <w:top w:val="single" w:sz="1" w:space="0" w:color="AAAAAA"/>
               <w:left w:val="single" w:sz="1" w:space="0" w:color="AAAAAA"/>
@@ -1371,15 +2220,14 @@
                 <w:bCs/>
                 <w:sz w:val="28"/>
                 <w:szCs w:val="28"/>
-                <w:lang w:val="en-US"/>
-              </w:rPr>
-              <w:t>6</w:t>
-            </w:r>
-          </w:p>
-        </w:tc>
-        <w:tc>
-          <w:tcPr>
-            <w:tcW w:w="2800" w:type="dxa"/>
+              </w:rPr>
+              <w:t>8</w:t>
+            </w:r>
+          </w:p>
+        </w:tc>
+        <w:tc>
+          <w:tcPr>
+            <w:tcW w:w="2328" w:type="dxa"/>
             <w:tcBorders>
               <w:top w:val="single" w:sz="1" w:space="0" w:color="AAAAAA"/>
               <w:left w:val="single" w:sz="1" w:space="0" w:color="AAAAAA"/>
@@ -1408,13 +2256,13 @@
                 <w:sz w:val="28"/>
                 <w:szCs w:val="28"/>
               </w:rPr>
-              <w:t>Prise de mesures via webcam</w:t>
-            </w:r>
-          </w:p>
-        </w:tc>
-        <w:tc>
-          <w:tcPr>
-            <w:tcW w:w="5870" w:type="dxa"/>
+              <w:t>Passer une commande</w:t>
+            </w:r>
+          </w:p>
+        </w:tc>
+        <w:tc>
+          <w:tcPr>
+            <w:tcW w:w="3533" w:type="dxa"/>
             <w:tcBorders>
               <w:top w:val="single" w:sz="1" w:space="0" w:color="AAAAAA"/>
               <w:left w:val="single" w:sz="1" w:space="0" w:color="AAAAAA"/>
@@ -1443,16 +2291,80 @@
                 <w:sz w:val="28"/>
                 <w:szCs w:val="28"/>
               </w:rPr>
-              <w:t>Permet au Client d'obtenir automatiquement ses mesures corporelles via la détection IA (</w:t>
-            </w:r>
+              <w:t xml:space="preserve">Permet au Client </w:t>
+            </w:r>
+            <w:r>
+              <w:rPr>
+                <w:rFonts w:ascii="Arial" w:eastAsia="Arial" w:hAnsi="Arial" w:cs="Arial"/>
+                <w:sz w:val="28"/>
+                <w:szCs w:val="28"/>
+              </w:rPr>
+              <w:t>e</w:t>
+            </w:r>
+            <w:r>
+              <w:rPr>
+                <w:rFonts w:ascii="Arial" w:eastAsia="Arial" w:hAnsi="Arial" w:cs="Arial"/>
+                <w:sz w:val="28"/>
+                <w:szCs w:val="28"/>
+                <w:lang w:val="fr-FR"/>
+              </w:rPr>
+              <w:t>t</w:t>
+            </w:r>
+            <w:r>
+              <w:rPr>
+                <w:rFonts w:ascii="Arial" w:eastAsia="Arial" w:hAnsi="Arial" w:cs="Arial"/>
+                <w:sz w:val="28"/>
+                <w:szCs w:val="28"/>
+                <w:lang w:val="fr-FR"/>
+              </w:rPr>
+              <w:t xml:space="preserve"> au tailleur</w:t>
+            </w:r>
+            <w:r>
+              <w:rPr>
+                <w:rFonts w:ascii="Arial" w:eastAsia="Arial" w:hAnsi="Arial" w:cs="Arial"/>
+                <w:sz w:val="28"/>
+                <w:szCs w:val="28"/>
+              </w:rPr>
+              <w:t xml:space="preserve"> </w:t>
+            </w:r>
+            <w:r>
+              <w:rPr>
+                <w:rFonts w:ascii="Arial" w:eastAsia="Arial" w:hAnsi="Arial" w:cs="Arial"/>
+                <w:sz w:val="28"/>
+                <w:szCs w:val="28"/>
+              </w:rPr>
+              <w:t>de passer une commande auprès d'un tailleur en transmettant automatiquement sa fiche de mesures.</w:t>
+            </w:r>
+          </w:p>
+        </w:tc>
+        <w:tc>
+          <w:tcPr>
+            <w:tcW w:w="2194" w:type="dxa"/>
+            <w:tcBorders>
+              <w:top w:val="single" w:sz="1" w:space="0" w:color="AAAAAA"/>
+              <w:left w:val="single" w:sz="1" w:space="0" w:color="AAAAAA"/>
+              <w:bottom w:val="single" w:sz="1" w:space="0" w:color="AAAAAA"/>
+              <w:right w:val="single" w:sz="1" w:space="0" w:color="AAAAAA"/>
+            </w:tcBorders>
+            <w:shd w:val="clear" w:color="auto" w:fill="D9E2F3"/>
+          </w:tcPr>
+          <w:p>
+            <w:pPr>
+              <w:rPr>
+                <w:rFonts w:ascii="Arial" w:eastAsia="Arial" w:hAnsi="Arial" w:cs="Arial"/>
+                <w:sz w:val="28"/>
+                <w:szCs w:val="28"/>
+              </w:rPr>
+            </w:pPr>
             <w:proofErr w:type="spellStart"/>
             <w:r>
               <w:rPr>
                 <w:rFonts w:ascii="Arial" w:eastAsia="Arial" w:hAnsi="Arial" w:cs="Arial"/>
                 <w:sz w:val="28"/>
                 <w:szCs w:val="28"/>
-              </w:rPr>
-              <w:t>MediaPipe</w:t>
+                <w:lang w:val="en-US"/>
+              </w:rPr>
+              <w:t>Tailleur</w:t>
             </w:r>
             <w:proofErr w:type="spellEnd"/>
             <w:r>
@@ -1460,8 +2372,9 @@
                 <w:rFonts w:ascii="Arial" w:eastAsia="Arial" w:hAnsi="Arial" w:cs="Arial"/>
                 <w:sz w:val="28"/>
                 <w:szCs w:val="28"/>
-              </w:rPr>
-              <w:t xml:space="preserve"> Pose) en temps réel.</w:t>
+                <w:lang w:val="en-US"/>
+              </w:rPr>
+              <w:t>, Client</w:t>
             </w:r>
           </w:p>
         </w:tc>
@@ -1469,7 +2382,7 @@
       <w:tr>
         <w:tc>
           <w:tcPr>
-            <w:tcW w:w="1000" w:type="dxa"/>
+            <w:tcW w:w="1016" w:type="dxa"/>
             <w:tcBorders>
               <w:top w:val="single" w:sz="1" w:space="0" w:color="AAAAAA"/>
               <w:left w:val="single" w:sz="1" w:space="0" w:color="AAAAAA"/>
@@ -1510,15 +2423,14 @@
                 <w:bCs/>
                 <w:sz w:val="28"/>
                 <w:szCs w:val="28"/>
-                <w:lang w:val="en-US"/>
-              </w:rPr>
-              <w:t>7</w:t>
-            </w:r>
-          </w:p>
-        </w:tc>
-        <w:tc>
-          <w:tcPr>
-            <w:tcW w:w="2800" w:type="dxa"/>
+              </w:rPr>
+              <w:t>9</w:t>
+            </w:r>
+          </w:p>
+        </w:tc>
+        <w:tc>
+          <w:tcPr>
+            <w:tcW w:w="2328" w:type="dxa"/>
             <w:tcBorders>
               <w:top w:val="single" w:sz="1" w:space="0" w:color="AAAAAA"/>
               <w:left w:val="single" w:sz="1" w:space="0" w:color="AAAAAA"/>
@@ -1539,31 +2451,22 @@
               <w:rPr>
                 <w:sz w:val="28"/>
                 <w:szCs w:val="28"/>
-              </w:rPr>
-            </w:pPr>
-            <w:proofErr w:type="spellStart"/>
-            <w:r>
-              <w:rPr>
-                <w:rFonts w:ascii="Arial" w:eastAsia="Arial" w:hAnsi="Arial" w:cs="Arial"/>
-                <w:sz w:val="28"/>
-                <w:szCs w:val="28"/>
-              </w:rPr>
-              <w:t>Upload</w:t>
-            </w:r>
-            <w:proofErr w:type="spellEnd"/>
-            <w:r>
-              <w:rPr>
-                <w:rFonts w:ascii="Arial" w:eastAsia="Arial" w:hAnsi="Arial" w:cs="Arial"/>
-                <w:sz w:val="28"/>
-                <w:szCs w:val="28"/>
-              </w:rPr>
-              <w:t xml:space="preserve"> photos (mode dégradé)</w:t>
-            </w:r>
-          </w:p>
-        </w:tc>
-        <w:tc>
-          <w:tcPr>
-            <w:tcW w:w="5870" w:type="dxa"/>
+                <w:lang w:val="fr-FR"/>
+              </w:rPr>
+            </w:pPr>
+            <w:r>
+              <w:rPr>
+                <w:rFonts w:ascii="Arial" w:eastAsia="Arial" w:hAnsi="Arial" w:cs="Arial"/>
+                <w:sz w:val="28"/>
+                <w:szCs w:val="28"/>
+              </w:rPr>
+              <w:t xml:space="preserve">Suivre l'avancement </w:t>
+            </w:r>
+          </w:p>
+        </w:tc>
+        <w:tc>
+          <w:tcPr>
+            <w:tcW w:w="3533" w:type="dxa"/>
             <w:tcBorders>
               <w:top w:val="single" w:sz="1" w:space="0" w:color="AAAAAA"/>
               <w:left w:val="single" w:sz="1" w:space="0" w:color="AAAAAA"/>
@@ -1592,7 +2495,90 @@
                 <w:sz w:val="28"/>
                 <w:szCs w:val="28"/>
               </w:rPr>
-              <w:t>Permet au Client sans caméra de téléverser deux photos guidées afin que l'IA extraie ses mesures corporelles.</w:t>
+              <w:t xml:space="preserve">Permet au Client </w:t>
+            </w:r>
+            <w:r>
+              <w:rPr>
+                <w:rFonts w:ascii="Arial" w:eastAsia="Arial" w:hAnsi="Arial" w:cs="Arial"/>
+                <w:sz w:val="28"/>
+                <w:szCs w:val="28"/>
+              </w:rPr>
+              <w:t>e</w:t>
+            </w:r>
+            <w:r>
+              <w:rPr>
+                <w:rFonts w:ascii="Arial" w:eastAsia="Arial" w:hAnsi="Arial" w:cs="Arial"/>
+                <w:sz w:val="28"/>
+                <w:szCs w:val="28"/>
+                <w:lang w:val="fr-FR"/>
+              </w:rPr>
+              <w:t>t</w:t>
+            </w:r>
+            <w:r>
+              <w:rPr>
+                <w:rFonts w:ascii="Arial" w:eastAsia="Arial" w:hAnsi="Arial" w:cs="Arial"/>
+                <w:sz w:val="28"/>
+                <w:szCs w:val="28"/>
+                <w:lang w:val="fr-FR"/>
+              </w:rPr>
+              <w:t xml:space="preserve"> au tailleur</w:t>
+            </w:r>
+            <w:r>
+              <w:rPr>
+                <w:rFonts w:ascii="Arial" w:eastAsia="Arial" w:hAnsi="Arial" w:cs="Arial"/>
+                <w:sz w:val="28"/>
+                <w:szCs w:val="28"/>
+              </w:rPr>
+              <w:t xml:space="preserve"> </w:t>
+            </w:r>
+            <w:r>
+              <w:rPr>
+                <w:rFonts w:ascii="Arial" w:eastAsia="Arial" w:hAnsi="Arial" w:cs="Arial"/>
+                <w:sz w:val="28"/>
+                <w:szCs w:val="28"/>
+              </w:rPr>
+              <w:t>de suivre en temps réel le statut de sa commande et de recevoir des notifications à chaque étape.</w:t>
+            </w:r>
+          </w:p>
+        </w:tc>
+        <w:tc>
+          <w:tcPr>
+            <w:tcW w:w="2194" w:type="dxa"/>
+            <w:tcBorders>
+              <w:top w:val="single" w:sz="1" w:space="0" w:color="AAAAAA"/>
+              <w:left w:val="single" w:sz="1" w:space="0" w:color="AAAAAA"/>
+              <w:bottom w:val="single" w:sz="1" w:space="0" w:color="AAAAAA"/>
+              <w:right w:val="single" w:sz="1" w:space="0" w:color="AAAAAA"/>
+            </w:tcBorders>
+            <w:shd w:val="clear" w:color="auto" w:fill="FFFFFF"/>
+          </w:tcPr>
+          <w:p>
+            <w:pPr>
+              <w:rPr>
+                <w:rFonts w:ascii="Arial" w:eastAsia="Arial" w:hAnsi="Arial" w:cs="Arial"/>
+                <w:sz w:val="28"/>
+                <w:szCs w:val="28"/>
+              </w:rPr>
+            </w:pPr>
+            <w:proofErr w:type="spellStart"/>
+            <w:r>
+              <w:rPr>
+                <w:rFonts w:ascii="Arial" w:eastAsia="Arial" w:hAnsi="Arial" w:cs="Arial"/>
+                <w:sz w:val="28"/>
+                <w:szCs w:val="28"/>
+                <w:lang w:val="en-US"/>
+              </w:rPr>
+              <w:t>Tailleur</w:t>
+            </w:r>
+            <w:proofErr w:type="spellEnd"/>
+            <w:r>
+              <w:rPr>
+                <w:rFonts w:ascii="Arial" w:eastAsia="Arial" w:hAnsi="Arial" w:cs="Arial"/>
+                <w:sz w:val="28"/>
+                <w:szCs w:val="28"/>
+                <w:lang w:val="en-US"/>
+              </w:rPr>
+              <w:t>, Client</w:t>
             </w:r>
           </w:p>
         </w:tc>
@@ -1600,7 +2586,356 @@
       <w:tr>
         <w:tc>
           <w:tcPr>
-            <w:tcW w:w="1000" w:type="dxa"/>
+            <w:tcW w:w="1016" w:type="dxa"/>
+            <w:tcBorders>
+              <w:top w:val="single" w:sz="1" w:space="0" w:color="AAAAAA"/>
+              <w:left w:val="single" w:sz="1" w:space="0" w:color="AAAAAA"/>
+              <w:bottom w:val="single" w:sz="1" w:space="0" w:color="AAAAAA"/>
+              <w:right w:val="single" w:sz="1" w:space="0" w:color="AAAAAA"/>
+            </w:tcBorders>
+            <w:shd w:val="clear" w:color="auto" w:fill="D9E2F3" w:themeFill="accent1" w:themeFillTint="33"/>
+            <w:tcMar>
+              <w:top w:w="80" w:type="dxa"/>
+              <w:left w:w="150" w:type="dxa"/>
+              <w:bottom w:w="80" w:type="dxa"/>
+              <w:right w:w="150" w:type="dxa"/>
+            </w:tcMar>
+            <w:vAlign w:val="center"/>
+          </w:tcPr>
+          <w:p>
+            <w:pPr>
+              <w:rPr>
+                <w:rFonts w:ascii="Arial" w:eastAsia="Arial" w:hAnsi="Arial" w:cs="Arial"/>
+                <w:b/>
+                <w:bCs/>
+                <w:sz w:val="28"/>
+                <w:szCs w:val="28"/>
+              </w:rPr>
+            </w:pPr>
+            <w:r>
+              <w:rPr>
+                <w:rFonts w:ascii="Arial" w:eastAsia="Arial" w:hAnsi="Arial" w:cs="Arial"/>
+                <w:b/>
+                <w:bCs/>
+                <w:sz w:val="28"/>
+                <w:szCs w:val="28"/>
+              </w:rPr>
+              <w:t>CU</w:t>
+            </w:r>
+            <w:r>
+              <w:rPr>
+                <w:rFonts w:ascii="Arial" w:eastAsia="Arial" w:hAnsi="Arial" w:cs="Arial"/>
+                <w:b/>
+                <w:bCs/>
+                <w:sz w:val="28"/>
+                <w:szCs w:val="28"/>
+                <w:lang w:val="en-US"/>
+              </w:rPr>
+              <w:t>1</w:t>
+            </w:r>
+            <w:r>
+              <w:rPr>
+                <w:rFonts w:ascii="Arial" w:eastAsia="Arial" w:hAnsi="Arial" w:cs="Arial"/>
+                <w:b/>
+                <w:bCs/>
+                <w:sz w:val="28"/>
+                <w:szCs w:val="28"/>
+                <w:lang w:val="en-US"/>
+              </w:rPr>
+              <w:t>0</w:t>
+            </w:r>
+          </w:p>
+        </w:tc>
+        <w:tc>
+          <w:tcPr>
+            <w:tcW w:w="2328" w:type="dxa"/>
+            <w:tcBorders>
+              <w:top w:val="single" w:sz="1" w:space="0" w:color="AAAAAA"/>
+              <w:left w:val="single" w:sz="1" w:space="0" w:color="AAAAAA"/>
+              <w:bottom w:val="single" w:sz="1" w:space="0" w:color="AAAAAA"/>
+              <w:right w:val="single" w:sz="1" w:space="0" w:color="AAAAAA"/>
+            </w:tcBorders>
+            <w:shd w:val="clear" w:color="auto" w:fill="D9E2F3" w:themeFill="accent1" w:themeFillTint="33"/>
+            <w:tcMar>
+              <w:top w:w="80" w:type="dxa"/>
+              <w:left w:w="150" w:type="dxa"/>
+              <w:bottom w:w="80" w:type="dxa"/>
+              <w:right w:w="150" w:type="dxa"/>
+            </w:tcMar>
+            <w:vAlign w:val="center"/>
+          </w:tcPr>
+          <w:p>
+            <w:pPr>
+              <w:rPr>
+                <w:rFonts w:ascii="Arial" w:eastAsia="Arial" w:hAnsi="Arial" w:cs="Arial"/>
+                <w:sz w:val="28"/>
+                <w:szCs w:val="28"/>
+              </w:rPr>
+            </w:pPr>
+            <w:r>
+              <w:rPr>
+                <w:rFonts w:ascii="Arial" w:eastAsia="Arial" w:hAnsi="Arial" w:cs="Arial"/>
+                <w:sz w:val="28"/>
+                <w:szCs w:val="28"/>
+              </w:rPr>
+              <w:t>Laisser un avis / notation</w:t>
+            </w:r>
+          </w:p>
+        </w:tc>
+        <w:tc>
+          <w:tcPr>
+            <w:tcW w:w="3533" w:type="dxa"/>
+            <w:tcBorders>
+              <w:top w:val="single" w:sz="1" w:space="0" w:color="AAAAAA"/>
+              <w:left w:val="single" w:sz="1" w:space="0" w:color="AAAAAA"/>
+              <w:bottom w:val="single" w:sz="1" w:space="0" w:color="AAAAAA"/>
+              <w:right w:val="single" w:sz="1" w:space="0" w:color="AAAAAA"/>
+            </w:tcBorders>
+            <w:shd w:val="clear" w:color="auto" w:fill="D9E2F3" w:themeFill="accent1" w:themeFillTint="33"/>
+            <w:tcMar>
+              <w:top w:w="80" w:type="dxa"/>
+              <w:left w:w="150" w:type="dxa"/>
+              <w:bottom w:w="80" w:type="dxa"/>
+              <w:right w:w="150" w:type="dxa"/>
+            </w:tcMar>
+            <w:vAlign w:val="center"/>
+          </w:tcPr>
+          <w:p>
+            <w:pPr>
+              <w:rPr>
+                <w:rFonts w:ascii="Arial" w:eastAsia="Arial" w:hAnsi="Arial" w:cs="Arial"/>
+                <w:sz w:val="28"/>
+                <w:szCs w:val="28"/>
+              </w:rPr>
+            </w:pPr>
+            <w:r>
+              <w:rPr>
+                <w:rFonts w:ascii="Arial" w:eastAsia="Arial" w:hAnsi="Arial" w:cs="Arial"/>
+                <w:sz w:val="28"/>
+                <w:szCs w:val="28"/>
+              </w:rPr>
+              <w:t xml:space="preserve">Permet au Client de noter et de commenter le service d'un tailleur après </w:t>
+            </w:r>
+            <w:r>
+              <w:rPr>
+                <w:rFonts w:ascii="Arial" w:eastAsia="Arial" w:hAnsi="Arial" w:cs="Arial"/>
+                <w:sz w:val="28"/>
+                <w:szCs w:val="28"/>
+              </w:rPr>
+              <w:lastRenderedPageBreak/>
+              <w:t>réception de sa commande.</w:t>
+            </w:r>
+          </w:p>
+        </w:tc>
+        <w:tc>
+          <w:tcPr>
+            <w:tcW w:w="2194" w:type="dxa"/>
+            <w:tcBorders>
+              <w:top w:val="single" w:sz="1" w:space="0" w:color="AAAAAA"/>
+              <w:left w:val="single" w:sz="1" w:space="0" w:color="AAAAAA"/>
+              <w:bottom w:val="single" w:sz="1" w:space="0" w:color="AAAAAA"/>
+              <w:right w:val="single" w:sz="1" w:space="0" w:color="AAAAAA"/>
+            </w:tcBorders>
+            <w:shd w:val="clear" w:color="auto" w:fill="D9E2F3" w:themeFill="accent1" w:themeFillTint="33"/>
+          </w:tcPr>
+          <w:p>
+            <w:pPr>
+              <w:rPr>
+                <w:rFonts w:ascii="Arial" w:eastAsia="Arial" w:hAnsi="Arial" w:cs="Arial"/>
+                <w:sz w:val="28"/>
+                <w:szCs w:val="28"/>
+              </w:rPr>
+            </w:pPr>
+            <w:proofErr w:type="spellStart"/>
+            <w:r>
+              <w:rPr>
+                <w:rFonts w:ascii="Arial" w:eastAsia="Arial" w:hAnsi="Arial" w:cs="Arial"/>
+                <w:sz w:val="28"/>
+                <w:szCs w:val="28"/>
+                <w:lang w:val="en-US"/>
+              </w:rPr>
+              <w:lastRenderedPageBreak/>
+              <w:t>Tailleur</w:t>
+            </w:r>
+            <w:proofErr w:type="spellEnd"/>
+            <w:r>
+              <w:rPr>
+                <w:rFonts w:ascii="Arial" w:eastAsia="Arial" w:hAnsi="Arial" w:cs="Arial"/>
+                <w:sz w:val="28"/>
+                <w:szCs w:val="28"/>
+                <w:lang w:val="en-US"/>
+              </w:rPr>
+              <w:t>, Client</w:t>
+            </w:r>
+          </w:p>
+        </w:tc>
+      </w:tr>
+      <w:tr>
+        <w:tc>
+          <w:tcPr>
+            <w:tcW w:w="1016" w:type="dxa"/>
+            <w:tcBorders>
+              <w:top w:val="single" w:sz="1" w:space="0" w:color="AAAAAA"/>
+              <w:left w:val="single" w:sz="1" w:space="0" w:color="AAAAAA"/>
+              <w:bottom w:val="single" w:sz="1" w:space="0" w:color="AAAAAA"/>
+              <w:right w:val="single" w:sz="1" w:space="0" w:color="AAAAAA"/>
+            </w:tcBorders>
+            <w:shd w:val="clear" w:color="auto" w:fill="FFFFFF"/>
+            <w:tcMar>
+              <w:top w:w="80" w:type="dxa"/>
+              <w:left w:w="150" w:type="dxa"/>
+              <w:bottom w:w="80" w:type="dxa"/>
+              <w:right w:w="150" w:type="dxa"/>
+            </w:tcMar>
+            <w:vAlign w:val="center"/>
+          </w:tcPr>
+          <w:p>
+            <w:pPr>
+              <w:rPr>
+                <w:sz w:val="28"/>
+                <w:szCs w:val="28"/>
+                <w:lang w:val="en-US"/>
+              </w:rPr>
+            </w:pPr>
+            <w:r>
+              <w:rPr>
+                <w:rFonts w:ascii="Arial" w:eastAsia="Arial" w:hAnsi="Arial" w:cs="Arial"/>
+                <w:b/>
+                <w:bCs/>
+                <w:sz w:val="28"/>
+                <w:szCs w:val="28"/>
+              </w:rPr>
+              <w:t>CU</w:t>
+            </w:r>
+            <w:r>
+              <w:rPr>
+                <w:rFonts w:ascii="Arial" w:eastAsia="Arial" w:hAnsi="Arial" w:cs="Arial"/>
+                <w:b/>
+                <w:bCs/>
+                <w:sz w:val="28"/>
+                <w:szCs w:val="28"/>
+                <w:lang w:val="en-US"/>
+              </w:rPr>
+              <w:t>11</w:t>
+            </w:r>
+          </w:p>
+        </w:tc>
+        <w:tc>
+          <w:tcPr>
+            <w:tcW w:w="2328" w:type="dxa"/>
+            <w:tcBorders>
+              <w:top w:val="single" w:sz="1" w:space="0" w:color="AAAAAA"/>
+              <w:left w:val="single" w:sz="1" w:space="0" w:color="AAAAAA"/>
+              <w:bottom w:val="single" w:sz="1" w:space="0" w:color="AAAAAA"/>
+              <w:right w:val="single" w:sz="1" w:space="0" w:color="AAAAAA"/>
+            </w:tcBorders>
+            <w:shd w:val="clear" w:color="auto" w:fill="FFFFFF"/>
+            <w:tcMar>
+              <w:top w:w="80" w:type="dxa"/>
+              <w:left w:w="150" w:type="dxa"/>
+              <w:bottom w:w="80" w:type="dxa"/>
+              <w:right w:w="150" w:type="dxa"/>
+            </w:tcMar>
+            <w:vAlign w:val="center"/>
+          </w:tcPr>
+          <w:p>
+            <w:pPr>
+              <w:rPr>
+                <w:sz w:val="28"/>
+                <w:szCs w:val="28"/>
+              </w:rPr>
+            </w:pPr>
+            <w:r>
+              <w:rPr>
+                <w:rFonts w:ascii="Arial" w:eastAsia="Arial" w:hAnsi="Arial" w:cs="Arial"/>
+                <w:sz w:val="28"/>
+                <w:szCs w:val="28"/>
+              </w:rPr>
+              <w:t>Créer / Modifier son profil</w:t>
+            </w:r>
+          </w:p>
+        </w:tc>
+        <w:tc>
+          <w:tcPr>
+            <w:tcW w:w="3533" w:type="dxa"/>
+            <w:tcBorders>
+              <w:top w:val="single" w:sz="1" w:space="0" w:color="AAAAAA"/>
+              <w:left w:val="single" w:sz="1" w:space="0" w:color="AAAAAA"/>
+              <w:bottom w:val="single" w:sz="1" w:space="0" w:color="AAAAAA"/>
+              <w:right w:val="single" w:sz="1" w:space="0" w:color="AAAAAA"/>
+            </w:tcBorders>
+            <w:shd w:val="clear" w:color="auto" w:fill="FFFFFF"/>
+            <w:tcMar>
+              <w:top w:w="80" w:type="dxa"/>
+              <w:left w:w="150" w:type="dxa"/>
+              <w:bottom w:w="80" w:type="dxa"/>
+              <w:right w:w="150" w:type="dxa"/>
+            </w:tcMar>
+            <w:vAlign w:val="center"/>
+          </w:tcPr>
+          <w:p>
+            <w:pPr>
+              <w:rPr>
+                <w:sz w:val="28"/>
+                <w:szCs w:val="28"/>
+              </w:rPr>
+            </w:pPr>
+            <w:r>
+              <w:rPr>
+                <w:rFonts w:ascii="Arial" w:eastAsia="Arial" w:hAnsi="Arial" w:cs="Arial"/>
+                <w:sz w:val="28"/>
+                <w:szCs w:val="28"/>
+              </w:rPr>
+              <w:t>Permet au Tailleur de renseigner et mettre à jour les informations de son atelier (nom, localisation, spécialités, tarifs, portfolio).</w:t>
+            </w:r>
+          </w:p>
+        </w:tc>
+        <w:tc>
+          <w:tcPr>
+            <w:tcW w:w="2194" w:type="dxa"/>
+            <w:tcBorders>
+              <w:top w:val="single" w:sz="1" w:space="0" w:color="AAAAAA"/>
+              <w:left w:val="single" w:sz="1" w:space="0" w:color="AAAAAA"/>
+              <w:bottom w:val="single" w:sz="1" w:space="0" w:color="AAAAAA"/>
+              <w:right w:val="single" w:sz="1" w:space="0" w:color="AAAAAA"/>
+            </w:tcBorders>
+            <w:shd w:val="clear" w:color="auto" w:fill="FFFFFF"/>
+          </w:tcPr>
+          <w:p>
+            <w:pPr>
+              <w:rPr>
+                <w:rFonts w:ascii="Arial" w:eastAsia="Arial" w:hAnsi="Arial" w:cs="Arial"/>
+                <w:sz w:val="28"/>
+                <w:szCs w:val="28"/>
+              </w:rPr>
+            </w:pPr>
+            <w:proofErr w:type="spellStart"/>
+            <w:r>
+              <w:rPr>
+                <w:rFonts w:ascii="Arial" w:eastAsia="Arial" w:hAnsi="Arial" w:cs="Arial"/>
+                <w:sz w:val="28"/>
+                <w:szCs w:val="28"/>
+                <w:lang w:val="en-US"/>
+              </w:rPr>
+              <w:t>Tailleu</w:t>
+            </w:r>
+            <w:r>
+              <w:rPr>
+                <w:rFonts w:ascii="Arial" w:eastAsia="Arial" w:hAnsi="Arial" w:cs="Arial"/>
+                <w:sz w:val="28"/>
+                <w:szCs w:val="28"/>
+                <w:lang w:val="en-US"/>
+              </w:rPr>
+              <w:t>r</w:t>
+            </w:r>
+            <w:proofErr w:type="spellEnd"/>
+          </w:p>
+        </w:tc>
+      </w:tr>
+      <w:tr>
+        <w:tc>
+          <w:tcPr>
+            <w:tcW w:w="1016" w:type="dxa"/>
             <w:tcBorders>
               <w:top w:val="single" w:sz="1" w:space="0" w:color="AAAAAA"/>
               <w:left w:val="single" w:sz="1" w:space="0" w:color="AAAAAA"/>
@@ -1632,7 +2967,6 @@
                 <w:sz w:val="28"/>
                 <w:szCs w:val="28"/>
               </w:rPr>
-              <w:lastRenderedPageBreak/>
               <w:t>CU</w:t>
             </w:r>
             <w:r>
@@ -1644,13 +2978,13 @@
                 <w:szCs w:val="28"/>
                 <w:lang w:val="en-US"/>
               </w:rPr>
-              <w:t>8</w:t>
-            </w:r>
-          </w:p>
-        </w:tc>
-        <w:tc>
-          <w:tcPr>
-            <w:tcW w:w="2800" w:type="dxa"/>
+              <w:t>12</w:t>
+            </w:r>
+          </w:p>
+        </w:tc>
+        <w:tc>
+          <w:tcPr>
+            <w:tcW w:w="2328" w:type="dxa"/>
             <w:tcBorders>
               <w:top w:val="single" w:sz="1" w:space="0" w:color="AAAAAA"/>
               <w:left w:val="single" w:sz="1" w:space="0" w:color="AAAAAA"/>
@@ -1679,13 +3013,13 @@
                 <w:sz w:val="28"/>
                 <w:szCs w:val="28"/>
               </w:rPr>
-              <w:t>Essayer un modèle en live</w:t>
-            </w:r>
-          </w:p>
-        </w:tc>
-        <w:tc>
-          <w:tcPr>
-            <w:tcW w:w="5870" w:type="dxa"/>
+              <w:t>Publier un modèle de vêtement</w:t>
+            </w:r>
+          </w:p>
+        </w:tc>
+        <w:tc>
+          <w:tcPr>
+            <w:tcW w:w="3533" w:type="dxa"/>
             <w:tcBorders>
               <w:top w:val="single" w:sz="1" w:space="0" w:color="AAAAAA"/>
               <w:left w:val="single" w:sz="1" w:space="0" w:color="AAAAAA"/>
@@ -1714,15 +3048,47 @@
                 <w:sz w:val="28"/>
                 <w:szCs w:val="28"/>
               </w:rPr>
-              <w:t>Permet au Client de visualiser un modèle 3D du tailleur superposé sur son corps en temps réel et de naviguer par gestes.</w:t>
-            </w:r>
+              <w:t>Permet au Tailleur d'ajouter un nouveau modèle à son catalogue, avec photos, prix, options tissu et modèle 3D associé.</w:t>
+            </w:r>
+          </w:p>
+        </w:tc>
+        <w:tc>
+          <w:tcPr>
+            <w:tcW w:w="2194" w:type="dxa"/>
+            <w:tcBorders>
+              <w:top w:val="single" w:sz="1" w:space="0" w:color="AAAAAA"/>
+              <w:left w:val="single" w:sz="1" w:space="0" w:color="AAAAAA"/>
+              <w:bottom w:val="single" w:sz="1" w:space="0" w:color="AAAAAA"/>
+              <w:right w:val="single" w:sz="1" w:space="0" w:color="AAAAAA"/>
+            </w:tcBorders>
+            <w:shd w:val="clear" w:color="auto" w:fill="D9E2F3"/>
+          </w:tcPr>
+          <w:p>
+            <w:pPr>
+              <w:rPr>
+                <w:rFonts w:ascii="Arial" w:eastAsia="Arial" w:hAnsi="Arial" w:cs="Arial"/>
+                <w:sz w:val="28"/>
+                <w:szCs w:val="28"/>
+              </w:rPr>
+            </w:pPr>
+            <w:proofErr w:type="spellStart"/>
+            <w:r>
+              <w:rPr>
+                <w:rFonts w:ascii="Arial" w:eastAsia="Arial" w:hAnsi="Arial" w:cs="Arial"/>
+                <w:sz w:val="28"/>
+                <w:szCs w:val="28"/>
+                <w:lang w:val="en-US"/>
+              </w:rPr>
+              <w:t>Tailleur</w:t>
+            </w:r>
+            <w:proofErr w:type="spellEnd"/>
           </w:p>
         </w:tc>
       </w:tr>
       <w:tr>
         <w:tc>
           <w:tcPr>
-            <w:tcW w:w="1000" w:type="dxa"/>
+            <w:tcW w:w="1016" w:type="dxa"/>
             <w:tcBorders>
               <w:top w:val="single" w:sz="1" w:space="0" w:color="AAAAAA"/>
               <w:left w:val="single" w:sz="1" w:space="0" w:color="AAAAAA"/>
@@ -1765,13 +3131,13 @@
                 <w:szCs w:val="28"/>
                 <w:lang w:val="en-US"/>
               </w:rPr>
-              <w:t>9</w:t>
-            </w:r>
-          </w:p>
-        </w:tc>
-        <w:tc>
-          <w:tcPr>
-            <w:tcW w:w="2800" w:type="dxa"/>
+              <w:t>13</w:t>
+            </w:r>
+          </w:p>
+        </w:tc>
+        <w:tc>
+          <w:tcPr>
+            <w:tcW w:w="2328" w:type="dxa"/>
             <w:tcBorders>
               <w:top w:val="single" w:sz="1" w:space="0" w:color="AAAAAA"/>
               <w:left w:val="single" w:sz="1" w:space="0" w:color="AAAAAA"/>
@@ -1800,13 +3166,13 @@
                 <w:sz w:val="28"/>
                 <w:szCs w:val="28"/>
               </w:rPr>
-              <w:t>Contacter le tailleur (messagerie)</w:t>
-            </w:r>
-          </w:p>
-        </w:tc>
-        <w:tc>
-          <w:tcPr>
-            <w:tcW w:w="5870" w:type="dxa"/>
+              <w:t>Accepter / Refuser une commande</w:t>
+            </w:r>
+          </w:p>
+        </w:tc>
+        <w:tc>
+          <w:tcPr>
+            <w:tcW w:w="3533" w:type="dxa"/>
             <w:tcBorders>
               <w:top w:val="single" w:sz="1" w:space="0" w:color="AAAAAA"/>
               <w:left w:val="single" w:sz="1" w:space="0" w:color="AAAAAA"/>
@@ -1835,15 +3201,47 @@
                 <w:sz w:val="28"/>
                 <w:szCs w:val="28"/>
               </w:rPr>
-              <w:t>Permet au Client d'envoyer un message directement au tailleur via la messagerie intégrée de la plateforme.</w:t>
-            </w:r>
+              <w:t>Permet au Tailleur d'accepter ou de refuser une commande dans un délai de 24 heures.</w:t>
+            </w:r>
+          </w:p>
+        </w:tc>
+        <w:tc>
+          <w:tcPr>
+            <w:tcW w:w="2194" w:type="dxa"/>
+            <w:tcBorders>
+              <w:top w:val="single" w:sz="1" w:space="0" w:color="AAAAAA"/>
+              <w:left w:val="single" w:sz="1" w:space="0" w:color="AAAAAA"/>
+              <w:bottom w:val="single" w:sz="1" w:space="0" w:color="AAAAAA"/>
+              <w:right w:val="single" w:sz="1" w:space="0" w:color="AAAAAA"/>
+            </w:tcBorders>
+            <w:shd w:val="clear" w:color="auto" w:fill="FFFFFF"/>
+          </w:tcPr>
+          <w:p>
+            <w:pPr>
+              <w:rPr>
+                <w:rFonts w:ascii="Arial" w:eastAsia="Arial" w:hAnsi="Arial" w:cs="Arial"/>
+                <w:sz w:val="28"/>
+                <w:szCs w:val="28"/>
+              </w:rPr>
+            </w:pPr>
+            <w:proofErr w:type="spellStart"/>
+            <w:r>
+              <w:rPr>
+                <w:rFonts w:ascii="Arial" w:eastAsia="Arial" w:hAnsi="Arial" w:cs="Arial"/>
+                <w:sz w:val="28"/>
+                <w:szCs w:val="28"/>
+                <w:lang w:val="en-US"/>
+              </w:rPr>
+              <w:t>Tailleur</w:t>
+            </w:r>
+            <w:proofErr w:type="spellEnd"/>
           </w:p>
         </w:tc>
       </w:tr>
       <w:tr>
         <w:tc>
           <w:tcPr>
-            <w:tcW w:w="1000" w:type="dxa"/>
+            <w:tcW w:w="1016" w:type="dxa"/>
             <w:tcBorders>
               <w:top w:val="single" w:sz="1" w:space="0" w:color="AAAAAA"/>
               <w:left w:val="single" w:sz="1" w:space="0" w:color="AAAAAA"/>
@@ -1864,7 +3262,6 @@
               <w:rPr>
                 <w:sz w:val="28"/>
                 <w:szCs w:val="28"/>
-                <w:lang w:val="en-US"/>
               </w:rPr>
             </w:pPr>
             <w:r>
@@ -1886,13 +3283,13 @@
                 <w:szCs w:val="28"/>
                 <w:lang w:val="en-US"/>
               </w:rPr>
-              <w:t>10</w:t>
-            </w:r>
-          </w:p>
-        </w:tc>
-        <w:tc>
-          <w:tcPr>
-            <w:tcW w:w="2800" w:type="dxa"/>
+              <w:t>14</w:t>
+            </w:r>
+          </w:p>
+        </w:tc>
+        <w:tc>
+          <w:tcPr>
+            <w:tcW w:w="2328" w:type="dxa"/>
             <w:tcBorders>
               <w:top w:val="single" w:sz="1" w:space="0" w:color="AAAAAA"/>
               <w:left w:val="single" w:sz="1" w:space="0" w:color="AAAAAA"/>
@@ -1921,13 +3318,13 @@
                 <w:sz w:val="28"/>
                 <w:szCs w:val="28"/>
               </w:rPr>
-              <w:t>Passer une commande</w:t>
-            </w:r>
-          </w:p>
-        </w:tc>
-        <w:tc>
-          <w:tcPr>
-            <w:tcW w:w="5870" w:type="dxa"/>
+              <w:t>Mettre à jour le statut commande</w:t>
+            </w:r>
+          </w:p>
+        </w:tc>
+        <w:tc>
+          <w:tcPr>
+            <w:tcW w:w="3533" w:type="dxa"/>
             <w:tcBorders>
               <w:top w:val="single" w:sz="1" w:space="0" w:color="AAAAAA"/>
               <w:left w:val="single" w:sz="1" w:space="0" w:color="AAAAAA"/>
@@ -1948,145 +3345,56 @@
               <w:rPr>
                 <w:sz w:val="28"/>
                 <w:szCs w:val="28"/>
-              </w:rPr>
-            </w:pPr>
-            <w:r>
-              <w:rPr>
-                <w:rFonts w:ascii="Arial" w:eastAsia="Arial" w:hAnsi="Arial" w:cs="Arial"/>
-                <w:sz w:val="28"/>
-                <w:szCs w:val="28"/>
-              </w:rPr>
-              <w:t>Permet au Client de passer une commande auprès d'un tailleur en transmettant automatiquement sa fiche de mesures.</w:t>
-            </w:r>
+                <w:lang w:val="fr-FR"/>
+              </w:rPr>
+            </w:pPr>
+            <w:r>
+              <w:rPr>
+                <w:rFonts w:ascii="Arial" w:eastAsia="Arial" w:hAnsi="Arial" w:cs="Arial"/>
+                <w:sz w:val="28"/>
+                <w:szCs w:val="28"/>
+              </w:rPr>
+              <w:t>Permet au Tailleur de faire évoluer le statut d'avancement d'une commande en temps réel (en cours, prêt, livré…).</w:t>
+            </w:r>
+          </w:p>
+        </w:tc>
+        <w:tc>
+          <w:tcPr>
+            <w:tcW w:w="2194" w:type="dxa"/>
+            <w:tcBorders>
+              <w:top w:val="single" w:sz="1" w:space="0" w:color="AAAAAA"/>
+              <w:left w:val="single" w:sz="1" w:space="0" w:color="AAAAAA"/>
+              <w:bottom w:val="single" w:sz="1" w:space="0" w:color="AAAAAA"/>
+              <w:right w:val="single" w:sz="1" w:space="0" w:color="AAAAAA"/>
+            </w:tcBorders>
+            <w:shd w:val="clear" w:color="auto" w:fill="D9E2F3"/>
+          </w:tcPr>
+          <w:p>
+            <w:pPr>
+              <w:rPr>
+                <w:rFonts w:ascii="Arial" w:eastAsia="Arial" w:hAnsi="Arial" w:cs="Arial"/>
+                <w:sz w:val="28"/>
+                <w:szCs w:val="28"/>
+              </w:rPr>
+            </w:pPr>
+            <w:proofErr w:type="spellStart"/>
+            <w:r>
+              <w:rPr>
+                <w:rFonts w:ascii="Arial" w:eastAsia="Arial" w:hAnsi="Arial" w:cs="Arial"/>
+                <w:sz w:val="28"/>
+                <w:szCs w:val="28"/>
+                <w:lang w:val="en-US"/>
+              </w:rPr>
+              <w:t>Tailleur</w:t>
+            </w:r>
+            <w:proofErr w:type="spellEnd"/>
           </w:p>
         </w:tc>
       </w:tr>
       <w:tr>
         <w:tc>
           <w:tcPr>
-            <w:tcW w:w="1000" w:type="dxa"/>
-            <w:tcBorders>
-              <w:top w:val="single" w:sz="1" w:space="0" w:color="AAAAAA"/>
-              <w:left w:val="single" w:sz="1" w:space="0" w:color="AAAAAA"/>
-              <w:bottom w:val="single" w:sz="1" w:space="0" w:color="AAAAAA"/>
-              <w:right w:val="single" w:sz="1" w:space="0" w:color="AAAAAA"/>
-            </w:tcBorders>
-            <w:shd w:val="clear" w:color="auto" w:fill="FFFFFF"/>
-            <w:tcMar>
-              <w:top w:w="80" w:type="dxa"/>
-              <w:left w:w="150" w:type="dxa"/>
-              <w:bottom w:w="80" w:type="dxa"/>
-              <w:right w:w="150" w:type="dxa"/>
-            </w:tcMar>
-            <w:vAlign w:val="center"/>
-          </w:tcPr>
-          <w:p>
-            <w:pPr>
-              <w:rPr>
-                <w:sz w:val="28"/>
-                <w:szCs w:val="28"/>
-                <w:lang w:val="en-US"/>
-              </w:rPr>
-            </w:pPr>
-            <w:r>
-              <w:rPr>
-                <w:rFonts w:ascii="Arial" w:eastAsia="Arial" w:hAnsi="Arial" w:cs="Arial"/>
-                <w:b/>
-                <w:bCs/>
-                <w:sz w:val="28"/>
-                <w:szCs w:val="28"/>
-              </w:rPr>
-              <w:t>CU</w:t>
-            </w:r>
-            <w:r>
-              <w:rPr>
-                <w:rFonts w:ascii="Arial" w:eastAsia="Arial" w:hAnsi="Arial" w:cs="Arial"/>
-                <w:b/>
-                <w:bCs/>
-                <w:sz w:val="28"/>
-                <w:szCs w:val="28"/>
-                <w:lang w:val="en-US"/>
-              </w:rPr>
-              <w:t>11</w:t>
-            </w:r>
-          </w:p>
-        </w:tc>
-        <w:tc>
-          <w:tcPr>
-            <w:tcW w:w="2800" w:type="dxa"/>
-            <w:tcBorders>
-              <w:top w:val="single" w:sz="1" w:space="0" w:color="AAAAAA"/>
-              <w:left w:val="single" w:sz="1" w:space="0" w:color="AAAAAA"/>
-              <w:bottom w:val="single" w:sz="1" w:space="0" w:color="AAAAAA"/>
-              <w:right w:val="single" w:sz="1" w:space="0" w:color="AAAAAA"/>
-            </w:tcBorders>
-            <w:shd w:val="clear" w:color="auto" w:fill="FFFFFF"/>
-            <w:tcMar>
-              <w:top w:w="80" w:type="dxa"/>
-              <w:left w:w="150" w:type="dxa"/>
-              <w:bottom w:w="80" w:type="dxa"/>
-              <w:right w:w="150" w:type="dxa"/>
-            </w:tcMar>
-            <w:vAlign w:val="center"/>
-          </w:tcPr>
-          <w:p>
-            <w:pPr>
-              <w:rPr>
-                <w:sz w:val="28"/>
-                <w:szCs w:val="28"/>
-                <w:lang w:val="fr-FR"/>
-              </w:rPr>
-            </w:pPr>
-            <w:r>
-              <w:rPr>
-                <w:rFonts w:ascii="Arial" w:eastAsia="Arial" w:hAnsi="Arial" w:cs="Arial"/>
-                <w:sz w:val="28"/>
-                <w:szCs w:val="28"/>
-              </w:rPr>
-              <w:t xml:space="preserve">Suivre l'avancement </w:t>
-            </w:r>
-          </w:p>
-        </w:tc>
-        <w:tc>
-          <w:tcPr>
-            <w:tcW w:w="5870" w:type="dxa"/>
-            <w:tcBorders>
-              <w:top w:val="single" w:sz="1" w:space="0" w:color="AAAAAA"/>
-              <w:left w:val="single" w:sz="1" w:space="0" w:color="AAAAAA"/>
-              <w:bottom w:val="single" w:sz="1" w:space="0" w:color="AAAAAA"/>
-              <w:right w:val="single" w:sz="1" w:space="0" w:color="AAAAAA"/>
-            </w:tcBorders>
-            <w:shd w:val="clear" w:color="auto" w:fill="FFFFFF"/>
-            <w:tcMar>
-              <w:top w:w="80" w:type="dxa"/>
-              <w:left w:w="150" w:type="dxa"/>
-              <w:bottom w:w="80" w:type="dxa"/>
-              <w:right w:w="150" w:type="dxa"/>
-            </w:tcMar>
-            <w:vAlign w:val="center"/>
-          </w:tcPr>
-          <w:p>
-            <w:pPr>
-              <w:rPr>
-                <w:sz w:val="28"/>
-                <w:szCs w:val="28"/>
-              </w:rPr>
-            </w:pPr>
-            <w:r>
-              <w:rPr>
-                <w:rFonts w:ascii="Arial" w:eastAsia="Arial" w:hAnsi="Arial" w:cs="Arial"/>
-                <w:sz w:val="28"/>
-                <w:szCs w:val="28"/>
-              </w:rPr>
-              <w:t>Permet au Client de suivre en temps réel le statut de sa commande et de recevoir des notifications à chaque étape.</w:t>
-            </w:r>
-          </w:p>
-        </w:tc>
-      </w:tr>
-      <w:tr>
-        <w:tc>
-          <w:tcPr>
-            <w:tcW w:w="1000" w:type="dxa"/>
+            <w:tcW w:w="1016" w:type="dxa"/>
             <w:tcBorders>
               <w:top w:val="single" w:sz="1" w:space="0" w:color="AAAAAA"/>
               <w:left w:val="single" w:sz="1" w:space="0" w:color="AAAAAA"/>
@@ -2110,6 +3418,7 @@
                 <w:bCs/>
                 <w:sz w:val="28"/>
                 <w:szCs w:val="28"/>
+                <w:lang w:val="en-US"/>
               </w:rPr>
             </w:pPr>
             <w:r>
@@ -2129,26 +3438,14 @@
                 <w:bCs/>
                 <w:sz w:val="28"/>
                 <w:szCs w:val="28"/>
-                <w:lang w:val="en-US"/>
-              </w:rPr>
-              <w:t>1</w:t>
-            </w:r>
-            <w:r>
-              <w:rPr>
-                <w:rFonts w:ascii="Arial" w:eastAsia="Arial" w:hAnsi="Arial" w:cs="Arial"/>
-                <w:b/>
-                <w:bCs/>
-                <w:sz w:val="28"/>
-                <w:szCs w:val="28"/>
-                <w:lang w:val="en-US"/>
-              </w:rPr>
-              <w:t>2</w:t>
-            </w:r>
-          </w:p>
-        </w:tc>
-        <w:tc>
-          <w:tcPr>
-            <w:tcW w:w="2800" w:type="dxa"/>
+              </w:rPr>
+              <w:t>15</w:t>
+            </w:r>
+          </w:p>
+        </w:tc>
+        <w:tc>
+          <w:tcPr>
+            <w:tcW w:w="2328" w:type="dxa"/>
             <w:tcBorders>
               <w:top w:val="single" w:sz="1" w:space="0" w:color="AAAAAA"/>
               <w:left w:val="single" w:sz="1" w:space="0" w:color="AAAAAA"/>
@@ -2178,13 +3475,13 @@
                 <w:sz w:val="28"/>
                 <w:szCs w:val="28"/>
               </w:rPr>
-              <w:t>Laisser un avis / notation</w:t>
-            </w:r>
-          </w:p>
-        </w:tc>
-        <w:tc>
-          <w:tcPr>
-            <w:tcW w:w="5870" w:type="dxa"/>
+              <w:t>Consulter ses statistiques</w:t>
+            </w:r>
+          </w:p>
+        </w:tc>
+        <w:tc>
+          <w:tcPr>
+            <w:tcW w:w="3533" w:type="dxa"/>
             <w:tcBorders>
               <w:top w:val="single" w:sz="1" w:space="0" w:color="AAAAAA"/>
               <w:left w:val="single" w:sz="1" w:space="0" w:color="AAAAAA"/>
@@ -2214,20 +3511,881 @@
                 <w:sz w:val="28"/>
                 <w:szCs w:val="28"/>
               </w:rPr>
-              <w:t>Permet au Client de noter et de commenter le service d'un tailleur après réception de sa commande.</w:t>
+              <w:t>Permet au Tailleur de visualiser son tableau de bord : nombre de commandes, note moyenne, chiffre d'affaires.</w:t>
+            </w:r>
+          </w:p>
+        </w:tc>
+        <w:tc>
+          <w:tcPr>
+            <w:tcW w:w="2194" w:type="dxa"/>
+            <w:tcBorders>
+              <w:top w:val="single" w:sz="1" w:space="0" w:color="AAAAAA"/>
+              <w:left w:val="single" w:sz="1" w:space="0" w:color="AAAAAA"/>
+              <w:bottom w:val="single" w:sz="1" w:space="0" w:color="AAAAAA"/>
+              <w:right w:val="single" w:sz="1" w:space="0" w:color="AAAAAA"/>
+            </w:tcBorders>
+            <w:shd w:val="clear" w:color="auto" w:fill="D9E2F3" w:themeFill="accent1" w:themeFillTint="33"/>
+          </w:tcPr>
+          <w:p>
+            <w:pPr>
+              <w:rPr>
+                <w:rFonts w:ascii="Arial" w:eastAsia="Arial" w:hAnsi="Arial" w:cs="Arial"/>
+                <w:sz w:val="28"/>
+                <w:szCs w:val="28"/>
+              </w:rPr>
+            </w:pPr>
+            <w:proofErr w:type="spellStart"/>
+            <w:r>
+              <w:rPr>
+                <w:rFonts w:ascii="Arial" w:eastAsia="Arial" w:hAnsi="Arial" w:cs="Arial"/>
+                <w:sz w:val="28"/>
+                <w:szCs w:val="28"/>
+                <w:lang w:val="en-US"/>
+              </w:rPr>
+              <w:t>Tailleur</w:t>
+            </w:r>
+            <w:proofErr w:type="spellEnd"/>
+          </w:p>
+        </w:tc>
+      </w:tr>
+      <w:tr>
+        <w:tc>
+          <w:tcPr>
+            <w:tcW w:w="1016" w:type="dxa"/>
+            <w:tcBorders>
+              <w:top w:val="single" w:sz="1" w:space="0" w:color="AAAAAA"/>
+              <w:left w:val="single" w:sz="1" w:space="0" w:color="AAAAAA"/>
+              <w:bottom w:val="single" w:sz="1" w:space="0" w:color="AAAAAA"/>
+              <w:right w:val="single" w:sz="1" w:space="0" w:color="AAAAAA"/>
+            </w:tcBorders>
+            <w:shd w:val="clear" w:color="auto" w:fill="FFFFFF" w:themeFill="background1"/>
+            <w:tcMar>
+              <w:top w:w="80" w:type="dxa"/>
+              <w:left w:w="150" w:type="dxa"/>
+              <w:bottom w:w="80" w:type="dxa"/>
+              <w:right w:w="150" w:type="dxa"/>
+            </w:tcMar>
+            <w:vAlign w:val="center"/>
+          </w:tcPr>
+          <w:p>
+            <w:pPr>
+              <w:rPr>
+                <w:rFonts w:ascii="Arial" w:eastAsia="Arial" w:hAnsi="Arial" w:cs="Arial"/>
+                <w:b/>
+                <w:bCs/>
+                <w:sz w:val="28"/>
+                <w:szCs w:val="28"/>
+                <w:lang w:val="en-US"/>
+              </w:rPr>
+            </w:pPr>
+            <w:r>
+              <w:rPr>
+                <w:rFonts w:ascii="Arial" w:eastAsia="Arial" w:hAnsi="Arial" w:cs="Arial"/>
+                <w:b/>
+                <w:bCs/>
+                <w:sz w:val="28"/>
+                <w:szCs w:val="28"/>
+              </w:rPr>
+              <w:t>CU</w:t>
+            </w:r>
+            <w:r>
+              <w:rPr>
+                <w:rFonts w:ascii="Arial" w:eastAsia="Arial" w:hAnsi="Arial" w:cs="Arial"/>
+                <w:b/>
+                <w:bCs/>
+                <w:sz w:val="28"/>
+                <w:szCs w:val="28"/>
+              </w:rPr>
+              <w:t>1</w:t>
+            </w:r>
+            <w:r>
+              <w:rPr>
+                <w:rFonts w:ascii="Arial" w:eastAsia="Arial" w:hAnsi="Arial" w:cs="Arial"/>
+                <w:b/>
+                <w:bCs/>
+                <w:sz w:val="28"/>
+                <w:szCs w:val="28"/>
+                <w:lang w:val="en-US"/>
+              </w:rPr>
+              <w:t>6</w:t>
+            </w:r>
+          </w:p>
+        </w:tc>
+        <w:tc>
+          <w:tcPr>
+            <w:tcW w:w="2328" w:type="dxa"/>
+            <w:tcBorders>
+              <w:top w:val="single" w:sz="1" w:space="0" w:color="AAAAAA"/>
+              <w:left w:val="single" w:sz="1" w:space="0" w:color="AAAAAA"/>
+              <w:bottom w:val="single" w:sz="1" w:space="0" w:color="AAAAAA"/>
+              <w:right w:val="single" w:sz="1" w:space="0" w:color="AAAAAA"/>
+            </w:tcBorders>
+            <w:shd w:val="clear" w:color="auto" w:fill="FFFFFF" w:themeFill="background1"/>
+            <w:tcMar>
+              <w:top w:w="80" w:type="dxa"/>
+              <w:left w:w="150" w:type="dxa"/>
+              <w:bottom w:w="80" w:type="dxa"/>
+              <w:right w:w="150" w:type="dxa"/>
+            </w:tcMar>
+            <w:vAlign w:val="center"/>
+          </w:tcPr>
+          <w:p>
+            <w:pPr>
+              <w:rPr>
+                <w:rFonts w:ascii="Arial" w:eastAsia="Arial" w:hAnsi="Arial" w:cs="Arial"/>
+                <w:sz w:val="28"/>
+                <w:szCs w:val="28"/>
+              </w:rPr>
+            </w:pPr>
+            <w:r>
+              <w:rPr>
+                <w:rFonts w:ascii="Arial" w:eastAsia="Arial" w:hAnsi="Arial" w:cs="Arial"/>
+                <w:sz w:val="28"/>
+                <w:szCs w:val="28"/>
+              </w:rPr>
+              <w:t>Valider un compte tailleur</w:t>
+            </w:r>
+          </w:p>
+        </w:tc>
+        <w:tc>
+          <w:tcPr>
+            <w:tcW w:w="3533" w:type="dxa"/>
+            <w:tcBorders>
+              <w:top w:val="single" w:sz="1" w:space="0" w:color="AAAAAA"/>
+              <w:left w:val="single" w:sz="1" w:space="0" w:color="AAAAAA"/>
+              <w:bottom w:val="single" w:sz="1" w:space="0" w:color="AAAAAA"/>
+              <w:right w:val="single" w:sz="1" w:space="0" w:color="AAAAAA"/>
+            </w:tcBorders>
+            <w:shd w:val="clear" w:color="auto" w:fill="FFFFFF" w:themeFill="background1"/>
+            <w:tcMar>
+              <w:top w:w="80" w:type="dxa"/>
+              <w:left w:w="150" w:type="dxa"/>
+              <w:bottom w:w="80" w:type="dxa"/>
+              <w:right w:w="150" w:type="dxa"/>
+            </w:tcMar>
+            <w:vAlign w:val="center"/>
+          </w:tcPr>
+          <w:p>
+            <w:pPr>
+              <w:rPr>
+                <w:rFonts w:ascii="Arial" w:eastAsia="Arial" w:hAnsi="Arial" w:cs="Arial"/>
+                <w:sz w:val="28"/>
+                <w:szCs w:val="28"/>
+              </w:rPr>
+            </w:pPr>
+            <w:r>
+              <w:rPr>
+                <w:rFonts w:ascii="Arial" w:eastAsia="Arial" w:hAnsi="Arial" w:cs="Arial"/>
+                <w:sz w:val="28"/>
+                <w:szCs w:val="28"/>
+              </w:rPr>
+              <w:t xml:space="preserve">Permet à l'Administrateur de valider le profil d'un tailleur nouvellement inscrit avant son </w:t>
+            </w:r>
+            <w:r>
+              <w:rPr>
+                <w:rFonts w:ascii="Arial" w:eastAsia="Arial" w:hAnsi="Arial" w:cs="Arial"/>
+                <w:sz w:val="28"/>
+                <w:szCs w:val="28"/>
+              </w:rPr>
+              <w:lastRenderedPageBreak/>
+              <w:t>activation sur la plateforme.</w:t>
+            </w:r>
+          </w:p>
+        </w:tc>
+        <w:tc>
+          <w:tcPr>
+            <w:tcW w:w="2194" w:type="dxa"/>
+            <w:tcBorders>
+              <w:top w:val="single" w:sz="1" w:space="0" w:color="AAAAAA"/>
+              <w:left w:val="single" w:sz="1" w:space="0" w:color="AAAAAA"/>
+              <w:bottom w:val="single" w:sz="1" w:space="0" w:color="AAAAAA"/>
+              <w:right w:val="single" w:sz="1" w:space="0" w:color="AAAAAA"/>
+            </w:tcBorders>
+            <w:shd w:val="clear" w:color="auto" w:fill="FFFFFF" w:themeFill="background1"/>
+          </w:tcPr>
+          <w:p>
+            <w:pPr>
+              <w:rPr>
+                <w:rFonts w:ascii="Arial" w:eastAsia="Arial" w:hAnsi="Arial" w:cs="Arial"/>
+                <w:sz w:val="28"/>
+                <w:szCs w:val="28"/>
+                <w:lang w:val="en-US"/>
+              </w:rPr>
+            </w:pPr>
+            <w:r>
+              <w:rPr>
+                <w:rFonts w:ascii="Arial" w:eastAsia="Arial" w:hAnsi="Arial" w:cs="Arial"/>
+                <w:sz w:val="28"/>
+                <w:szCs w:val="28"/>
+                <w:lang w:val="en-US"/>
+              </w:rPr>
+              <w:lastRenderedPageBreak/>
+              <w:t>Admin</w:t>
+            </w:r>
+          </w:p>
+        </w:tc>
+      </w:tr>
+      <w:tr>
+        <w:tc>
+          <w:tcPr>
+            <w:tcW w:w="1016" w:type="dxa"/>
+            <w:tcBorders>
+              <w:top w:val="single" w:sz="1" w:space="0" w:color="AAAAAA"/>
+              <w:left w:val="single" w:sz="1" w:space="0" w:color="AAAAAA"/>
+              <w:bottom w:val="single" w:sz="1" w:space="0" w:color="AAAAAA"/>
+              <w:right w:val="single" w:sz="1" w:space="0" w:color="AAAAAA"/>
+            </w:tcBorders>
+            <w:shd w:val="clear" w:color="auto" w:fill="D9E2F3" w:themeFill="accent1" w:themeFillTint="33"/>
+            <w:tcMar>
+              <w:top w:w="80" w:type="dxa"/>
+              <w:left w:w="150" w:type="dxa"/>
+              <w:bottom w:w="80" w:type="dxa"/>
+              <w:right w:w="150" w:type="dxa"/>
+            </w:tcMar>
+            <w:vAlign w:val="center"/>
+          </w:tcPr>
+          <w:p>
+            <w:pPr>
+              <w:rPr>
+                <w:rFonts w:ascii="Arial" w:eastAsia="Arial" w:hAnsi="Arial" w:cs="Arial"/>
+                <w:b/>
+                <w:bCs/>
+                <w:sz w:val="28"/>
+                <w:szCs w:val="28"/>
+                <w:lang w:val="en-US"/>
+              </w:rPr>
+            </w:pPr>
+            <w:r>
+              <w:rPr>
+                <w:rFonts w:ascii="Arial" w:eastAsia="Arial" w:hAnsi="Arial" w:cs="Arial"/>
+                <w:b/>
+                <w:bCs/>
+                <w:sz w:val="28"/>
+                <w:szCs w:val="28"/>
+              </w:rPr>
+              <w:t>CU</w:t>
+            </w:r>
+            <w:r>
+              <w:rPr>
+                <w:rFonts w:ascii="Arial" w:eastAsia="Arial" w:hAnsi="Arial" w:cs="Arial"/>
+                <w:b/>
+                <w:bCs/>
+                <w:sz w:val="28"/>
+                <w:szCs w:val="28"/>
+              </w:rPr>
+              <w:t>1</w:t>
+            </w:r>
+            <w:r>
+              <w:rPr>
+                <w:rFonts w:ascii="Arial" w:eastAsia="Arial" w:hAnsi="Arial" w:cs="Arial"/>
+                <w:b/>
+                <w:bCs/>
+                <w:sz w:val="28"/>
+                <w:szCs w:val="28"/>
+                <w:lang w:val="en-US"/>
+              </w:rPr>
+              <w:t>7</w:t>
+            </w:r>
+          </w:p>
+        </w:tc>
+        <w:tc>
+          <w:tcPr>
+            <w:tcW w:w="2328" w:type="dxa"/>
+            <w:tcBorders>
+              <w:top w:val="single" w:sz="1" w:space="0" w:color="AAAAAA"/>
+              <w:left w:val="single" w:sz="1" w:space="0" w:color="AAAAAA"/>
+              <w:bottom w:val="single" w:sz="1" w:space="0" w:color="AAAAAA"/>
+              <w:right w:val="single" w:sz="1" w:space="0" w:color="AAAAAA"/>
+            </w:tcBorders>
+            <w:shd w:val="clear" w:color="auto" w:fill="D9E2F3" w:themeFill="accent1" w:themeFillTint="33"/>
+            <w:tcMar>
+              <w:top w:w="80" w:type="dxa"/>
+              <w:left w:w="150" w:type="dxa"/>
+              <w:bottom w:w="80" w:type="dxa"/>
+              <w:right w:w="150" w:type="dxa"/>
+            </w:tcMar>
+            <w:vAlign w:val="center"/>
+          </w:tcPr>
+          <w:p>
+            <w:pPr>
+              <w:rPr>
+                <w:rFonts w:ascii="Arial" w:eastAsia="Arial" w:hAnsi="Arial" w:cs="Arial"/>
+                <w:sz w:val="28"/>
+                <w:szCs w:val="28"/>
+                <w:lang w:val="en-US"/>
+              </w:rPr>
+            </w:pPr>
+            <w:r>
+              <w:rPr>
+                <w:rFonts w:ascii="Arial" w:eastAsia="Arial" w:hAnsi="Arial" w:cs="Arial"/>
+                <w:sz w:val="28"/>
+                <w:szCs w:val="28"/>
+              </w:rPr>
+              <w:t xml:space="preserve">Suspendre </w:t>
+            </w:r>
+            <w:r>
+              <w:rPr>
+                <w:rFonts w:ascii="Arial" w:eastAsia="Arial" w:hAnsi="Arial" w:cs="Arial"/>
+                <w:sz w:val="28"/>
+                <w:szCs w:val="28"/>
+                <w:lang w:val="en-US"/>
+              </w:rPr>
+              <w:t xml:space="preserve">un </w:t>
+            </w:r>
+            <w:proofErr w:type="spellStart"/>
+            <w:r>
+              <w:rPr>
+                <w:rFonts w:ascii="Arial" w:eastAsia="Arial" w:hAnsi="Arial" w:cs="Arial"/>
+                <w:sz w:val="28"/>
+                <w:szCs w:val="28"/>
+                <w:lang w:val="en-US"/>
+              </w:rPr>
+              <w:t>compte</w:t>
+            </w:r>
+            <w:proofErr w:type="spellEnd"/>
+          </w:p>
+        </w:tc>
+        <w:tc>
+          <w:tcPr>
+            <w:tcW w:w="3533" w:type="dxa"/>
+            <w:tcBorders>
+              <w:top w:val="single" w:sz="1" w:space="0" w:color="AAAAAA"/>
+              <w:left w:val="single" w:sz="1" w:space="0" w:color="AAAAAA"/>
+              <w:bottom w:val="single" w:sz="1" w:space="0" w:color="AAAAAA"/>
+              <w:right w:val="single" w:sz="1" w:space="0" w:color="AAAAAA"/>
+            </w:tcBorders>
+            <w:shd w:val="clear" w:color="auto" w:fill="D9E2F3" w:themeFill="accent1" w:themeFillTint="33"/>
+            <w:tcMar>
+              <w:top w:w="80" w:type="dxa"/>
+              <w:left w:w="150" w:type="dxa"/>
+              <w:bottom w:w="80" w:type="dxa"/>
+              <w:right w:w="150" w:type="dxa"/>
+            </w:tcMar>
+            <w:vAlign w:val="center"/>
+          </w:tcPr>
+          <w:p>
+            <w:pPr>
+              <w:rPr>
+                <w:rFonts w:ascii="Arial" w:eastAsia="Arial" w:hAnsi="Arial" w:cs="Arial"/>
+                <w:sz w:val="28"/>
+                <w:szCs w:val="28"/>
+              </w:rPr>
+            </w:pPr>
+            <w:r>
+              <w:rPr>
+                <w:rFonts w:ascii="Arial" w:eastAsia="Arial" w:hAnsi="Arial" w:cs="Arial"/>
+                <w:sz w:val="28"/>
+                <w:szCs w:val="28"/>
+              </w:rPr>
+              <w:t>Permet à l'Administrateur de suspendre ou supprimer le compte d'un utilisateur en cas de violation des conditions.</w:t>
+            </w:r>
+          </w:p>
+        </w:tc>
+        <w:tc>
+          <w:tcPr>
+            <w:tcW w:w="2194" w:type="dxa"/>
+            <w:tcBorders>
+              <w:top w:val="single" w:sz="1" w:space="0" w:color="AAAAAA"/>
+              <w:left w:val="single" w:sz="1" w:space="0" w:color="AAAAAA"/>
+              <w:bottom w:val="single" w:sz="1" w:space="0" w:color="AAAAAA"/>
+              <w:right w:val="single" w:sz="1" w:space="0" w:color="AAAAAA"/>
+            </w:tcBorders>
+            <w:shd w:val="clear" w:color="auto" w:fill="D9E2F3" w:themeFill="accent1" w:themeFillTint="33"/>
+          </w:tcPr>
+          <w:p>
+            <w:pPr>
+              <w:rPr>
+                <w:rFonts w:ascii="Arial" w:eastAsia="Arial" w:hAnsi="Arial" w:cs="Arial"/>
+                <w:sz w:val="28"/>
+                <w:szCs w:val="28"/>
+              </w:rPr>
+            </w:pPr>
+            <w:r>
+              <w:rPr>
+                <w:rFonts w:ascii="Arial" w:eastAsia="Arial" w:hAnsi="Arial" w:cs="Arial"/>
+                <w:sz w:val="28"/>
+                <w:szCs w:val="28"/>
+                <w:lang w:val="en-US"/>
+              </w:rPr>
+              <w:t>Admin</w:t>
+            </w:r>
+          </w:p>
+        </w:tc>
+      </w:tr>
+      <w:tr>
+        <w:tc>
+          <w:tcPr>
+            <w:tcW w:w="1016" w:type="dxa"/>
+            <w:tcBorders>
+              <w:top w:val="single" w:sz="1" w:space="0" w:color="AAAAAA"/>
+              <w:left w:val="single" w:sz="1" w:space="0" w:color="AAAAAA"/>
+              <w:bottom w:val="single" w:sz="1" w:space="0" w:color="AAAAAA"/>
+              <w:right w:val="single" w:sz="1" w:space="0" w:color="AAAAAA"/>
+            </w:tcBorders>
+            <w:shd w:val="clear" w:color="auto" w:fill="D9E2F3" w:themeFill="accent1" w:themeFillTint="33"/>
+            <w:tcMar>
+              <w:top w:w="80" w:type="dxa"/>
+              <w:left w:w="150" w:type="dxa"/>
+              <w:bottom w:w="80" w:type="dxa"/>
+              <w:right w:w="150" w:type="dxa"/>
+            </w:tcMar>
+            <w:vAlign w:val="center"/>
+          </w:tcPr>
+          <w:p>
+            <w:pPr>
+              <w:rPr>
+                <w:rFonts w:ascii="Arial" w:eastAsia="Arial" w:hAnsi="Arial" w:cs="Arial"/>
+                <w:b/>
+                <w:bCs/>
+                <w:sz w:val="28"/>
+                <w:szCs w:val="28"/>
+              </w:rPr>
+            </w:pPr>
+            <w:r>
+              <w:rPr>
+                <w:rFonts w:ascii="Arial" w:eastAsia="Arial" w:hAnsi="Arial" w:cs="Arial"/>
+                <w:b/>
+                <w:bCs/>
+                <w:sz w:val="28"/>
+                <w:szCs w:val="28"/>
+              </w:rPr>
+              <w:t>CU</w:t>
+            </w:r>
+            <w:r>
+              <w:rPr>
+                <w:rFonts w:ascii="Arial" w:eastAsia="Arial" w:hAnsi="Arial" w:cs="Arial"/>
+                <w:b/>
+                <w:bCs/>
+                <w:sz w:val="28"/>
+                <w:szCs w:val="28"/>
+              </w:rPr>
+              <w:t>18</w:t>
+            </w:r>
+          </w:p>
+        </w:tc>
+        <w:tc>
+          <w:tcPr>
+            <w:tcW w:w="2328" w:type="dxa"/>
+            <w:tcBorders>
+              <w:top w:val="single" w:sz="1" w:space="0" w:color="AAAAAA"/>
+              <w:left w:val="single" w:sz="1" w:space="0" w:color="AAAAAA"/>
+              <w:bottom w:val="single" w:sz="1" w:space="0" w:color="AAAAAA"/>
+              <w:right w:val="single" w:sz="1" w:space="0" w:color="AAAAAA"/>
+            </w:tcBorders>
+            <w:shd w:val="clear" w:color="auto" w:fill="D9E2F3" w:themeFill="accent1" w:themeFillTint="33"/>
+            <w:tcMar>
+              <w:top w:w="80" w:type="dxa"/>
+              <w:left w:w="150" w:type="dxa"/>
+              <w:bottom w:w="80" w:type="dxa"/>
+              <w:right w:w="150" w:type="dxa"/>
+            </w:tcMar>
+            <w:vAlign w:val="center"/>
+          </w:tcPr>
+          <w:p>
+            <w:pPr>
+              <w:rPr>
+                <w:rFonts w:ascii="Arial" w:eastAsia="Arial" w:hAnsi="Arial" w:cs="Arial"/>
+                <w:sz w:val="28"/>
+                <w:szCs w:val="28"/>
+                <w:lang w:val="en-US"/>
+              </w:rPr>
+            </w:pPr>
+            <w:r>
+              <w:rPr>
+                <w:rFonts w:ascii="Arial" w:eastAsia="Arial" w:hAnsi="Arial" w:cs="Arial"/>
+                <w:sz w:val="28"/>
+                <w:szCs w:val="28"/>
+                <w:lang w:val="en-US"/>
+              </w:rPr>
+              <w:t xml:space="preserve">Exporter les </w:t>
+            </w:r>
+            <w:proofErr w:type="spellStart"/>
+            <w:r>
+              <w:rPr>
+                <w:rFonts w:ascii="Arial" w:eastAsia="Arial" w:hAnsi="Arial" w:cs="Arial"/>
+                <w:sz w:val="28"/>
+                <w:szCs w:val="28"/>
+                <w:lang w:val="en-US"/>
+              </w:rPr>
+              <w:t>statistiques</w:t>
+            </w:r>
+            <w:proofErr w:type="spellEnd"/>
+          </w:p>
+        </w:tc>
+        <w:tc>
+          <w:tcPr>
+            <w:tcW w:w="3533" w:type="dxa"/>
+            <w:tcBorders>
+              <w:top w:val="single" w:sz="1" w:space="0" w:color="AAAAAA"/>
+              <w:left w:val="single" w:sz="1" w:space="0" w:color="AAAAAA"/>
+              <w:bottom w:val="single" w:sz="1" w:space="0" w:color="AAAAAA"/>
+              <w:right w:val="single" w:sz="1" w:space="0" w:color="AAAAAA"/>
+            </w:tcBorders>
+            <w:shd w:val="clear" w:color="auto" w:fill="D9E2F3" w:themeFill="accent1" w:themeFillTint="33"/>
+            <w:tcMar>
+              <w:top w:w="80" w:type="dxa"/>
+              <w:left w:w="150" w:type="dxa"/>
+              <w:bottom w:w="80" w:type="dxa"/>
+              <w:right w:w="150" w:type="dxa"/>
+            </w:tcMar>
+            <w:vAlign w:val="center"/>
+          </w:tcPr>
+          <w:p>
+            <w:pPr>
+              <w:rPr>
+                <w:rFonts w:ascii="Arial" w:eastAsia="Arial" w:hAnsi="Arial" w:cs="Arial"/>
+                <w:sz w:val="28"/>
+                <w:szCs w:val="28"/>
+              </w:rPr>
+            </w:pPr>
+            <w:r>
+              <w:rPr>
+                <w:rFonts w:ascii="Arial" w:eastAsia="Arial" w:hAnsi="Arial" w:cs="Arial"/>
+                <w:sz w:val="28"/>
+                <w:szCs w:val="28"/>
+              </w:rPr>
+              <w:t>Permet à l'Administrateur d</w:t>
+            </w:r>
+            <w:r>
+              <w:rPr>
+                <w:rFonts w:ascii="Arial" w:eastAsia="Arial" w:hAnsi="Arial" w:cs="Arial"/>
+                <w:sz w:val="28"/>
+                <w:szCs w:val="28"/>
+                <w:lang w:val="fr-FR"/>
+              </w:rPr>
+              <w:t xml:space="preserve">’exporter les statistiques de la </w:t>
+            </w:r>
+            <w:proofErr w:type="spellStart"/>
+            <w:r>
+              <w:rPr>
+                <w:rFonts w:ascii="Arial" w:eastAsia="Arial" w:hAnsi="Arial" w:cs="Arial"/>
+                <w:sz w:val="28"/>
+                <w:szCs w:val="28"/>
+                <w:lang w:val="fr-FR"/>
+              </w:rPr>
+              <w:t>plat</w:t>
+            </w:r>
+            <w:r>
+              <w:rPr>
+                <w:rFonts w:ascii="Arial" w:eastAsia="Arial" w:hAnsi="Arial" w:cs="Arial"/>
+                <w:sz w:val="28"/>
+                <w:szCs w:val="28"/>
+                <w:lang w:val="fr-FR"/>
+              </w:rPr>
+              <w:t>forme</w:t>
+            </w:r>
+            <w:proofErr w:type="spellEnd"/>
+            <w:r>
+              <w:rPr>
+                <w:rFonts w:ascii="Arial" w:eastAsia="Arial" w:hAnsi="Arial" w:cs="Arial"/>
+                <w:sz w:val="28"/>
+                <w:szCs w:val="28"/>
+              </w:rPr>
+              <w:t>.</w:t>
+            </w:r>
+          </w:p>
+        </w:tc>
+        <w:tc>
+          <w:tcPr>
+            <w:tcW w:w="2194" w:type="dxa"/>
+            <w:tcBorders>
+              <w:top w:val="single" w:sz="1" w:space="0" w:color="AAAAAA"/>
+              <w:left w:val="single" w:sz="1" w:space="0" w:color="AAAAAA"/>
+              <w:bottom w:val="single" w:sz="1" w:space="0" w:color="AAAAAA"/>
+              <w:right w:val="single" w:sz="1" w:space="0" w:color="AAAAAA"/>
+            </w:tcBorders>
+            <w:shd w:val="clear" w:color="auto" w:fill="D9E2F3" w:themeFill="accent1" w:themeFillTint="33"/>
+          </w:tcPr>
+          <w:p>
+            <w:pPr>
+              <w:rPr>
+                <w:rFonts w:ascii="Arial" w:eastAsia="Arial" w:hAnsi="Arial" w:cs="Arial"/>
+                <w:sz w:val="28"/>
+                <w:szCs w:val="28"/>
+                <w:lang w:val="en-US"/>
+              </w:rPr>
+            </w:pPr>
+            <w:r>
+              <w:rPr>
+                <w:rFonts w:ascii="Arial" w:eastAsia="Arial" w:hAnsi="Arial" w:cs="Arial"/>
+                <w:sz w:val="28"/>
+                <w:szCs w:val="28"/>
+                <w:lang w:val="en-US"/>
+              </w:rPr>
+              <w:t>Admin</w:t>
+            </w:r>
+          </w:p>
+        </w:tc>
+      </w:tr>
+      <w:tr>
+        <w:tc>
+          <w:tcPr>
+            <w:tcW w:w="1016" w:type="dxa"/>
+            <w:tcBorders>
+              <w:top w:val="single" w:sz="1" w:space="0" w:color="AAAAAA"/>
+              <w:left w:val="single" w:sz="1" w:space="0" w:color="AAAAAA"/>
+              <w:bottom w:val="single" w:sz="1" w:space="0" w:color="AAAAAA"/>
+              <w:right w:val="single" w:sz="1" w:space="0" w:color="AAAAAA"/>
+            </w:tcBorders>
+            <w:shd w:val="clear" w:color="auto" w:fill="D9E2F3" w:themeFill="accent1" w:themeFillTint="33"/>
+            <w:tcMar>
+              <w:top w:w="80" w:type="dxa"/>
+              <w:left w:w="150" w:type="dxa"/>
+              <w:bottom w:w="80" w:type="dxa"/>
+              <w:right w:w="150" w:type="dxa"/>
+            </w:tcMar>
+            <w:vAlign w:val="center"/>
+          </w:tcPr>
+          <w:p>
+            <w:pPr>
+              <w:rPr>
+                <w:rFonts w:ascii="Arial" w:eastAsia="Arial" w:hAnsi="Arial" w:cs="Arial"/>
+                <w:b/>
+                <w:bCs/>
+                <w:sz w:val="28"/>
+                <w:szCs w:val="28"/>
+                <w:lang w:val="en-US"/>
+              </w:rPr>
+            </w:pPr>
+            <w:r>
+              <w:rPr>
+                <w:rFonts w:ascii="Arial" w:eastAsia="Arial" w:hAnsi="Arial" w:cs="Arial"/>
+                <w:b/>
+                <w:bCs/>
+                <w:sz w:val="28"/>
+                <w:szCs w:val="28"/>
+              </w:rPr>
+              <w:t>CU</w:t>
+            </w:r>
+            <w:r>
+              <w:rPr>
+                <w:rFonts w:ascii="Arial" w:eastAsia="Arial" w:hAnsi="Arial" w:cs="Arial"/>
+                <w:b/>
+                <w:bCs/>
+                <w:sz w:val="28"/>
+                <w:szCs w:val="28"/>
+              </w:rPr>
+              <w:t>1</w:t>
+            </w:r>
+            <w:r>
+              <w:rPr>
+                <w:rFonts w:ascii="Arial" w:eastAsia="Arial" w:hAnsi="Arial" w:cs="Arial"/>
+                <w:b/>
+                <w:bCs/>
+                <w:sz w:val="28"/>
+                <w:szCs w:val="28"/>
+                <w:lang w:val="en-US"/>
+              </w:rPr>
+              <w:t>9</w:t>
+            </w:r>
+          </w:p>
+        </w:tc>
+        <w:tc>
+          <w:tcPr>
+            <w:tcW w:w="2328" w:type="dxa"/>
+            <w:tcBorders>
+              <w:top w:val="single" w:sz="1" w:space="0" w:color="AAAAAA"/>
+              <w:left w:val="single" w:sz="1" w:space="0" w:color="AAAAAA"/>
+              <w:bottom w:val="single" w:sz="1" w:space="0" w:color="AAAAAA"/>
+              <w:right w:val="single" w:sz="1" w:space="0" w:color="AAAAAA"/>
+            </w:tcBorders>
+            <w:shd w:val="clear" w:color="auto" w:fill="D9E2F3" w:themeFill="accent1" w:themeFillTint="33"/>
+            <w:tcMar>
+              <w:top w:w="80" w:type="dxa"/>
+              <w:left w:w="150" w:type="dxa"/>
+              <w:bottom w:w="80" w:type="dxa"/>
+              <w:right w:w="150" w:type="dxa"/>
+            </w:tcMar>
+            <w:vAlign w:val="center"/>
+          </w:tcPr>
+          <w:p>
+            <w:pPr>
+              <w:rPr>
+                <w:rFonts w:ascii="Arial" w:eastAsia="Arial" w:hAnsi="Arial" w:cs="Arial"/>
+                <w:sz w:val="28"/>
+                <w:szCs w:val="28"/>
+                <w:lang w:val="en-US"/>
+              </w:rPr>
+            </w:pPr>
+            <w:proofErr w:type="spellStart"/>
+            <w:r>
+              <w:rPr>
+                <w:rFonts w:ascii="Arial" w:eastAsia="Arial" w:hAnsi="Arial" w:cs="Arial"/>
+                <w:sz w:val="28"/>
+                <w:szCs w:val="28"/>
+                <w:lang w:val="en-US"/>
+              </w:rPr>
+              <w:t>Effectuer</w:t>
+            </w:r>
+            <w:proofErr w:type="spellEnd"/>
+            <w:r>
+              <w:rPr>
+                <w:rFonts w:ascii="Arial" w:eastAsia="Arial" w:hAnsi="Arial" w:cs="Arial"/>
+                <w:sz w:val="28"/>
+                <w:szCs w:val="28"/>
+                <w:lang w:val="en-US"/>
+              </w:rPr>
+              <w:t xml:space="preserve"> un </w:t>
+            </w:r>
+            <w:proofErr w:type="spellStart"/>
+            <w:r>
+              <w:rPr>
+                <w:rFonts w:ascii="Arial" w:eastAsia="Arial" w:hAnsi="Arial" w:cs="Arial"/>
+                <w:sz w:val="28"/>
+                <w:szCs w:val="28"/>
+                <w:lang w:val="en-US"/>
+              </w:rPr>
+              <w:t>paiement</w:t>
+            </w:r>
+            <w:proofErr w:type="spellEnd"/>
+          </w:p>
+        </w:tc>
+        <w:tc>
+          <w:tcPr>
+            <w:tcW w:w="3533" w:type="dxa"/>
+            <w:tcBorders>
+              <w:top w:val="single" w:sz="1" w:space="0" w:color="AAAAAA"/>
+              <w:left w:val="single" w:sz="1" w:space="0" w:color="AAAAAA"/>
+              <w:bottom w:val="single" w:sz="1" w:space="0" w:color="AAAAAA"/>
+              <w:right w:val="single" w:sz="1" w:space="0" w:color="AAAAAA"/>
+            </w:tcBorders>
+            <w:shd w:val="clear" w:color="auto" w:fill="D9E2F3" w:themeFill="accent1" w:themeFillTint="33"/>
+            <w:tcMar>
+              <w:top w:w="80" w:type="dxa"/>
+              <w:left w:w="150" w:type="dxa"/>
+              <w:bottom w:w="80" w:type="dxa"/>
+              <w:right w:w="150" w:type="dxa"/>
+            </w:tcMar>
+            <w:vAlign w:val="center"/>
+          </w:tcPr>
+          <w:p>
+            <w:pPr>
+              <w:rPr>
+                <w:rFonts w:ascii="Arial" w:eastAsia="Arial" w:hAnsi="Arial" w:cs="Arial"/>
+                <w:sz w:val="28"/>
+                <w:szCs w:val="28"/>
+                <w:lang w:val="fr-FR"/>
+              </w:rPr>
+            </w:pPr>
+            <w:r>
+              <w:rPr>
+                <w:rFonts w:ascii="Arial" w:eastAsia="Arial" w:hAnsi="Arial" w:cs="Arial"/>
+                <w:sz w:val="28"/>
+                <w:szCs w:val="28"/>
+              </w:rPr>
+              <w:t>Permet</w:t>
+            </w:r>
+            <w:proofErr w:type="spellStart"/>
+            <w:r>
+              <w:rPr>
+                <w:rFonts w:ascii="Arial" w:eastAsia="Arial" w:hAnsi="Arial" w:cs="Arial"/>
+                <w:sz w:val="28"/>
+                <w:szCs w:val="28"/>
+                <w:lang w:val="fr-FR"/>
+              </w:rPr>
+              <w:t>tre</w:t>
+            </w:r>
+            <w:proofErr w:type="spellEnd"/>
+            <w:r>
+              <w:rPr>
+                <w:rFonts w:ascii="Arial" w:eastAsia="Arial" w:hAnsi="Arial" w:cs="Arial"/>
+                <w:sz w:val="28"/>
+                <w:szCs w:val="28"/>
+                <w:lang w:val="fr-FR"/>
+              </w:rPr>
+              <w:t xml:space="preserve"> au client et a</w:t>
+            </w:r>
+            <w:r>
+              <w:rPr>
+                <w:rFonts w:ascii="Arial" w:eastAsia="Arial" w:hAnsi="Arial" w:cs="Arial"/>
+                <w:sz w:val="28"/>
+                <w:szCs w:val="28"/>
+                <w:lang w:val="fr-FR"/>
+              </w:rPr>
+              <w:t>u tailleur d’effectuer des paiements sé</w:t>
+            </w:r>
+            <w:r>
+              <w:rPr>
+                <w:rFonts w:ascii="Arial" w:eastAsia="Arial" w:hAnsi="Arial" w:cs="Arial"/>
+                <w:sz w:val="28"/>
+                <w:szCs w:val="28"/>
+                <w:lang w:val="fr-FR"/>
+              </w:rPr>
+              <w:t>c</w:t>
+            </w:r>
+            <w:r>
+              <w:rPr>
+                <w:rFonts w:ascii="Arial" w:eastAsia="Arial" w:hAnsi="Arial" w:cs="Arial"/>
+                <w:sz w:val="28"/>
+                <w:szCs w:val="28"/>
+                <w:lang w:val="fr-FR"/>
+              </w:rPr>
+              <w:t>urisés</w:t>
+            </w:r>
+            <w:r>
+              <w:rPr>
+                <w:rFonts w:ascii="Arial" w:eastAsia="Arial" w:hAnsi="Arial" w:cs="Arial"/>
+                <w:sz w:val="28"/>
+                <w:szCs w:val="28"/>
+                <w:lang w:val="fr-FR"/>
+              </w:rPr>
+              <w:t xml:space="preserve"> </w:t>
+            </w:r>
+            <w:r>
+              <w:rPr>
+                <w:rFonts w:ascii="Arial" w:eastAsia="Arial" w:hAnsi="Arial" w:cs="Arial"/>
+                <w:sz w:val="28"/>
+                <w:szCs w:val="28"/>
+                <w:lang w:val="fr-FR"/>
+              </w:rPr>
+              <w:t xml:space="preserve">depuis la </w:t>
+            </w:r>
+            <w:proofErr w:type="spellStart"/>
+            <w:r>
+              <w:rPr>
+                <w:rFonts w:ascii="Arial" w:eastAsia="Arial" w:hAnsi="Arial" w:cs="Arial"/>
+                <w:sz w:val="28"/>
+                <w:szCs w:val="28"/>
+                <w:lang w:val="fr-FR"/>
+              </w:rPr>
+              <w:t>platforme</w:t>
+            </w:r>
+            <w:proofErr w:type="spellEnd"/>
+          </w:p>
+        </w:tc>
+        <w:tc>
+          <w:tcPr>
+            <w:tcW w:w="2194" w:type="dxa"/>
+            <w:tcBorders>
+              <w:top w:val="single" w:sz="1" w:space="0" w:color="AAAAAA"/>
+              <w:left w:val="single" w:sz="1" w:space="0" w:color="AAAAAA"/>
+              <w:bottom w:val="single" w:sz="1" w:space="0" w:color="AAAAAA"/>
+              <w:right w:val="single" w:sz="1" w:space="0" w:color="AAAAAA"/>
+            </w:tcBorders>
+            <w:shd w:val="clear" w:color="auto" w:fill="D9E2F3" w:themeFill="accent1" w:themeFillTint="33"/>
+          </w:tcPr>
+          <w:p>
+            <w:pPr>
+              <w:rPr>
+                <w:rFonts w:ascii="Arial" w:eastAsia="Arial" w:hAnsi="Arial" w:cs="Arial"/>
+                <w:sz w:val="28"/>
+                <w:szCs w:val="28"/>
+                <w:lang w:val="fr-FR"/>
+              </w:rPr>
+            </w:pPr>
+            <w:r>
+              <w:rPr>
+                <w:rFonts w:ascii="Arial" w:eastAsia="Arial" w:hAnsi="Arial" w:cs="Arial"/>
+                <w:sz w:val="28"/>
+                <w:szCs w:val="28"/>
+                <w:lang w:val="fr-FR"/>
+              </w:rPr>
+              <w:t>Tailleur et Client</w:t>
             </w:r>
           </w:p>
         </w:tc>
       </w:tr>
     </w:tbl>
-    <w:p>
-      <w:pPr>
-        <w:rPr>
-          <w:sz w:val="28"/>
-          <w:szCs w:val="28"/>
-        </w:rPr>
-      </w:pPr>
-    </w:p>
     <w:p>
       <w:pPr>
         <w:rPr>
@@ -2724,47 +4882,56 @@
           <w:u w:val="single"/>
           <w:lang w:val="fr-FR"/>
         </w:rPr>
-        <w:t xml:space="preserve">Figure </w:t>
-      </w:r>
-      <w:proofErr w:type="gramStart"/>
-      <w:r>
-        <w:rPr>
-          <w:b/>
-          <w:bCs/>
+        <w:t>Figure 1</w:t>
+      </w:r>
+      <w:r>
+        <w:rPr>
           <w:sz w:val="28"/>
           <w:szCs w:val="28"/>
           <w:u w:val="single"/>
           <w:lang w:val="fr-FR"/>
         </w:rPr>
-        <w:t>1</w:t>
-      </w:r>
-      <w:r>
-        <w:rPr>
-          <w:sz w:val="28"/>
-          <w:szCs w:val="28"/>
-          <w:u w:val="single"/>
-          <w:lang w:val="fr-FR"/>
-        </w:rPr>
         <w:t>:</w:t>
       </w:r>
-      <w:proofErr w:type="gramEnd"/>
       <w:r>
         <w:rPr>
           <w:sz w:val="28"/>
           <w:szCs w:val="28"/>
           <w:lang w:val="fr-FR"/>
         </w:rPr>
-        <w:t xml:space="preserve"> Diagramme de cas d’utilisation </w:t>
-      </w:r>
-      <w:r>
-        <w:rPr>
-          <w:b/>
-          <w:bCs/>
+        <w:t xml:space="preserve"> Diagramme de</w:t>
+      </w:r>
+      <w:r>
+        <w:rPr>
           <w:sz w:val="28"/>
           <w:szCs w:val="28"/>
           <w:lang w:val="fr-FR"/>
         </w:rPr>
-        <w:t>Client</w:t>
+        <w:t>s</w:t>
+      </w:r>
+      <w:r>
+        <w:rPr>
+          <w:sz w:val="28"/>
+          <w:szCs w:val="28"/>
+          <w:lang w:val="fr-FR"/>
+        </w:rPr>
+        <w:t xml:space="preserve"> cas d’utilisation</w:t>
+      </w:r>
+      <w:r>
+        <w:rPr>
+          <w:sz w:val="28"/>
+          <w:szCs w:val="28"/>
+          <w:lang w:val="fr-FR"/>
+        </w:rPr>
+        <w:t>s</w:t>
+      </w:r>
+      <w:r>
+        <w:rPr>
+          <w:sz w:val="28"/>
+          <w:szCs w:val="28"/>
+          <w:lang w:val="fr-FR"/>
+        </w:rPr>
+        <w:t xml:space="preserve"> </w:t>
       </w:r>
     </w:p>
     <w:p>
@@ -2774,18 +4941,45 @@
           <w:szCs w:val="28"/>
         </w:rPr>
       </w:pPr>
+    </w:p>
+    <w:p>
+      <w:pPr>
+        <w:rPr>
+          <w:sz w:val="28"/>
+          <w:szCs w:val="28"/>
+        </w:rPr>
+      </w:pPr>
+    </w:p>
+    <w:p>
+      <w:pPr>
+        <w:rPr>
+          <w:sz w:val="28"/>
+          <w:szCs w:val="28"/>
+          <w:lang w:val="fr-FR"/>
+        </w:rPr>
+      </w:pPr>
+    </w:p>
+    <w:p>
+      <w:pPr>
+        <w:rPr>
+          <w:sz w:val="28"/>
+          <w:szCs w:val="28"/>
+          <w:lang w:val="fr-FR"/>
+        </w:rPr>
+      </w:pPr>
       <w:r>
         <w:rPr>
           <w:noProof/>
           <w:sz w:val="28"/>
           <w:szCs w:val="28"/>
+          <w:lang w:val="fr-FR"/>
         </w:rPr>
         <w:lastRenderedPageBreak/>
         <w:drawing>
-          <wp:inline distT="0" distB="0" distL="0" distR="0" wp14:anchorId="7E5015E2" wp14:editId="4981429B">
-            <wp:extent cx="5760720" cy="6661785"/>
-            <wp:effectExtent l="0" t="0" r="0" b="5715"/>
-            <wp:docPr id="1" name="Graphic 1"/>
+          <wp:inline distT="0" distB="0" distL="0" distR="0" wp14:anchorId="1508180A" wp14:editId="52A0D695">
+            <wp:extent cx="5760720" cy="5400040"/>
+            <wp:effectExtent l="0" t="0" r="0" b="0"/>
+            <wp:docPr id="4" name="Picture 4"/>
             <wp:cNvGraphicFramePr>
               <a:graphicFrameLocks xmlns:a="http://schemas.openxmlformats.org/drawingml/2006/main" noChangeAspect="1"/>
             </wp:cNvGraphicFramePr>
@@ -2793,17 +4987,14 @@
               <a:graphicData uri="http://schemas.openxmlformats.org/drawingml/2006/picture">
                 <pic:pic xmlns:pic="http://schemas.openxmlformats.org/drawingml/2006/picture">
                   <pic:nvPicPr>
-                    <pic:cNvPr id="1" name="Graphic 1"/>
+                    <pic:cNvPr id="4" name="Picture 4"/>
                     <pic:cNvPicPr/>
                   </pic:nvPicPr>
                   <pic:blipFill>
-                    <a:blip r:embed="rId5">
+                    <a:blip r:embed="rId5" cstate="print">
                       <a:extLst>
                         <a:ext uri="{28A0092B-C50C-407E-A947-70E740481C1C}">
                           <a14:useLocalDpi xmlns:a14="http://schemas.microsoft.com/office/drawing/2010/main" val="0"/>
-                        </a:ext>
-                        <a:ext uri="{96DAC541-7B7A-43D3-8B79-37D633B846F1}">
-                          <asvg:svgBlip xmlns:asvg="http://schemas.microsoft.com/office/drawing/2016/SVG/main" r:embed="rId6"/>
                         </a:ext>
                       </a:extLst>
                     </a:blip>
@@ -2814,7 +5005,7 @@
                   <pic:spPr>
                     <a:xfrm>
                       <a:off x="0" y="0"/>
-                      <a:ext cx="5760720" cy="6661785"/>
+                      <a:ext cx="5760720" cy="5400040"/>
                     </a:xfrm>
                     <a:prstGeom prst="rect">
                       <a:avLst/>
@@ -2826,2976 +5017,6 @@
           </wp:inline>
         </w:drawing>
       </w:r>
-    </w:p>
-    <w:p>
-      <w:pPr>
-        <w:rPr>
-          <w:sz w:val="28"/>
-          <w:szCs w:val="28"/>
-        </w:rPr>
-      </w:pPr>
-    </w:p>
-    <w:p>
-      <w:pPr>
-        <w:pStyle w:val="BodyText"/>
-        <w:spacing w:before="164"/>
-        <w:jc w:val="both"/>
-      </w:pPr>
-      <w:r>
-        <w:rPr>
-          <w:color w:val="1F1F1F"/>
-          <w:spacing w:val="-6"/>
-        </w:rPr>
-        <w:t>L’ensemble</w:t>
-      </w:r>
-      <w:r>
-        <w:rPr>
-          <w:color w:val="1F1F1F"/>
-          <w:spacing w:val="-7"/>
-        </w:rPr>
-        <w:t xml:space="preserve"> </w:t>
-      </w:r>
-      <w:r>
-        <w:rPr>
-          <w:color w:val="1F1F1F"/>
-          <w:spacing w:val="-6"/>
-        </w:rPr>
-        <w:t>de</w:t>
-      </w:r>
-      <w:r>
-        <w:rPr>
-          <w:color w:val="1F1F1F"/>
-          <w:spacing w:val="-8"/>
-        </w:rPr>
-        <w:t xml:space="preserve"> </w:t>
-      </w:r>
-      <w:r>
-        <w:rPr>
-          <w:color w:val="1F1F1F"/>
-          <w:spacing w:val="-6"/>
-        </w:rPr>
-        <w:t>nos cas</w:t>
-      </w:r>
-      <w:r>
-        <w:rPr>
-          <w:color w:val="1F1F1F"/>
-          <w:spacing w:val="-8"/>
-        </w:rPr>
-        <w:t xml:space="preserve"> </w:t>
-      </w:r>
-      <w:r>
-        <w:rPr>
-          <w:color w:val="1F1F1F"/>
-          <w:spacing w:val="-6"/>
-        </w:rPr>
-        <w:t>d’utilisation</w:t>
-      </w:r>
-      <w:r>
-        <w:rPr>
-          <w:color w:val="1F1F1F"/>
-          <w:spacing w:val="-7"/>
-        </w:rPr>
-        <w:t xml:space="preserve"> de</w:t>
-      </w:r>
-      <w:r>
-        <w:rPr>
-          <w:color w:val="1F1F1F"/>
-          <w:spacing w:val="-7"/>
-        </w:rPr>
-        <w:t>s</w:t>
-      </w:r>
-      <w:r>
-        <w:rPr>
-          <w:color w:val="1F1F1F"/>
-          <w:spacing w:val="-7"/>
-        </w:rPr>
-        <w:t xml:space="preserve"> acteur</w:t>
-      </w:r>
-      <w:r>
-        <w:rPr>
-          <w:color w:val="1F1F1F"/>
-          <w:spacing w:val="-7"/>
-        </w:rPr>
-        <w:t>s</w:t>
-      </w:r>
-      <w:r>
-        <w:rPr>
-          <w:color w:val="1F1F1F"/>
-          <w:spacing w:val="-7"/>
-        </w:rPr>
-        <w:t xml:space="preserve"> </w:t>
-      </w:r>
-      <w:r>
-        <w:rPr>
-          <w:color w:val="1F1F1F"/>
-          <w:spacing w:val="-7"/>
-        </w:rPr>
-        <w:t>tailleur &amp; administrateur</w:t>
-      </w:r>
-      <w:r>
-        <w:rPr>
-          <w:color w:val="1F1F1F"/>
-          <w:spacing w:val="-7"/>
-        </w:rPr>
-        <w:t xml:space="preserve"> </w:t>
-      </w:r>
-      <w:r>
-        <w:rPr>
-          <w:color w:val="1F1F1F"/>
-          <w:spacing w:val="-6"/>
-        </w:rPr>
-        <w:t>sont</w:t>
-      </w:r>
-      <w:r>
-        <w:rPr>
-          <w:color w:val="1F1F1F"/>
-          <w:spacing w:val="-6"/>
-        </w:rPr>
-        <w:t xml:space="preserve"> consigné</w:t>
-      </w:r>
-      <w:r>
-        <w:rPr>
-          <w:color w:val="1F1F1F"/>
-          <w:spacing w:val="-6"/>
-        </w:rPr>
-        <w:t>s</w:t>
-      </w:r>
-      <w:r>
-        <w:rPr>
-          <w:color w:val="1F1F1F"/>
-          <w:spacing w:val="-6"/>
-        </w:rPr>
-        <w:t xml:space="preserve"> dans le</w:t>
-      </w:r>
-      <w:r>
-        <w:rPr>
-          <w:color w:val="1F1F1F"/>
-          <w:spacing w:val="-5"/>
-        </w:rPr>
-        <w:t xml:space="preserve"> </w:t>
-      </w:r>
-      <w:r>
-        <w:rPr>
-          <w:color w:val="1F1F1F"/>
-          <w:spacing w:val="-6"/>
-        </w:rPr>
-        <w:t xml:space="preserve">tableau </w:t>
-      </w:r>
-      <w:r>
-        <w:rPr>
-          <w:color w:val="1F1F1F"/>
-          <w:spacing w:val="-6"/>
-        </w:rPr>
-        <w:t>2</w:t>
-      </w:r>
-      <w:r>
-        <w:rPr>
-          <w:color w:val="1F1F1F"/>
-          <w:spacing w:val="-9"/>
-        </w:rPr>
-        <w:t xml:space="preserve"> </w:t>
-      </w:r>
-      <w:r>
-        <w:rPr>
-          <w:color w:val="1F1F1F"/>
-          <w:spacing w:val="-6"/>
-        </w:rPr>
-        <w:t>ci-après.</w:t>
-      </w:r>
-    </w:p>
-    <w:p>
-      <w:pPr>
-        <w:rPr>
-          <w:sz w:val="28"/>
-          <w:szCs w:val="28"/>
-          <w:lang w:val="fr-FR"/>
-        </w:rPr>
-      </w:pPr>
-    </w:p>
-    <w:p>
-      <w:pPr>
-        <w:rPr>
-          <w:b/>
-          <w:bCs/>
-          <w:sz w:val="28"/>
-          <w:szCs w:val="28"/>
-          <w:lang w:val="fr-FR"/>
-        </w:rPr>
-      </w:pPr>
-      <w:r>
-        <w:rPr>
-          <w:b/>
-          <w:bCs/>
-          <w:sz w:val="28"/>
-          <w:szCs w:val="28"/>
-          <w:u w:val="single"/>
-          <w:lang w:val="fr-FR"/>
-        </w:rPr>
-        <w:t>Tableau 2</w:t>
-      </w:r>
-      <w:r>
-        <w:rPr>
-          <w:sz w:val="28"/>
-          <w:szCs w:val="28"/>
-          <w:u w:val="single"/>
-          <w:lang w:val="fr-FR"/>
-        </w:rPr>
-        <w:t> :</w:t>
-      </w:r>
-      <w:r>
-        <w:rPr>
-          <w:sz w:val="28"/>
-          <w:szCs w:val="28"/>
-          <w:lang w:val="fr-FR"/>
-        </w:rPr>
-        <w:t xml:space="preserve"> Identification des cas d’utilisation de l’acteur </w:t>
-      </w:r>
-      <w:r>
-        <w:rPr>
-          <w:b/>
-          <w:bCs/>
-          <w:sz w:val="28"/>
-          <w:szCs w:val="28"/>
-          <w:lang w:val="fr-FR"/>
-        </w:rPr>
-        <w:t>tailleur</w:t>
-      </w:r>
-      <w:r>
-        <w:rPr>
-          <w:b/>
-          <w:bCs/>
-          <w:sz w:val="28"/>
-          <w:szCs w:val="28"/>
-          <w:lang w:val="fr-FR"/>
-        </w:rPr>
-        <w:t xml:space="preserve"> &amp; admin</w:t>
-      </w:r>
-      <w:r>
-        <w:rPr>
-          <w:b/>
-          <w:bCs/>
-          <w:sz w:val="28"/>
-          <w:szCs w:val="28"/>
-          <w:lang w:val="fr-FR"/>
-        </w:rPr>
-        <w:t>istrateur</w:t>
-      </w:r>
-    </w:p>
-    <w:tbl>
-      <w:tblPr>
-        <w:tblW w:w="9670" w:type="dxa"/>
-        <w:tblInd w:w="-1" w:type="dxa"/>
-        <w:tblBorders>
-          <w:top w:val="single" w:sz="4" w:space="0" w:color="auto"/>
-          <w:left w:val="single" w:sz="4" w:space="0" w:color="auto"/>
-          <w:bottom w:val="single" w:sz="4" w:space="0" w:color="auto"/>
-          <w:right w:val="single" w:sz="4" w:space="0" w:color="auto"/>
-          <w:insideH w:val="single" w:sz="4" w:space="0" w:color="auto"/>
-          <w:insideV w:val="single" w:sz="4" w:space="0" w:color="auto"/>
-        </w:tblBorders>
-        <w:tblCellMar>
-          <w:left w:w="10" w:type="dxa"/>
-          <w:right w:w="10" w:type="dxa"/>
-        </w:tblCellMar>
-        <w:tblLook w:val="04A0" w:firstRow="1" w:lastRow="0" w:firstColumn="1" w:lastColumn="0" w:noHBand="0" w:noVBand="1"/>
-      </w:tblPr>
-      <w:tblGrid>
-        <w:gridCol w:w="1016"/>
-        <w:gridCol w:w="2797"/>
-        <w:gridCol w:w="5826"/>
-        <w:gridCol w:w="31"/>
-      </w:tblGrid>
-      <w:tr>
-        <w:tc>
-          <w:tcPr>
-            <w:tcW w:w="1000" w:type="dxa"/>
-            <w:tcBorders>
-              <w:top w:val="single" w:sz="1" w:space="0" w:color="AAAAAA"/>
-              <w:left w:val="single" w:sz="1" w:space="0" w:color="AAAAAA"/>
-              <w:bottom w:val="single" w:sz="1" w:space="0" w:color="AAAAAA"/>
-              <w:right w:val="single" w:sz="1" w:space="0" w:color="AAAAAA"/>
-            </w:tcBorders>
-            <w:shd w:val="clear" w:color="auto" w:fill="002060"/>
-            <w:tcMar>
-              <w:top w:w="80" w:type="dxa"/>
-              <w:left w:w="150" w:type="dxa"/>
-              <w:bottom w:w="80" w:type="dxa"/>
-              <w:right w:w="150" w:type="dxa"/>
-            </w:tcMar>
-            <w:vAlign w:val="center"/>
-          </w:tcPr>
-          <w:p>
-            <w:pPr>
-              <w:rPr>
-                <w:sz w:val="28"/>
-                <w:szCs w:val="28"/>
-                <w:lang w:val="en-US"/>
-              </w:rPr>
-            </w:pPr>
-            <w:r>
-              <w:rPr>
-                <w:sz w:val="28"/>
-                <w:szCs w:val="28"/>
-                <w:lang w:val="en-US"/>
-              </w:rPr>
-              <w:lastRenderedPageBreak/>
-              <w:t>#</w:t>
-            </w:r>
-          </w:p>
-        </w:tc>
-        <w:tc>
-          <w:tcPr>
-            <w:tcW w:w="2800" w:type="dxa"/>
-            <w:tcBorders>
-              <w:top w:val="single" w:sz="1" w:space="0" w:color="AAAAAA"/>
-              <w:left w:val="single" w:sz="1" w:space="0" w:color="AAAAAA"/>
-              <w:bottom w:val="single" w:sz="1" w:space="0" w:color="AAAAAA"/>
-              <w:right w:val="single" w:sz="1" w:space="0" w:color="AAAAAA"/>
-            </w:tcBorders>
-            <w:shd w:val="clear" w:color="auto" w:fill="002060"/>
-            <w:tcMar>
-              <w:top w:w="80" w:type="dxa"/>
-              <w:left w:w="150" w:type="dxa"/>
-              <w:bottom w:w="80" w:type="dxa"/>
-              <w:right w:w="150" w:type="dxa"/>
-            </w:tcMar>
-            <w:vAlign w:val="center"/>
-          </w:tcPr>
-          <w:p>
-            <w:pPr>
-              <w:rPr>
-                <w:sz w:val="28"/>
-                <w:szCs w:val="28"/>
-                <w:lang w:val="en-US"/>
-              </w:rPr>
-            </w:pPr>
-            <w:proofErr w:type="spellStart"/>
-            <w:r>
-              <w:rPr>
-                <w:sz w:val="28"/>
-                <w:szCs w:val="28"/>
-                <w:lang w:val="en-US"/>
-              </w:rPr>
-              <w:t>Intutil</w:t>
-            </w:r>
-            <w:proofErr w:type="spellEnd"/>
-            <w:r>
-              <w:rPr>
-                <w:rFonts w:ascii="Arial" w:eastAsia="Arial" w:hAnsi="Arial" w:cs="Arial"/>
-                <w:sz w:val="28"/>
-                <w:szCs w:val="28"/>
-              </w:rPr>
-              <w:t>é</w:t>
-            </w:r>
-            <w:r>
-              <w:rPr>
-                <w:sz w:val="28"/>
-                <w:szCs w:val="28"/>
-                <w:lang w:val="en-US"/>
-              </w:rPr>
-              <w:t xml:space="preserve"> du </w:t>
-            </w:r>
-            <w:proofErr w:type="spellStart"/>
-            <w:r>
-              <w:rPr>
-                <w:sz w:val="28"/>
-                <w:szCs w:val="28"/>
-                <w:lang w:val="en-US"/>
-              </w:rPr>
-              <w:t>cas</w:t>
-            </w:r>
-            <w:proofErr w:type="spellEnd"/>
-            <w:r>
-              <w:rPr>
-                <w:sz w:val="28"/>
-                <w:szCs w:val="28"/>
-                <w:lang w:val="en-US"/>
-              </w:rPr>
-              <w:t xml:space="preserve"> </w:t>
-            </w:r>
-            <w:proofErr w:type="spellStart"/>
-            <w:r>
-              <w:rPr>
-                <w:sz w:val="28"/>
-                <w:szCs w:val="28"/>
-                <w:lang w:val="en-US"/>
-              </w:rPr>
-              <w:t>d’utilisation</w:t>
-            </w:r>
-            <w:proofErr w:type="spellEnd"/>
-          </w:p>
-        </w:tc>
-        <w:tc>
-          <w:tcPr>
-            <w:tcW w:w="5870" w:type="dxa"/>
-            <w:gridSpan w:val="2"/>
-            <w:tcBorders>
-              <w:top w:val="single" w:sz="1" w:space="0" w:color="AAAAAA"/>
-              <w:left w:val="single" w:sz="1" w:space="0" w:color="AAAAAA"/>
-              <w:bottom w:val="single" w:sz="1" w:space="0" w:color="AAAAAA"/>
-              <w:right w:val="single" w:sz="1" w:space="0" w:color="AAAAAA"/>
-            </w:tcBorders>
-            <w:shd w:val="clear" w:color="auto" w:fill="002060"/>
-            <w:tcMar>
-              <w:top w:w="80" w:type="dxa"/>
-              <w:left w:w="150" w:type="dxa"/>
-              <w:bottom w:w="80" w:type="dxa"/>
-              <w:right w:w="150" w:type="dxa"/>
-            </w:tcMar>
-            <w:vAlign w:val="center"/>
-          </w:tcPr>
-          <w:p>
-            <w:pPr>
-              <w:rPr>
-                <w:sz w:val="28"/>
-                <w:szCs w:val="28"/>
-                <w:lang w:val="en-US"/>
-              </w:rPr>
-            </w:pPr>
-            <w:r>
-              <w:rPr>
-                <w:sz w:val="28"/>
-                <w:szCs w:val="28"/>
-                <w:lang w:val="en-US"/>
-              </w:rPr>
-              <w:t xml:space="preserve">Description du </w:t>
-            </w:r>
-            <w:proofErr w:type="spellStart"/>
-            <w:r>
-              <w:rPr>
-                <w:sz w:val="28"/>
-                <w:szCs w:val="28"/>
-                <w:lang w:val="en-US"/>
-              </w:rPr>
-              <w:t>cas</w:t>
-            </w:r>
-            <w:proofErr w:type="spellEnd"/>
-            <w:r>
-              <w:rPr>
-                <w:sz w:val="28"/>
-                <w:szCs w:val="28"/>
-                <w:lang w:val="en-US"/>
-              </w:rPr>
-              <w:t xml:space="preserve"> </w:t>
-            </w:r>
-            <w:proofErr w:type="spellStart"/>
-            <w:r>
-              <w:rPr>
-                <w:sz w:val="28"/>
-                <w:szCs w:val="28"/>
-                <w:lang w:val="en-US"/>
-              </w:rPr>
-              <w:t>d’utilisation</w:t>
-            </w:r>
-            <w:proofErr w:type="spellEnd"/>
-          </w:p>
-        </w:tc>
-      </w:tr>
-      <w:tr>
-        <w:trPr>
-          <w:gridAfter w:val="1"/>
-          <w:wAfter w:w="31" w:type="dxa"/>
-        </w:trPr>
-        <w:tc>
-          <w:tcPr>
-            <w:tcW w:w="1000" w:type="dxa"/>
-            <w:tcBorders>
-              <w:top w:val="single" w:sz="1" w:space="0" w:color="AAAAAA"/>
-              <w:left w:val="single" w:sz="1" w:space="0" w:color="AAAAAA"/>
-              <w:bottom w:val="single" w:sz="1" w:space="0" w:color="AAAAAA"/>
-              <w:right w:val="single" w:sz="1" w:space="0" w:color="AAAAAA"/>
-            </w:tcBorders>
-            <w:shd w:val="clear" w:color="auto" w:fill="FFFFFF"/>
-            <w:tcMar>
-              <w:top w:w="80" w:type="dxa"/>
-              <w:left w:w="150" w:type="dxa"/>
-              <w:bottom w:w="80" w:type="dxa"/>
-              <w:right w:w="150" w:type="dxa"/>
-            </w:tcMar>
-            <w:vAlign w:val="center"/>
-          </w:tcPr>
-          <w:p>
-            <w:pPr>
-              <w:rPr>
-                <w:sz w:val="28"/>
-                <w:szCs w:val="28"/>
-                <w:lang w:val="en-US"/>
-              </w:rPr>
-            </w:pPr>
-            <w:r>
-              <w:rPr>
-                <w:rFonts w:ascii="Arial" w:eastAsia="Arial" w:hAnsi="Arial" w:cs="Arial"/>
-                <w:b/>
-                <w:bCs/>
-                <w:sz w:val="28"/>
-                <w:szCs w:val="28"/>
-              </w:rPr>
-              <w:t>CU</w:t>
-            </w:r>
-            <w:r>
-              <w:rPr>
-                <w:rFonts w:ascii="Arial" w:eastAsia="Arial" w:hAnsi="Arial" w:cs="Arial"/>
-                <w:b/>
-                <w:bCs/>
-                <w:sz w:val="28"/>
-                <w:szCs w:val="28"/>
-                <w:lang w:val="en-US"/>
-              </w:rPr>
-              <w:t>1</w:t>
-            </w:r>
-          </w:p>
-        </w:tc>
-        <w:tc>
-          <w:tcPr>
-            <w:tcW w:w="2800" w:type="dxa"/>
-            <w:tcBorders>
-              <w:top w:val="single" w:sz="1" w:space="0" w:color="AAAAAA"/>
-              <w:left w:val="single" w:sz="1" w:space="0" w:color="AAAAAA"/>
-              <w:bottom w:val="single" w:sz="1" w:space="0" w:color="AAAAAA"/>
-              <w:right w:val="single" w:sz="1" w:space="0" w:color="AAAAAA"/>
-            </w:tcBorders>
-            <w:shd w:val="clear" w:color="auto" w:fill="FFFFFF"/>
-            <w:tcMar>
-              <w:top w:w="80" w:type="dxa"/>
-              <w:left w:w="150" w:type="dxa"/>
-              <w:bottom w:w="80" w:type="dxa"/>
-              <w:right w:w="150" w:type="dxa"/>
-            </w:tcMar>
-            <w:vAlign w:val="center"/>
-          </w:tcPr>
-          <w:p>
-            <w:pPr>
-              <w:rPr>
-                <w:sz w:val="28"/>
-                <w:szCs w:val="28"/>
-              </w:rPr>
-            </w:pPr>
-            <w:r>
-              <w:rPr>
-                <w:rFonts w:ascii="Arial" w:eastAsia="Arial" w:hAnsi="Arial" w:cs="Arial"/>
-                <w:sz w:val="28"/>
-                <w:szCs w:val="28"/>
-              </w:rPr>
-              <w:t>S'inscrire</w:t>
-            </w:r>
-          </w:p>
-        </w:tc>
-        <w:tc>
-          <w:tcPr>
-            <w:tcW w:w="5839" w:type="dxa"/>
-            <w:tcBorders>
-              <w:top w:val="single" w:sz="1" w:space="0" w:color="AAAAAA"/>
-              <w:left w:val="single" w:sz="1" w:space="0" w:color="AAAAAA"/>
-              <w:bottom w:val="single" w:sz="1" w:space="0" w:color="AAAAAA"/>
-              <w:right w:val="single" w:sz="1" w:space="0" w:color="AAAAAA"/>
-            </w:tcBorders>
-            <w:shd w:val="clear" w:color="auto" w:fill="FFFFFF"/>
-            <w:tcMar>
-              <w:top w:w="80" w:type="dxa"/>
-              <w:left w:w="150" w:type="dxa"/>
-              <w:bottom w:w="80" w:type="dxa"/>
-              <w:right w:w="150" w:type="dxa"/>
-            </w:tcMar>
-            <w:vAlign w:val="center"/>
-          </w:tcPr>
-          <w:p>
-            <w:pPr>
-              <w:rPr>
-                <w:sz w:val="28"/>
-                <w:szCs w:val="28"/>
-              </w:rPr>
-            </w:pPr>
-            <w:r>
-              <w:rPr>
-                <w:rFonts w:ascii="Arial" w:eastAsia="Arial" w:hAnsi="Arial" w:cs="Arial"/>
-                <w:sz w:val="28"/>
-                <w:szCs w:val="28"/>
-              </w:rPr>
-              <w:t>Permet à un nouveau Tailleur de créer un compte sur la plateforme FITMOD.</w:t>
-            </w:r>
-          </w:p>
-        </w:tc>
-      </w:tr>
-      <w:tr>
-        <w:trPr>
-          <w:gridAfter w:val="1"/>
-          <w:wAfter w:w="31" w:type="dxa"/>
-        </w:trPr>
-        <w:tc>
-          <w:tcPr>
-            <w:tcW w:w="1000" w:type="dxa"/>
-            <w:tcBorders>
-              <w:top w:val="single" w:sz="1" w:space="0" w:color="AAAAAA"/>
-              <w:left w:val="single" w:sz="1" w:space="0" w:color="AAAAAA"/>
-              <w:bottom w:val="single" w:sz="1" w:space="0" w:color="AAAAAA"/>
-              <w:right w:val="single" w:sz="1" w:space="0" w:color="AAAAAA"/>
-            </w:tcBorders>
-            <w:shd w:val="clear" w:color="auto" w:fill="D9E2F3"/>
-            <w:tcMar>
-              <w:top w:w="80" w:type="dxa"/>
-              <w:left w:w="150" w:type="dxa"/>
-              <w:bottom w:w="80" w:type="dxa"/>
-              <w:right w:w="150" w:type="dxa"/>
-            </w:tcMar>
-            <w:vAlign w:val="center"/>
-          </w:tcPr>
-          <w:p>
-            <w:pPr>
-              <w:rPr>
-                <w:sz w:val="28"/>
-                <w:szCs w:val="28"/>
-                <w:lang w:val="en-US"/>
-              </w:rPr>
-            </w:pPr>
-            <w:r>
-              <w:rPr>
-                <w:rFonts w:ascii="Arial" w:eastAsia="Arial" w:hAnsi="Arial" w:cs="Arial"/>
-                <w:b/>
-                <w:bCs/>
-                <w:sz w:val="28"/>
-                <w:szCs w:val="28"/>
-              </w:rPr>
-              <w:t>CU</w:t>
-            </w:r>
-            <w:r>
-              <w:rPr>
-                <w:rFonts w:ascii="Arial" w:eastAsia="Arial" w:hAnsi="Arial" w:cs="Arial"/>
-                <w:b/>
-                <w:bCs/>
-                <w:sz w:val="28"/>
-                <w:szCs w:val="28"/>
-                <w:lang w:val="en-US"/>
-              </w:rPr>
-              <w:t>2</w:t>
-            </w:r>
-          </w:p>
-        </w:tc>
-        <w:tc>
-          <w:tcPr>
-            <w:tcW w:w="2800" w:type="dxa"/>
-            <w:tcBorders>
-              <w:top w:val="single" w:sz="1" w:space="0" w:color="AAAAAA"/>
-              <w:left w:val="single" w:sz="1" w:space="0" w:color="AAAAAA"/>
-              <w:bottom w:val="single" w:sz="1" w:space="0" w:color="AAAAAA"/>
-              <w:right w:val="single" w:sz="1" w:space="0" w:color="AAAAAA"/>
-            </w:tcBorders>
-            <w:shd w:val="clear" w:color="auto" w:fill="D9E2F3"/>
-            <w:tcMar>
-              <w:top w:w="80" w:type="dxa"/>
-              <w:left w:w="150" w:type="dxa"/>
-              <w:bottom w:w="80" w:type="dxa"/>
-              <w:right w:w="150" w:type="dxa"/>
-            </w:tcMar>
-            <w:vAlign w:val="center"/>
-          </w:tcPr>
-          <w:p>
-            <w:pPr>
-              <w:rPr>
-                <w:sz w:val="28"/>
-                <w:szCs w:val="28"/>
-              </w:rPr>
-            </w:pPr>
-            <w:r>
-              <w:rPr>
-                <w:rFonts w:ascii="Arial" w:eastAsia="Arial" w:hAnsi="Arial" w:cs="Arial"/>
-                <w:sz w:val="28"/>
-                <w:szCs w:val="28"/>
-              </w:rPr>
-              <w:t>S'authentifier</w:t>
-            </w:r>
-          </w:p>
-        </w:tc>
-        <w:tc>
-          <w:tcPr>
-            <w:tcW w:w="5839" w:type="dxa"/>
-            <w:tcBorders>
-              <w:top w:val="single" w:sz="1" w:space="0" w:color="AAAAAA"/>
-              <w:left w:val="single" w:sz="1" w:space="0" w:color="AAAAAA"/>
-              <w:bottom w:val="single" w:sz="1" w:space="0" w:color="AAAAAA"/>
-              <w:right w:val="single" w:sz="1" w:space="0" w:color="AAAAAA"/>
-            </w:tcBorders>
-            <w:shd w:val="clear" w:color="auto" w:fill="D9E2F3"/>
-            <w:tcMar>
-              <w:top w:w="80" w:type="dxa"/>
-              <w:left w:w="150" w:type="dxa"/>
-              <w:bottom w:w="80" w:type="dxa"/>
-              <w:right w:w="150" w:type="dxa"/>
-            </w:tcMar>
-            <w:vAlign w:val="center"/>
-          </w:tcPr>
-          <w:p>
-            <w:pPr>
-              <w:rPr>
-                <w:sz w:val="28"/>
-                <w:szCs w:val="28"/>
-              </w:rPr>
-            </w:pPr>
-            <w:r>
-              <w:rPr>
-                <w:rFonts w:ascii="Arial" w:eastAsia="Arial" w:hAnsi="Arial" w:cs="Arial"/>
-                <w:sz w:val="28"/>
-                <w:szCs w:val="28"/>
-              </w:rPr>
-              <w:t>Permet à un Tailleur</w:t>
-            </w:r>
-            <w:r>
-              <w:rPr>
-                <w:rFonts w:ascii="Arial" w:eastAsia="Arial" w:hAnsi="Arial" w:cs="Arial"/>
-                <w:sz w:val="28"/>
-                <w:szCs w:val="28"/>
-                <w:lang w:val="fr-FR"/>
-              </w:rPr>
-              <w:t xml:space="preserve"> ou Administrateur</w:t>
-            </w:r>
-            <w:r>
-              <w:rPr>
-                <w:rFonts w:ascii="Arial" w:eastAsia="Arial" w:hAnsi="Arial" w:cs="Arial"/>
-                <w:sz w:val="28"/>
-                <w:szCs w:val="28"/>
-              </w:rPr>
-              <w:t xml:space="preserve"> d'accéder à la plateforme via ses identifiants</w:t>
-            </w:r>
-          </w:p>
-        </w:tc>
-      </w:tr>
-      <w:tr>
-        <w:trPr>
-          <w:gridAfter w:val="1"/>
-          <w:wAfter w:w="31" w:type="dxa"/>
-        </w:trPr>
-        <w:tc>
-          <w:tcPr>
-            <w:tcW w:w="1000" w:type="dxa"/>
-            <w:tcBorders>
-              <w:top w:val="single" w:sz="1" w:space="0" w:color="AAAAAA"/>
-              <w:left w:val="single" w:sz="1" w:space="0" w:color="AAAAAA"/>
-              <w:bottom w:val="single" w:sz="1" w:space="0" w:color="AAAAAA"/>
-              <w:right w:val="single" w:sz="1" w:space="0" w:color="AAAAAA"/>
-            </w:tcBorders>
-            <w:shd w:val="clear" w:color="auto" w:fill="FFFFFF"/>
-            <w:tcMar>
-              <w:top w:w="80" w:type="dxa"/>
-              <w:left w:w="150" w:type="dxa"/>
-              <w:bottom w:w="80" w:type="dxa"/>
-              <w:right w:w="150" w:type="dxa"/>
-            </w:tcMar>
-            <w:vAlign w:val="center"/>
-          </w:tcPr>
-          <w:p>
-            <w:pPr>
-              <w:rPr>
-                <w:sz w:val="28"/>
-                <w:szCs w:val="28"/>
-                <w:lang w:val="en-US"/>
-              </w:rPr>
-            </w:pPr>
-            <w:r>
-              <w:rPr>
-                <w:rFonts w:ascii="Arial" w:eastAsia="Arial" w:hAnsi="Arial" w:cs="Arial"/>
-                <w:b/>
-                <w:bCs/>
-                <w:sz w:val="28"/>
-                <w:szCs w:val="28"/>
-              </w:rPr>
-              <w:t>CU</w:t>
-            </w:r>
-            <w:r>
-              <w:rPr>
-                <w:rFonts w:ascii="Arial" w:eastAsia="Arial" w:hAnsi="Arial" w:cs="Arial"/>
-                <w:b/>
-                <w:bCs/>
-                <w:sz w:val="28"/>
-                <w:szCs w:val="28"/>
-                <w:lang w:val="en-US"/>
-              </w:rPr>
-              <w:t>3</w:t>
-            </w:r>
-          </w:p>
-        </w:tc>
-        <w:tc>
-          <w:tcPr>
-            <w:tcW w:w="2800" w:type="dxa"/>
-            <w:tcBorders>
-              <w:top w:val="single" w:sz="1" w:space="0" w:color="AAAAAA"/>
-              <w:left w:val="single" w:sz="1" w:space="0" w:color="AAAAAA"/>
-              <w:bottom w:val="single" w:sz="1" w:space="0" w:color="AAAAAA"/>
-              <w:right w:val="single" w:sz="1" w:space="0" w:color="AAAAAA"/>
-            </w:tcBorders>
-            <w:shd w:val="clear" w:color="auto" w:fill="FFFFFF"/>
-            <w:tcMar>
-              <w:top w:w="80" w:type="dxa"/>
-              <w:left w:w="150" w:type="dxa"/>
-              <w:bottom w:w="80" w:type="dxa"/>
-              <w:right w:w="150" w:type="dxa"/>
-            </w:tcMar>
-            <w:vAlign w:val="center"/>
-          </w:tcPr>
-          <w:p>
-            <w:pPr>
-              <w:rPr>
-                <w:sz w:val="28"/>
-                <w:szCs w:val="28"/>
-              </w:rPr>
-            </w:pPr>
-            <w:r>
-              <w:rPr>
-                <w:rFonts w:ascii="Arial" w:eastAsia="Arial" w:hAnsi="Arial" w:cs="Arial"/>
-                <w:sz w:val="28"/>
-                <w:szCs w:val="28"/>
-              </w:rPr>
-              <w:t>Créer / Modifier son profil</w:t>
-            </w:r>
-          </w:p>
-        </w:tc>
-        <w:tc>
-          <w:tcPr>
-            <w:tcW w:w="5839" w:type="dxa"/>
-            <w:tcBorders>
-              <w:top w:val="single" w:sz="1" w:space="0" w:color="AAAAAA"/>
-              <w:left w:val="single" w:sz="1" w:space="0" w:color="AAAAAA"/>
-              <w:bottom w:val="single" w:sz="1" w:space="0" w:color="AAAAAA"/>
-              <w:right w:val="single" w:sz="1" w:space="0" w:color="AAAAAA"/>
-            </w:tcBorders>
-            <w:shd w:val="clear" w:color="auto" w:fill="FFFFFF"/>
-            <w:tcMar>
-              <w:top w:w="80" w:type="dxa"/>
-              <w:left w:w="150" w:type="dxa"/>
-              <w:bottom w:w="80" w:type="dxa"/>
-              <w:right w:w="150" w:type="dxa"/>
-            </w:tcMar>
-            <w:vAlign w:val="center"/>
-          </w:tcPr>
-          <w:p>
-            <w:pPr>
-              <w:rPr>
-                <w:sz w:val="28"/>
-                <w:szCs w:val="28"/>
-              </w:rPr>
-            </w:pPr>
-            <w:r>
-              <w:rPr>
-                <w:rFonts w:ascii="Arial" w:eastAsia="Arial" w:hAnsi="Arial" w:cs="Arial"/>
-                <w:sz w:val="28"/>
-                <w:szCs w:val="28"/>
-              </w:rPr>
-              <w:t>Permet au Tailleur de renseigner et mettre à jour les informations de son atelier (nom, localisation, spécialités, tarifs, portfolio).</w:t>
-            </w:r>
-          </w:p>
-        </w:tc>
-      </w:tr>
-      <w:tr>
-        <w:trPr>
-          <w:gridAfter w:val="1"/>
-          <w:wAfter w:w="31" w:type="dxa"/>
-        </w:trPr>
-        <w:tc>
-          <w:tcPr>
-            <w:tcW w:w="1000" w:type="dxa"/>
-            <w:tcBorders>
-              <w:top w:val="single" w:sz="1" w:space="0" w:color="AAAAAA"/>
-              <w:left w:val="single" w:sz="1" w:space="0" w:color="AAAAAA"/>
-              <w:bottom w:val="single" w:sz="1" w:space="0" w:color="AAAAAA"/>
-              <w:right w:val="single" w:sz="1" w:space="0" w:color="AAAAAA"/>
-            </w:tcBorders>
-            <w:shd w:val="clear" w:color="auto" w:fill="D9E2F3"/>
-            <w:tcMar>
-              <w:top w:w="80" w:type="dxa"/>
-              <w:left w:w="150" w:type="dxa"/>
-              <w:bottom w:w="80" w:type="dxa"/>
-              <w:right w:w="150" w:type="dxa"/>
-            </w:tcMar>
-            <w:vAlign w:val="center"/>
-          </w:tcPr>
-          <w:p>
-            <w:pPr>
-              <w:rPr>
-                <w:sz w:val="28"/>
-                <w:szCs w:val="28"/>
-                <w:lang w:val="en-US"/>
-              </w:rPr>
-            </w:pPr>
-            <w:r>
-              <w:rPr>
-                <w:rFonts w:ascii="Arial" w:eastAsia="Arial" w:hAnsi="Arial" w:cs="Arial"/>
-                <w:b/>
-                <w:bCs/>
-                <w:sz w:val="28"/>
-                <w:szCs w:val="28"/>
-              </w:rPr>
-              <w:t>CU</w:t>
-            </w:r>
-            <w:r>
-              <w:rPr>
-                <w:rFonts w:ascii="Arial" w:eastAsia="Arial" w:hAnsi="Arial" w:cs="Arial"/>
-                <w:b/>
-                <w:bCs/>
-                <w:sz w:val="28"/>
-                <w:szCs w:val="28"/>
-                <w:lang w:val="en-US"/>
-              </w:rPr>
-              <w:t>4</w:t>
-            </w:r>
-          </w:p>
-        </w:tc>
-        <w:tc>
-          <w:tcPr>
-            <w:tcW w:w="2800" w:type="dxa"/>
-            <w:tcBorders>
-              <w:top w:val="single" w:sz="1" w:space="0" w:color="AAAAAA"/>
-              <w:left w:val="single" w:sz="1" w:space="0" w:color="AAAAAA"/>
-              <w:bottom w:val="single" w:sz="1" w:space="0" w:color="AAAAAA"/>
-              <w:right w:val="single" w:sz="1" w:space="0" w:color="AAAAAA"/>
-            </w:tcBorders>
-            <w:shd w:val="clear" w:color="auto" w:fill="D9E2F3"/>
-            <w:tcMar>
-              <w:top w:w="80" w:type="dxa"/>
-              <w:left w:w="150" w:type="dxa"/>
-              <w:bottom w:w="80" w:type="dxa"/>
-              <w:right w:w="150" w:type="dxa"/>
-            </w:tcMar>
-            <w:vAlign w:val="center"/>
-          </w:tcPr>
-          <w:p>
-            <w:pPr>
-              <w:rPr>
-                <w:sz w:val="28"/>
-                <w:szCs w:val="28"/>
-              </w:rPr>
-            </w:pPr>
-            <w:r>
-              <w:rPr>
-                <w:rFonts w:ascii="Arial" w:eastAsia="Arial" w:hAnsi="Arial" w:cs="Arial"/>
-                <w:sz w:val="28"/>
-                <w:szCs w:val="28"/>
-              </w:rPr>
-              <w:t>Publier un modèle de vêtement</w:t>
-            </w:r>
-          </w:p>
-        </w:tc>
-        <w:tc>
-          <w:tcPr>
-            <w:tcW w:w="5839" w:type="dxa"/>
-            <w:tcBorders>
-              <w:top w:val="single" w:sz="1" w:space="0" w:color="AAAAAA"/>
-              <w:left w:val="single" w:sz="1" w:space="0" w:color="AAAAAA"/>
-              <w:bottom w:val="single" w:sz="1" w:space="0" w:color="AAAAAA"/>
-              <w:right w:val="single" w:sz="1" w:space="0" w:color="AAAAAA"/>
-            </w:tcBorders>
-            <w:shd w:val="clear" w:color="auto" w:fill="D9E2F3"/>
-            <w:tcMar>
-              <w:top w:w="80" w:type="dxa"/>
-              <w:left w:w="150" w:type="dxa"/>
-              <w:bottom w:w="80" w:type="dxa"/>
-              <w:right w:w="150" w:type="dxa"/>
-            </w:tcMar>
-            <w:vAlign w:val="center"/>
-          </w:tcPr>
-          <w:p>
-            <w:pPr>
-              <w:rPr>
-                <w:sz w:val="28"/>
-                <w:szCs w:val="28"/>
-              </w:rPr>
-            </w:pPr>
-            <w:r>
-              <w:rPr>
-                <w:rFonts w:ascii="Arial" w:eastAsia="Arial" w:hAnsi="Arial" w:cs="Arial"/>
-                <w:sz w:val="28"/>
-                <w:szCs w:val="28"/>
-              </w:rPr>
-              <w:t>Permet au Tailleur d'ajouter un nouveau modèle à son catalogue, avec photos, prix, options tissu et modèle 3D associé.</w:t>
-            </w:r>
-          </w:p>
-        </w:tc>
-      </w:tr>
-      <w:tr>
-        <w:trPr>
-          <w:gridAfter w:val="1"/>
-          <w:wAfter w:w="31" w:type="dxa"/>
-        </w:trPr>
-        <w:tc>
-          <w:tcPr>
-            <w:tcW w:w="1000" w:type="dxa"/>
-            <w:tcBorders>
-              <w:top w:val="single" w:sz="1" w:space="0" w:color="AAAAAA"/>
-              <w:left w:val="single" w:sz="1" w:space="0" w:color="AAAAAA"/>
-              <w:bottom w:val="single" w:sz="1" w:space="0" w:color="AAAAAA"/>
-              <w:right w:val="single" w:sz="1" w:space="0" w:color="AAAAAA"/>
-            </w:tcBorders>
-            <w:shd w:val="clear" w:color="auto" w:fill="FFFFFF"/>
-            <w:tcMar>
-              <w:top w:w="80" w:type="dxa"/>
-              <w:left w:w="150" w:type="dxa"/>
-              <w:bottom w:w="80" w:type="dxa"/>
-              <w:right w:w="150" w:type="dxa"/>
-            </w:tcMar>
-            <w:vAlign w:val="center"/>
-          </w:tcPr>
-          <w:p>
-            <w:pPr>
-              <w:rPr>
-                <w:sz w:val="28"/>
-                <w:szCs w:val="28"/>
-                <w:lang w:val="en-US"/>
-              </w:rPr>
-            </w:pPr>
-            <w:r>
-              <w:rPr>
-                <w:rFonts w:ascii="Arial" w:eastAsia="Arial" w:hAnsi="Arial" w:cs="Arial"/>
-                <w:b/>
-                <w:bCs/>
-                <w:sz w:val="28"/>
-                <w:szCs w:val="28"/>
-              </w:rPr>
-              <w:t>CU</w:t>
-            </w:r>
-            <w:r>
-              <w:rPr>
-                <w:rFonts w:ascii="Arial" w:eastAsia="Arial" w:hAnsi="Arial" w:cs="Arial"/>
-                <w:b/>
-                <w:bCs/>
-                <w:sz w:val="28"/>
-                <w:szCs w:val="28"/>
-                <w:lang w:val="en-US"/>
-              </w:rPr>
-              <w:t>5</w:t>
-            </w:r>
-          </w:p>
-        </w:tc>
-        <w:tc>
-          <w:tcPr>
-            <w:tcW w:w="2800" w:type="dxa"/>
-            <w:tcBorders>
-              <w:top w:val="single" w:sz="1" w:space="0" w:color="AAAAAA"/>
-              <w:left w:val="single" w:sz="1" w:space="0" w:color="AAAAAA"/>
-              <w:bottom w:val="single" w:sz="1" w:space="0" w:color="AAAAAA"/>
-              <w:right w:val="single" w:sz="1" w:space="0" w:color="AAAAAA"/>
-            </w:tcBorders>
-            <w:shd w:val="clear" w:color="auto" w:fill="FFFFFF"/>
-            <w:tcMar>
-              <w:top w:w="80" w:type="dxa"/>
-              <w:left w:w="150" w:type="dxa"/>
-              <w:bottom w:w="80" w:type="dxa"/>
-              <w:right w:w="150" w:type="dxa"/>
-            </w:tcMar>
-            <w:vAlign w:val="center"/>
-          </w:tcPr>
-          <w:p>
-            <w:pPr>
-              <w:rPr>
-                <w:sz w:val="28"/>
-                <w:szCs w:val="28"/>
-              </w:rPr>
-            </w:pPr>
-            <w:r>
-              <w:rPr>
-                <w:rFonts w:ascii="Arial" w:eastAsia="Arial" w:hAnsi="Arial" w:cs="Arial"/>
-                <w:sz w:val="28"/>
-                <w:szCs w:val="28"/>
-              </w:rPr>
-              <w:t>Modifier / Supprimer un modèle</w:t>
-            </w:r>
-          </w:p>
-        </w:tc>
-        <w:tc>
-          <w:tcPr>
-            <w:tcW w:w="5839" w:type="dxa"/>
-            <w:tcBorders>
-              <w:top w:val="single" w:sz="1" w:space="0" w:color="AAAAAA"/>
-              <w:left w:val="single" w:sz="1" w:space="0" w:color="AAAAAA"/>
-              <w:bottom w:val="single" w:sz="1" w:space="0" w:color="AAAAAA"/>
-              <w:right w:val="single" w:sz="1" w:space="0" w:color="AAAAAA"/>
-            </w:tcBorders>
-            <w:shd w:val="clear" w:color="auto" w:fill="FFFFFF"/>
-            <w:tcMar>
-              <w:top w:w="80" w:type="dxa"/>
-              <w:left w:w="150" w:type="dxa"/>
-              <w:bottom w:w="80" w:type="dxa"/>
-              <w:right w:w="150" w:type="dxa"/>
-            </w:tcMar>
-            <w:vAlign w:val="center"/>
-          </w:tcPr>
-          <w:p>
-            <w:pPr>
-              <w:rPr>
-                <w:sz w:val="28"/>
-                <w:szCs w:val="28"/>
-              </w:rPr>
-            </w:pPr>
-            <w:r>
-              <w:rPr>
-                <w:rFonts w:ascii="Arial" w:eastAsia="Arial" w:hAnsi="Arial" w:cs="Arial"/>
-                <w:sz w:val="28"/>
-                <w:szCs w:val="28"/>
-              </w:rPr>
-              <w:t>Permet au Tailleur de mettre à jour ou retirer un modèle de son catalogue.</w:t>
-            </w:r>
-          </w:p>
-        </w:tc>
-      </w:tr>
-      <w:tr>
-        <w:trPr>
-          <w:gridAfter w:val="1"/>
-          <w:wAfter w:w="31" w:type="dxa"/>
-        </w:trPr>
-        <w:tc>
-          <w:tcPr>
-            <w:tcW w:w="1000" w:type="dxa"/>
-            <w:tcBorders>
-              <w:top w:val="single" w:sz="1" w:space="0" w:color="AAAAAA"/>
-              <w:left w:val="single" w:sz="1" w:space="0" w:color="AAAAAA"/>
-              <w:bottom w:val="single" w:sz="1" w:space="0" w:color="AAAAAA"/>
-              <w:right w:val="single" w:sz="1" w:space="0" w:color="AAAAAA"/>
-            </w:tcBorders>
-            <w:shd w:val="clear" w:color="auto" w:fill="D9E2F3"/>
-            <w:tcMar>
-              <w:top w:w="80" w:type="dxa"/>
-              <w:left w:w="150" w:type="dxa"/>
-              <w:bottom w:w="80" w:type="dxa"/>
-              <w:right w:w="150" w:type="dxa"/>
-            </w:tcMar>
-            <w:vAlign w:val="center"/>
-          </w:tcPr>
-          <w:p>
-            <w:pPr>
-              <w:rPr>
-                <w:sz w:val="28"/>
-                <w:szCs w:val="28"/>
-                <w:lang w:val="en-US"/>
-              </w:rPr>
-            </w:pPr>
-            <w:r>
-              <w:rPr>
-                <w:rFonts w:ascii="Arial" w:eastAsia="Arial" w:hAnsi="Arial" w:cs="Arial"/>
-                <w:b/>
-                <w:bCs/>
-                <w:sz w:val="28"/>
-                <w:szCs w:val="28"/>
-              </w:rPr>
-              <w:t>CU</w:t>
-            </w:r>
-            <w:r>
-              <w:rPr>
-                <w:rFonts w:ascii="Arial" w:eastAsia="Arial" w:hAnsi="Arial" w:cs="Arial"/>
-                <w:b/>
-                <w:bCs/>
-                <w:sz w:val="28"/>
-                <w:szCs w:val="28"/>
-              </w:rPr>
-              <w:t>6</w:t>
-            </w:r>
-          </w:p>
-        </w:tc>
-        <w:tc>
-          <w:tcPr>
-            <w:tcW w:w="2800" w:type="dxa"/>
-            <w:tcBorders>
-              <w:top w:val="single" w:sz="1" w:space="0" w:color="AAAAAA"/>
-              <w:left w:val="single" w:sz="1" w:space="0" w:color="AAAAAA"/>
-              <w:bottom w:val="single" w:sz="1" w:space="0" w:color="AAAAAA"/>
-              <w:right w:val="single" w:sz="1" w:space="0" w:color="AAAAAA"/>
-            </w:tcBorders>
-            <w:shd w:val="clear" w:color="auto" w:fill="D9E2F3"/>
-            <w:tcMar>
-              <w:top w:w="80" w:type="dxa"/>
-              <w:left w:w="150" w:type="dxa"/>
-              <w:bottom w:w="80" w:type="dxa"/>
-              <w:right w:w="150" w:type="dxa"/>
-            </w:tcMar>
-            <w:vAlign w:val="center"/>
-          </w:tcPr>
-          <w:p>
-            <w:pPr>
-              <w:rPr>
-                <w:sz w:val="28"/>
-                <w:szCs w:val="28"/>
-              </w:rPr>
-            </w:pPr>
-            <w:r>
-              <w:rPr>
-                <w:rFonts w:ascii="Arial" w:eastAsia="Arial" w:hAnsi="Arial" w:cs="Arial"/>
-                <w:sz w:val="28"/>
-                <w:szCs w:val="28"/>
-              </w:rPr>
-              <w:t>Recevoir une commande</w:t>
-            </w:r>
-          </w:p>
-        </w:tc>
-        <w:tc>
-          <w:tcPr>
-            <w:tcW w:w="5839" w:type="dxa"/>
-            <w:tcBorders>
-              <w:top w:val="single" w:sz="1" w:space="0" w:color="AAAAAA"/>
-              <w:left w:val="single" w:sz="1" w:space="0" w:color="AAAAAA"/>
-              <w:bottom w:val="single" w:sz="1" w:space="0" w:color="AAAAAA"/>
-              <w:right w:val="single" w:sz="1" w:space="0" w:color="AAAAAA"/>
-            </w:tcBorders>
-            <w:shd w:val="clear" w:color="auto" w:fill="D9E2F3"/>
-            <w:tcMar>
-              <w:top w:w="80" w:type="dxa"/>
-              <w:left w:w="150" w:type="dxa"/>
-              <w:bottom w:w="80" w:type="dxa"/>
-              <w:right w:w="150" w:type="dxa"/>
-            </w:tcMar>
-            <w:vAlign w:val="center"/>
-          </w:tcPr>
-          <w:p>
-            <w:pPr>
-              <w:rPr>
-                <w:sz w:val="28"/>
-                <w:szCs w:val="28"/>
-              </w:rPr>
-            </w:pPr>
-            <w:r>
-              <w:rPr>
-                <w:rFonts w:ascii="Arial" w:eastAsia="Arial" w:hAnsi="Arial" w:cs="Arial"/>
-                <w:sz w:val="28"/>
-                <w:szCs w:val="28"/>
-              </w:rPr>
-              <w:t>Permet au Tailleur d'être notifié et de consulter une nouvelle commande reçue avec la fiche de mesures complète du client.</w:t>
-            </w:r>
-          </w:p>
-        </w:tc>
-      </w:tr>
-      <w:tr>
-        <w:trPr>
-          <w:gridAfter w:val="1"/>
-          <w:wAfter w:w="31" w:type="dxa"/>
-        </w:trPr>
-        <w:tc>
-          <w:tcPr>
-            <w:tcW w:w="1000" w:type="dxa"/>
-            <w:tcBorders>
-              <w:top w:val="single" w:sz="1" w:space="0" w:color="AAAAAA"/>
-              <w:left w:val="single" w:sz="1" w:space="0" w:color="AAAAAA"/>
-              <w:bottom w:val="single" w:sz="1" w:space="0" w:color="AAAAAA"/>
-              <w:right w:val="single" w:sz="1" w:space="0" w:color="AAAAAA"/>
-            </w:tcBorders>
-            <w:shd w:val="clear" w:color="auto" w:fill="FFFFFF"/>
-            <w:tcMar>
-              <w:top w:w="80" w:type="dxa"/>
-              <w:left w:w="150" w:type="dxa"/>
-              <w:bottom w:w="80" w:type="dxa"/>
-              <w:right w:w="150" w:type="dxa"/>
-            </w:tcMar>
-            <w:vAlign w:val="center"/>
-          </w:tcPr>
-          <w:p>
-            <w:pPr>
-              <w:rPr>
-                <w:sz w:val="28"/>
-                <w:szCs w:val="28"/>
-                <w:lang w:val="en-US"/>
-              </w:rPr>
-            </w:pPr>
-            <w:r>
-              <w:rPr>
-                <w:rFonts w:ascii="Arial" w:eastAsia="Arial" w:hAnsi="Arial" w:cs="Arial"/>
-                <w:b/>
-                <w:bCs/>
-                <w:sz w:val="28"/>
-                <w:szCs w:val="28"/>
-              </w:rPr>
-              <w:t>CU</w:t>
-            </w:r>
-            <w:r>
-              <w:rPr>
-                <w:rFonts w:ascii="Arial" w:eastAsia="Arial" w:hAnsi="Arial" w:cs="Arial"/>
-                <w:b/>
-                <w:bCs/>
-                <w:sz w:val="28"/>
-                <w:szCs w:val="28"/>
-              </w:rPr>
-              <w:t>7</w:t>
-            </w:r>
-          </w:p>
-        </w:tc>
-        <w:tc>
-          <w:tcPr>
-            <w:tcW w:w="2800" w:type="dxa"/>
-            <w:tcBorders>
-              <w:top w:val="single" w:sz="1" w:space="0" w:color="AAAAAA"/>
-              <w:left w:val="single" w:sz="1" w:space="0" w:color="AAAAAA"/>
-              <w:bottom w:val="single" w:sz="1" w:space="0" w:color="AAAAAA"/>
-              <w:right w:val="single" w:sz="1" w:space="0" w:color="AAAAAA"/>
-            </w:tcBorders>
-            <w:shd w:val="clear" w:color="auto" w:fill="FFFFFF"/>
-            <w:tcMar>
-              <w:top w:w="80" w:type="dxa"/>
-              <w:left w:w="150" w:type="dxa"/>
-              <w:bottom w:w="80" w:type="dxa"/>
-              <w:right w:w="150" w:type="dxa"/>
-            </w:tcMar>
-            <w:vAlign w:val="center"/>
-          </w:tcPr>
-          <w:p>
-            <w:pPr>
-              <w:rPr>
-                <w:sz w:val="28"/>
-                <w:szCs w:val="28"/>
-              </w:rPr>
-            </w:pPr>
-            <w:r>
-              <w:rPr>
-                <w:rFonts w:ascii="Arial" w:eastAsia="Arial" w:hAnsi="Arial" w:cs="Arial"/>
-                <w:sz w:val="28"/>
-                <w:szCs w:val="28"/>
-              </w:rPr>
-              <w:t>Accepter / Refuser une commande</w:t>
-            </w:r>
-          </w:p>
-        </w:tc>
-        <w:tc>
-          <w:tcPr>
-            <w:tcW w:w="5839" w:type="dxa"/>
-            <w:tcBorders>
-              <w:top w:val="single" w:sz="1" w:space="0" w:color="AAAAAA"/>
-              <w:left w:val="single" w:sz="1" w:space="0" w:color="AAAAAA"/>
-              <w:bottom w:val="single" w:sz="1" w:space="0" w:color="AAAAAA"/>
-              <w:right w:val="single" w:sz="1" w:space="0" w:color="AAAAAA"/>
-            </w:tcBorders>
-            <w:shd w:val="clear" w:color="auto" w:fill="FFFFFF"/>
-            <w:tcMar>
-              <w:top w:w="80" w:type="dxa"/>
-              <w:left w:w="150" w:type="dxa"/>
-              <w:bottom w:w="80" w:type="dxa"/>
-              <w:right w:w="150" w:type="dxa"/>
-            </w:tcMar>
-            <w:vAlign w:val="center"/>
-          </w:tcPr>
-          <w:p>
-            <w:pPr>
-              <w:rPr>
-                <w:sz w:val="28"/>
-                <w:szCs w:val="28"/>
-              </w:rPr>
-            </w:pPr>
-            <w:r>
-              <w:rPr>
-                <w:rFonts w:ascii="Arial" w:eastAsia="Arial" w:hAnsi="Arial" w:cs="Arial"/>
-                <w:sz w:val="28"/>
-                <w:szCs w:val="28"/>
-              </w:rPr>
-              <w:t>Permet au Tailleur d'accepter ou de refuser une commande dans un délai de 24 heures.</w:t>
-            </w:r>
-          </w:p>
-        </w:tc>
-      </w:tr>
-      <w:tr>
-        <w:trPr>
-          <w:gridAfter w:val="1"/>
-          <w:wAfter w:w="31" w:type="dxa"/>
-        </w:trPr>
-        <w:tc>
-          <w:tcPr>
-            <w:tcW w:w="1000" w:type="dxa"/>
-            <w:tcBorders>
-              <w:top w:val="single" w:sz="1" w:space="0" w:color="AAAAAA"/>
-              <w:left w:val="single" w:sz="1" w:space="0" w:color="AAAAAA"/>
-              <w:bottom w:val="single" w:sz="1" w:space="0" w:color="AAAAAA"/>
-              <w:right w:val="single" w:sz="1" w:space="0" w:color="AAAAAA"/>
-            </w:tcBorders>
-            <w:shd w:val="clear" w:color="auto" w:fill="D9E2F3"/>
-            <w:tcMar>
-              <w:top w:w="80" w:type="dxa"/>
-              <w:left w:w="150" w:type="dxa"/>
-              <w:bottom w:w="80" w:type="dxa"/>
-              <w:right w:w="150" w:type="dxa"/>
-            </w:tcMar>
-            <w:vAlign w:val="center"/>
-          </w:tcPr>
-          <w:p>
-            <w:pPr>
-              <w:rPr>
-                <w:sz w:val="28"/>
-                <w:szCs w:val="28"/>
-              </w:rPr>
-            </w:pPr>
-            <w:r>
-              <w:rPr>
-                <w:rFonts w:ascii="Arial" w:eastAsia="Arial" w:hAnsi="Arial" w:cs="Arial"/>
-                <w:b/>
-                <w:bCs/>
-                <w:sz w:val="28"/>
-                <w:szCs w:val="28"/>
-              </w:rPr>
-              <w:t>CU8</w:t>
-            </w:r>
-          </w:p>
-        </w:tc>
-        <w:tc>
-          <w:tcPr>
-            <w:tcW w:w="2800" w:type="dxa"/>
-            <w:tcBorders>
-              <w:top w:val="single" w:sz="1" w:space="0" w:color="AAAAAA"/>
-              <w:left w:val="single" w:sz="1" w:space="0" w:color="AAAAAA"/>
-              <w:bottom w:val="single" w:sz="1" w:space="0" w:color="AAAAAA"/>
-              <w:right w:val="single" w:sz="1" w:space="0" w:color="AAAAAA"/>
-            </w:tcBorders>
-            <w:shd w:val="clear" w:color="auto" w:fill="D9E2F3"/>
-            <w:tcMar>
-              <w:top w:w="80" w:type="dxa"/>
-              <w:left w:w="150" w:type="dxa"/>
-              <w:bottom w:w="80" w:type="dxa"/>
-              <w:right w:w="150" w:type="dxa"/>
-            </w:tcMar>
-            <w:vAlign w:val="center"/>
-          </w:tcPr>
-          <w:p>
-            <w:pPr>
-              <w:rPr>
-                <w:sz w:val="28"/>
-                <w:szCs w:val="28"/>
-              </w:rPr>
-            </w:pPr>
-            <w:r>
-              <w:rPr>
-                <w:rFonts w:ascii="Arial" w:eastAsia="Arial" w:hAnsi="Arial" w:cs="Arial"/>
-                <w:sz w:val="28"/>
-                <w:szCs w:val="28"/>
-              </w:rPr>
-              <w:t>Mettre à jour le statut commande</w:t>
-            </w:r>
-          </w:p>
-        </w:tc>
-        <w:tc>
-          <w:tcPr>
-            <w:tcW w:w="5839" w:type="dxa"/>
-            <w:tcBorders>
-              <w:top w:val="single" w:sz="1" w:space="0" w:color="AAAAAA"/>
-              <w:left w:val="single" w:sz="1" w:space="0" w:color="AAAAAA"/>
-              <w:bottom w:val="single" w:sz="1" w:space="0" w:color="AAAAAA"/>
-              <w:right w:val="single" w:sz="1" w:space="0" w:color="AAAAAA"/>
-            </w:tcBorders>
-            <w:shd w:val="clear" w:color="auto" w:fill="D9E2F3"/>
-            <w:tcMar>
-              <w:top w:w="80" w:type="dxa"/>
-              <w:left w:w="150" w:type="dxa"/>
-              <w:bottom w:w="80" w:type="dxa"/>
-              <w:right w:w="150" w:type="dxa"/>
-            </w:tcMar>
-            <w:vAlign w:val="center"/>
-          </w:tcPr>
-          <w:p>
-            <w:pPr>
-              <w:rPr>
-                <w:sz w:val="28"/>
-                <w:szCs w:val="28"/>
-                <w:lang w:val="fr-FR"/>
-              </w:rPr>
-            </w:pPr>
-            <w:r>
-              <w:rPr>
-                <w:rFonts w:ascii="Arial" w:eastAsia="Arial" w:hAnsi="Arial" w:cs="Arial"/>
-                <w:sz w:val="28"/>
-                <w:szCs w:val="28"/>
-              </w:rPr>
-              <w:t>Permet au Tailleur de faire évoluer le statut d'avancement d'une commande en temps réel (en cours, prêt, livré…).</w:t>
-            </w:r>
-          </w:p>
-        </w:tc>
-      </w:tr>
-      <w:tr>
-        <w:trPr>
-          <w:gridAfter w:val="1"/>
-          <w:wAfter w:w="31" w:type="dxa"/>
-        </w:trPr>
-        <w:tc>
-          <w:tcPr>
-            <w:tcW w:w="1000" w:type="dxa"/>
-            <w:tcBorders>
-              <w:top w:val="single" w:sz="1" w:space="0" w:color="AAAAAA"/>
-              <w:left w:val="single" w:sz="1" w:space="0" w:color="AAAAAA"/>
-              <w:bottom w:val="single" w:sz="1" w:space="0" w:color="AAAAAA"/>
-              <w:right w:val="single" w:sz="1" w:space="0" w:color="AAAAAA"/>
-            </w:tcBorders>
-            <w:shd w:val="clear" w:color="auto" w:fill="FFFFFF"/>
-            <w:tcMar>
-              <w:top w:w="80" w:type="dxa"/>
-              <w:left w:w="150" w:type="dxa"/>
-              <w:bottom w:w="80" w:type="dxa"/>
-              <w:right w:w="150" w:type="dxa"/>
-            </w:tcMar>
-            <w:vAlign w:val="center"/>
-          </w:tcPr>
-          <w:p>
-            <w:pPr>
-              <w:rPr>
-                <w:sz w:val="28"/>
-                <w:szCs w:val="28"/>
-              </w:rPr>
-            </w:pPr>
-            <w:r>
-              <w:rPr>
-                <w:rFonts w:ascii="Arial" w:eastAsia="Arial" w:hAnsi="Arial" w:cs="Arial"/>
-                <w:b/>
-                <w:bCs/>
-                <w:sz w:val="28"/>
-                <w:szCs w:val="28"/>
-              </w:rPr>
-              <w:t>CU9</w:t>
-            </w:r>
-          </w:p>
-        </w:tc>
-        <w:tc>
-          <w:tcPr>
-            <w:tcW w:w="2800" w:type="dxa"/>
-            <w:tcBorders>
-              <w:top w:val="single" w:sz="1" w:space="0" w:color="AAAAAA"/>
-              <w:left w:val="single" w:sz="1" w:space="0" w:color="AAAAAA"/>
-              <w:bottom w:val="single" w:sz="1" w:space="0" w:color="AAAAAA"/>
-              <w:right w:val="single" w:sz="1" w:space="0" w:color="AAAAAA"/>
-            </w:tcBorders>
-            <w:shd w:val="clear" w:color="auto" w:fill="FFFFFF"/>
-            <w:tcMar>
-              <w:top w:w="80" w:type="dxa"/>
-              <w:left w:w="150" w:type="dxa"/>
-              <w:bottom w:w="80" w:type="dxa"/>
-              <w:right w:w="150" w:type="dxa"/>
-            </w:tcMar>
-            <w:vAlign w:val="center"/>
-          </w:tcPr>
-          <w:p>
-            <w:pPr>
-              <w:rPr>
-                <w:sz w:val="28"/>
-                <w:szCs w:val="28"/>
-              </w:rPr>
-            </w:pPr>
-            <w:r>
-              <w:rPr>
-                <w:rFonts w:ascii="Arial" w:eastAsia="Arial" w:hAnsi="Arial" w:cs="Arial"/>
-                <w:sz w:val="28"/>
-                <w:szCs w:val="28"/>
-              </w:rPr>
-              <w:t>Contacter le client (messagerie)</w:t>
-            </w:r>
-          </w:p>
-        </w:tc>
-        <w:tc>
-          <w:tcPr>
-            <w:tcW w:w="5839" w:type="dxa"/>
-            <w:tcBorders>
-              <w:top w:val="single" w:sz="1" w:space="0" w:color="AAAAAA"/>
-              <w:left w:val="single" w:sz="1" w:space="0" w:color="AAAAAA"/>
-              <w:bottom w:val="single" w:sz="1" w:space="0" w:color="AAAAAA"/>
-              <w:right w:val="single" w:sz="1" w:space="0" w:color="AAAAAA"/>
-            </w:tcBorders>
-            <w:shd w:val="clear" w:color="auto" w:fill="FFFFFF"/>
-            <w:tcMar>
-              <w:top w:w="80" w:type="dxa"/>
-              <w:left w:w="150" w:type="dxa"/>
-              <w:bottom w:w="80" w:type="dxa"/>
-              <w:right w:w="150" w:type="dxa"/>
-            </w:tcMar>
-            <w:vAlign w:val="center"/>
-          </w:tcPr>
-          <w:p>
-            <w:pPr>
-              <w:rPr>
-                <w:sz w:val="28"/>
-                <w:szCs w:val="28"/>
-              </w:rPr>
-            </w:pPr>
-            <w:r>
-              <w:rPr>
-                <w:rFonts w:ascii="Arial" w:eastAsia="Arial" w:hAnsi="Arial" w:cs="Arial"/>
-                <w:sz w:val="28"/>
-                <w:szCs w:val="28"/>
-              </w:rPr>
-              <w:t>Permet au Tailleur d'échanger des messages avec son client directement via la messagerie intégrée.</w:t>
-            </w:r>
-          </w:p>
-        </w:tc>
-      </w:tr>
-      <w:tr>
-        <w:trPr>
-          <w:gridAfter w:val="1"/>
-          <w:wAfter w:w="31" w:type="dxa"/>
-        </w:trPr>
-        <w:tc>
-          <w:tcPr>
-            <w:tcW w:w="1000" w:type="dxa"/>
-            <w:tcBorders>
-              <w:top w:val="single" w:sz="1" w:space="0" w:color="AAAAAA"/>
-              <w:left w:val="single" w:sz="1" w:space="0" w:color="AAAAAA"/>
-              <w:bottom w:val="single" w:sz="1" w:space="0" w:color="AAAAAA"/>
-              <w:right w:val="single" w:sz="1" w:space="0" w:color="AAAAAA"/>
-            </w:tcBorders>
-            <w:shd w:val="clear" w:color="auto" w:fill="D9E2F3" w:themeFill="accent1" w:themeFillTint="33"/>
-            <w:tcMar>
-              <w:top w:w="80" w:type="dxa"/>
-              <w:left w:w="150" w:type="dxa"/>
-              <w:bottom w:w="80" w:type="dxa"/>
-              <w:right w:w="150" w:type="dxa"/>
-            </w:tcMar>
-            <w:vAlign w:val="center"/>
-          </w:tcPr>
-          <w:p>
-            <w:pPr>
-              <w:rPr>
-                <w:rFonts w:ascii="Arial" w:eastAsia="Arial" w:hAnsi="Arial" w:cs="Arial"/>
-                <w:b/>
-                <w:bCs/>
-                <w:sz w:val="28"/>
-                <w:szCs w:val="28"/>
-              </w:rPr>
-            </w:pPr>
-            <w:r>
-              <w:rPr>
-                <w:rFonts w:ascii="Arial" w:eastAsia="Arial" w:hAnsi="Arial" w:cs="Arial"/>
-                <w:b/>
-                <w:bCs/>
-                <w:sz w:val="28"/>
-                <w:szCs w:val="28"/>
-              </w:rPr>
-              <w:t>CU10</w:t>
-            </w:r>
-          </w:p>
-        </w:tc>
-        <w:tc>
-          <w:tcPr>
-            <w:tcW w:w="2800" w:type="dxa"/>
-            <w:tcBorders>
-              <w:top w:val="single" w:sz="1" w:space="0" w:color="AAAAAA"/>
-              <w:left w:val="single" w:sz="1" w:space="0" w:color="AAAAAA"/>
-              <w:bottom w:val="single" w:sz="1" w:space="0" w:color="AAAAAA"/>
-              <w:right w:val="single" w:sz="1" w:space="0" w:color="AAAAAA"/>
-            </w:tcBorders>
-            <w:shd w:val="clear" w:color="auto" w:fill="D9E2F3" w:themeFill="accent1" w:themeFillTint="33"/>
-            <w:tcMar>
-              <w:top w:w="80" w:type="dxa"/>
-              <w:left w:w="150" w:type="dxa"/>
-              <w:bottom w:w="80" w:type="dxa"/>
-              <w:right w:w="150" w:type="dxa"/>
-            </w:tcMar>
-            <w:vAlign w:val="center"/>
-          </w:tcPr>
-          <w:p>
-            <w:pPr>
-              <w:rPr>
-                <w:rFonts w:ascii="Arial" w:eastAsia="Arial" w:hAnsi="Arial" w:cs="Arial"/>
-                <w:sz w:val="28"/>
-                <w:szCs w:val="28"/>
-              </w:rPr>
-            </w:pPr>
-            <w:r>
-              <w:rPr>
-                <w:rFonts w:ascii="Arial" w:eastAsia="Arial" w:hAnsi="Arial" w:cs="Arial"/>
-                <w:sz w:val="28"/>
-                <w:szCs w:val="28"/>
-              </w:rPr>
-              <w:t>Consulter ses statistiques</w:t>
-            </w:r>
-          </w:p>
-        </w:tc>
-        <w:tc>
-          <w:tcPr>
-            <w:tcW w:w="5839" w:type="dxa"/>
-            <w:tcBorders>
-              <w:top w:val="single" w:sz="1" w:space="0" w:color="AAAAAA"/>
-              <w:left w:val="single" w:sz="1" w:space="0" w:color="AAAAAA"/>
-              <w:bottom w:val="single" w:sz="1" w:space="0" w:color="AAAAAA"/>
-              <w:right w:val="single" w:sz="1" w:space="0" w:color="AAAAAA"/>
-            </w:tcBorders>
-            <w:shd w:val="clear" w:color="auto" w:fill="D9E2F3" w:themeFill="accent1" w:themeFillTint="33"/>
-            <w:tcMar>
-              <w:top w:w="80" w:type="dxa"/>
-              <w:left w:w="150" w:type="dxa"/>
-              <w:bottom w:w="80" w:type="dxa"/>
-              <w:right w:w="150" w:type="dxa"/>
-            </w:tcMar>
-            <w:vAlign w:val="center"/>
-          </w:tcPr>
-          <w:p>
-            <w:pPr>
-              <w:rPr>
-                <w:rFonts w:ascii="Arial" w:eastAsia="Arial" w:hAnsi="Arial" w:cs="Arial"/>
-                <w:sz w:val="28"/>
-                <w:szCs w:val="28"/>
-              </w:rPr>
-            </w:pPr>
-            <w:r>
-              <w:rPr>
-                <w:rFonts w:ascii="Arial" w:eastAsia="Arial" w:hAnsi="Arial" w:cs="Arial"/>
-                <w:sz w:val="28"/>
-                <w:szCs w:val="28"/>
-              </w:rPr>
-              <w:t>Permet au Tailleur de visualiser son tableau de bord : nombre de commandes, note moyenne, chiffre d'affaires.</w:t>
-            </w:r>
-          </w:p>
-        </w:tc>
-      </w:tr>
-      <w:tr>
-        <w:trPr>
-          <w:gridAfter w:val="1"/>
-          <w:wAfter w:w="31" w:type="dxa"/>
-        </w:trPr>
-        <w:tc>
-          <w:tcPr>
-            <w:tcW w:w="1000" w:type="dxa"/>
-            <w:tcBorders>
-              <w:top w:val="single" w:sz="1" w:space="0" w:color="AAAAAA"/>
-              <w:left w:val="single" w:sz="1" w:space="0" w:color="AAAAAA"/>
-              <w:bottom w:val="single" w:sz="1" w:space="0" w:color="AAAAAA"/>
-              <w:right w:val="single" w:sz="1" w:space="0" w:color="AAAAAA"/>
-            </w:tcBorders>
-            <w:shd w:val="clear" w:color="auto" w:fill="FFFFFF" w:themeFill="background1"/>
-            <w:tcMar>
-              <w:top w:w="80" w:type="dxa"/>
-              <w:left w:w="150" w:type="dxa"/>
-              <w:bottom w:w="80" w:type="dxa"/>
-              <w:right w:w="150" w:type="dxa"/>
-            </w:tcMar>
-            <w:vAlign w:val="center"/>
-          </w:tcPr>
-          <w:p>
-            <w:pPr>
-              <w:rPr>
-                <w:rFonts w:ascii="Arial" w:eastAsia="Arial" w:hAnsi="Arial" w:cs="Arial"/>
-                <w:b/>
-                <w:bCs/>
-                <w:sz w:val="28"/>
-                <w:szCs w:val="28"/>
-                <w:lang w:val="en-US"/>
-              </w:rPr>
-            </w:pPr>
-            <w:r>
-              <w:rPr>
-                <w:rFonts w:ascii="Arial" w:eastAsia="Arial" w:hAnsi="Arial" w:cs="Arial"/>
-                <w:b/>
-                <w:bCs/>
-                <w:sz w:val="28"/>
-                <w:szCs w:val="28"/>
-              </w:rPr>
-              <w:lastRenderedPageBreak/>
-              <w:t>CU1</w:t>
-            </w:r>
-            <w:r>
-              <w:rPr>
-                <w:rFonts w:ascii="Arial" w:eastAsia="Arial" w:hAnsi="Arial" w:cs="Arial"/>
-                <w:b/>
-                <w:bCs/>
-                <w:sz w:val="28"/>
-                <w:szCs w:val="28"/>
-                <w:lang w:val="en-US"/>
-              </w:rPr>
-              <w:t>1</w:t>
-            </w:r>
-          </w:p>
-        </w:tc>
-        <w:tc>
-          <w:tcPr>
-            <w:tcW w:w="2800" w:type="dxa"/>
-            <w:tcBorders>
-              <w:top w:val="single" w:sz="1" w:space="0" w:color="AAAAAA"/>
-              <w:left w:val="single" w:sz="1" w:space="0" w:color="AAAAAA"/>
-              <w:bottom w:val="single" w:sz="1" w:space="0" w:color="AAAAAA"/>
-              <w:right w:val="single" w:sz="1" w:space="0" w:color="AAAAAA"/>
-            </w:tcBorders>
-            <w:shd w:val="clear" w:color="auto" w:fill="FFFFFF" w:themeFill="background1"/>
-            <w:tcMar>
-              <w:top w:w="80" w:type="dxa"/>
-              <w:left w:w="150" w:type="dxa"/>
-              <w:bottom w:w="80" w:type="dxa"/>
-              <w:right w:w="150" w:type="dxa"/>
-            </w:tcMar>
-            <w:vAlign w:val="center"/>
-          </w:tcPr>
-          <w:p>
-            <w:pPr>
-              <w:rPr>
-                <w:rFonts w:ascii="Arial" w:eastAsia="Arial" w:hAnsi="Arial" w:cs="Arial"/>
-                <w:sz w:val="28"/>
-                <w:szCs w:val="28"/>
-              </w:rPr>
-            </w:pPr>
-            <w:r>
-              <w:rPr>
-                <w:rFonts w:ascii="Arial" w:eastAsia="Arial" w:hAnsi="Arial" w:cs="Arial"/>
-                <w:sz w:val="28"/>
-                <w:szCs w:val="28"/>
-              </w:rPr>
-              <w:t>Valider un compte tailleur</w:t>
-            </w:r>
-          </w:p>
-        </w:tc>
-        <w:tc>
-          <w:tcPr>
-            <w:tcW w:w="5839" w:type="dxa"/>
-            <w:tcBorders>
-              <w:top w:val="single" w:sz="1" w:space="0" w:color="AAAAAA"/>
-              <w:left w:val="single" w:sz="1" w:space="0" w:color="AAAAAA"/>
-              <w:bottom w:val="single" w:sz="1" w:space="0" w:color="AAAAAA"/>
-              <w:right w:val="single" w:sz="1" w:space="0" w:color="AAAAAA"/>
-            </w:tcBorders>
-            <w:shd w:val="clear" w:color="auto" w:fill="FFFFFF" w:themeFill="background1"/>
-            <w:tcMar>
-              <w:top w:w="80" w:type="dxa"/>
-              <w:left w:w="150" w:type="dxa"/>
-              <w:bottom w:w="80" w:type="dxa"/>
-              <w:right w:w="150" w:type="dxa"/>
-            </w:tcMar>
-            <w:vAlign w:val="center"/>
-          </w:tcPr>
-          <w:p>
-            <w:pPr>
-              <w:rPr>
-                <w:rFonts w:ascii="Arial" w:eastAsia="Arial" w:hAnsi="Arial" w:cs="Arial"/>
-                <w:sz w:val="28"/>
-                <w:szCs w:val="28"/>
-              </w:rPr>
-            </w:pPr>
-            <w:r>
-              <w:rPr>
-                <w:rFonts w:ascii="Arial" w:eastAsia="Arial" w:hAnsi="Arial" w:cs="Arial"/>
-                <w:sz w:val="28"/>
-                <w:szCs w:val="28"/>
-              </w:rPr>
-              <w:t>Permet à l'Administrateur de valider le profil d'un tailleur nouvellement inscrit avant son activation sur la plateforme.</w:t>
-            </w:r>
-          </w:p>
-        </w:tc>
-      </w:tr>
-      <w:tr>
-        <w:trPr>
-          <w:gridAfter w:val="1"/>
-          <w:wAfter w:w="31" w:type="dxa"/>
-        </w:trPr>
-        <w:tc>
-          <w:tcPr>
-            <w:tcW w:w="1000" w:type="dxa"/>
-            <w:tcBorders>
-              <w:top w:val="single" w:sz="1" w:space="0" w:color="AAAAAA"/>
-              <w:left w:val="single" w:sz="1" w:space="0" w:color="AAAAAA"/>
-              <w:bottom w:val="single" w:sz="1" w:space="0" w:color="AAAAAA"/>
-              <w:right w:val="single" w:sz="1" w:space="0" w:color="AAAAAA"/>
-            </w:tcBorders>
-            <w:shd w:val="clear" w:color="auto" w:fill="D9E2F3" w:themeFill="accent1" w:themeFillTint="33"/>
-            <w:tcMar>
-              <w:top w:w="80" w:type="dxa"/>
-              <w:left w:w="150" w:type="dxa"/>
-              <w:bottom w:w="80" w:type="dxa"/>
-              <w:right w:w="150" w:type="dxa"/>
-            </w:tcMar>
-            <w:vAlign w:val="center"/>
-          </w:tcPr>
-          <w:p>
-            <w:pPr>
-              <w:rPr>
-                <w:rFonts w:ascii="Arial" w:eastAsia="Arial" w:hAnsi="Arial" w:cs="Arial"/>
-                <w:b/>
-                <w:bCs/>
-                <w:sz w:val="28"/>
-                <w:szCs w:val="28"/>
-                <w:lang w:val="en-US"/>
-              </w:rPr>
-            </w:pPr>
-            <w:r>
-              <w:rPr>
-                <w:rFonts w:ascii="Arial" w:eastAsia="Arial" w:hAnsi="Arial" w:cs="Arial"/>
-                <w:b/>
-                <w:bCs/>
-                <w:sz w:val="28"/>
-                <w:szCs w:val="28"/>
-              </w:rPr>
-              <w:t>CU1</w:t>
-            </w:r>
-            <w:r>
-              <w:rPr>
-                <w:rFonts w:ascii="Arial" w:eastAsia="Arial" w:hAnsi="Arial" w:cs="Arial"/>
-                <w:b/>
-                <w:bCs/>
-                <w:sz w:val="28"/>
-                <w:szCs w:val="28"/>
-                <w:lang w:val="en-US"/>
-              </w:rPr>
-              <w:t>2</w:t>
-            </w:r>
-          </w:p>
-        </w:tc>
-        <w:tc>
-          <w:tcPr>
-            <w:tcW w:w="2800" w:type="dxa"/>
-            <w:tcBorders>
-              <w:top w:val="single" w:sz="1" w:space="0" w:color="AAAAAA"/>
-              <w:left w:val="single" w:sz="1" w:space="0" w:color="AAAAAA"/>
-              <w:bottom w:val="single" w:sz="1" w:space="0" w:color="AAAAAA"/>
-              <w:right w:val="single" w:sz="1" w:space="0" w:color="AAAAAA"/>
-            </w:tcBorders>
-            <w:shd w:val="clear" w:color="auto" w:fill="D9E2F3" w:themeFill="accent1" w:themeFillTint="33"/>
-            <w:tcMar>
-              <w:top w:w="80" w:type="dxa"/>
-              <w:left w:w="150" w:type="dxa"/>
-              <w:bottom w:w="80" w:type="dxa"/>
-              <w:right w:w="150" w:type="dxa"/>
-            </w:tcMar>
-            <w:vAlign w:val="center"/>
-          </w:tcPr>
-          <w:p>
-            <w:pPr>
-              <w:rPr>
-                <w:rFonts w:ascii="Arial" w:eastAsia="Arial" w:hAnsi="Arial" w:cs="Arial"/>
-                <w:sz w:val="28"/>
-                <w:szCs w:val="28"/>
-                <w:lang w:val="en-US"/>
-              </w:rPr>
-            </w:pPr>
-            <w:r>
-              <w:rPr>
-                <w:rFonts w:ascii="Arial" w:eastAsia="Arial" w:hAnsi="Arial" w:cs="Arial"/>
-                <w:sz w:val="28"/>
-                <w:szCs w:val="28"/>
-              </w:rPr>
-              <w:t xml:space="preserve">Suspendre </w:t>
-            </w:r>
-            <w:r>
-              <w:rPr>
-                <w:rFonts w:ascii="Arial" w:eastAsia="Arial" w:hAnsi="Arial" w:cs="Arial"/>
-                <w:sz w:val="28"/>
-                <w:szCs w:val="28"/>
-                <w:lang w:val="en-US"/>
-              </w:rPr>
-              <w:t xml:space="preserve">un </w:t>
-            </w:r>
-            <w:proofErr w:type="spellStart"/>
-            <w:r>
-              <w:rPr>
-                <w:rFonts w:ascii="Arial" w:eastAsia="Arial" w:hAnsi="Arial" w:cs="Arial"/>
-                <w:sz w:val="28"/>
-                <w:szCs w:val="28"/>
-                <w:lang w:val="en-US"/>
-              </w:rPr>
-              <w:t>compte</w:t>
-            </w:r>
-            <w:proofErr w:type="spellEnd"/>
-          </w:p>
-        </w:tc>
-        <w:tc>
-          <w:tcPr>
-            <w:tcW w:w="5839" w:type="dxa"/>
-            <w:tcBorders>
-              <w:top w:val="single" w:sz="1" w:space="0" w:color="AAAAAA"/>
-              <w:left w:val="single" w:sz="1" w:space="0" w:color="AAAAAA"/>
-              <w:bottom w:val="single" w:sz="1" w:space="0" w:color="AAAAAA"/>
-              <w:right w:val="single" w:sz="1" w:space="0" w:color="AAAAAA"/>
-            </w:tcBorders>
-            <w:shd w:val="clear" w:color="auto" w:fill="D9E2F3" w:themeFill="accent1" w:themeFillTint="33"/>
-            <w:tcMar>
-              <w:top w:w="80" w:type="dxa"/>
-              <w:left w:w="150" w:type="dxa"/>
-              <w:bottom w:w="80" w:type="dxa"/>
-              <w:right w:w="150" w:type="dxa"/>
-            </w:tcMar>
-            <w:vAlign w:val="center"/>
-          </w:tcPr>
-          <w:p>
-            <w:pPr>
-              <w:rPr>
-                <w:rFonts w:ascii="Arial" w:eastAsia="Arial" w:hAnsi="Arial" w:cs="Arial"/>
-                <w:sz w:val="28"/>
-                <w:szCs w:val="28"/>
-              </w:rPr>
-            </w:pPr>
-            <w:r>
-              <w:rPr>
-                <w:rFonts w:ascii="Arial" w:eastAsia="Arial" w:hAnsi="Arial" w:cs="Arial"/>
-                <w:sz w:val="28"/>
-                <w:szCs w:val="28"/>
-              </w:rPr>
-              <w:t>Permet à l'Administrateur de suspendre ou supprimer le compte d'un utilisateur en cas de violation des conditions.</w:t>
-            </w:r>
-          </w:p>
-        </w:tc>
-      </w:tr>
-      <w:tr>
-        <w:trPr>
-          <w:gridAfter w:val="1"/>
-          <w:wAfter w:w="31" w:type="dxa"/>
-        </w:trPr>
-        <w:tc>
-          <w:tcPr>
-            <w:tcW w:w="1000" w:type="dxa"/>
-            <w:tcBorders>
-              <w:top w:val="single" w:sz="1" w:space="0" w:color="AAAAAA"/>
-              <w:left w:val="single" w:sz="1" w:space="0" w:color="AAAAAA"/>
-              <w:bottom w:val="single" w:sz="1" w:space="0" w:color="AAAAAA"/>
-              <w:right w:val="single" w:sz="1" w:space="0" w:color="AAAAAA"/>
-            </w:tcBorders>
-            <w:shd w:val="clear" w:color="auto" w:fill="FFFFFF" w:themeFill="background1"/>
-            <w:tcMar>
-              <w:top w:w="80" w:type="dxa"/>
-              <w:left w:w="150" w:type="dxa"/>
-              <w:bottom w:w="80" w:type="dxa"/>
-              <w:right w:w="150" w:type="dxa"/>
-            </w:tcMar>
-            <w:vAlign w:val="center"/>
-          </w:tcPr>
-          <w:p>
-            <w:pPr>
-              <w:rPr>
-                <w:rFonts w:ascii="Arial" w:eastAsia="Arial" w:hAnsi="Arial" w:cs="Arial"/>
-                <w:b/>
-                <w:bCs/>
-                <w:sz w:val="28"/>
-                <w:szCs w:val="28"/>
-                <w:lang w:val="en-US"/>
-              </w:rPr>
-            </w:pPr>
-            <w:r>
-              <w:rPr>
-                <w:rFonts w:ascii="Arial" w:eastAsia="Arial" w:hAnsi="Arial" w:cs="Arial"/>
-                <w:b/>
-                <w:bCs/>
-                <w:sz w:val="28"/>
-                <w:szCs w:val="28"/>
-              </w:rPr>
-              <w:t>CU1</w:t>
-            </w:r>
-            <w:r>
-              <w:rPr>
-                <w:rFonts w:ascii="Arial" w:eastAsia="Arial" w:hAnsi="Arial" w:cs="Arial"/>
-                <w:b/>
-                <w:bCs/>
-                <w:sz w:val="28"/>
-                <w:szCs w:val="28"/>
-                <w:lang w:val="en-US"/>
-              </w:rPr>
-              <w:t>3</w:t>
-            </w:r>
-          </w:p>
-        </w:tc>
-        <w:tc>
-          <w:tcPr>
-            <w:tcW w:w="2800" w:type="dxa"/>
-            <w:tcBorders>
-              <w:top w:val="single" w:sz="1" w:space="0" w:color="AAAAAA"/>
-              <w:left w:val="single" w:sz="1" w:space="0" w:color="AAAAAA"/>
-              <w:bottom w:val="single" w:sz="1" w:space="0" w:color="AAAAAA"/>
-              <w:right w:val="single" w:sz="1" w:space="0" w:color="AAAAAA"/>
-            </w:tcBorders>
-            <w:shd w:val="clear" w:color="auto" w:fill="FFFFFF" w:themeFill="background1"/>
-            <w:tcMar>
-              <w:top w:w="80" w:type="dxa"/>
-              <w:left w:w="150" w:type="dxa"/>
-              <w:bottom w:w="80" w:type="dxa"/>
-              <w:right w:w="150" w:type="dxa"/>
-            </w:tcMar>
-            <w:vAlign w:val="center"/>
-          </w:tcPr>
-          <w:p>
-            <w:pPr>
-              <w:rPr>
-                <w:rFonts w:ascii="Arial" w:eastAsia="Arial" w:hAnsi="Arial" w:cs="Arial"/>
-                <w:sz w:val="28"/>
-                <w:szCs w:val="28"/>
-              </w:rPr>
-            </w:pPr>
-            <w:r>
-              <w:rPr>
-                <w:rFonts w:ascii="Arial" w:eastAsia="Arial" w:hAnsi="Arial" w:cs="Arial"/>
-                <w:sz w:val="28"/>
-                <w:szCs w:val="28"/>
-              </w:rPr>
-              <w:t>Traiter un litige</w:t>
-            </w:r>
-          </w:p>
-        </w:tc>
-        <w:tc>
-          <w:tcPr>
-            <w:tcW w:w="5839" w:type="dxa"/>
-            <w:tcBorders>
-              <w:top w:val="single" w:sz="1" w:space="0" w:color="AAAAAA"/>
-              <w:left w:val="single" w:sz="1" w:space="0" w:color="AAAAAA"/>
-              <w:bottom w:val="single" w:sz="1" w:space="0" w:color="AAAAAA"/>
-              <w:right w:val="single" w:sz="1" w:space="0" w:color="AAAAAA"/>
-            </w:tcBorders>
-            <w:shd w:val="clear" w:color="auto" w:fill="FFFFFF" w:themeFill="background1"/>
-            <w:tcMar>
-              <w:top w:w="80" w:type="dxa"/>
-              <w:left w:w="150" w:type="dxa"/>
-              <w:bottom w:w="80" w:type="dxa"/>
-              <w:right w:w="150" w:type="dxa"/>
-            </w:tcMar>
-            <w:vAlign w:val="center"/>
-          </w:tcPr>
-          <w:p>
-            <w:pPr>
-              <w:rPr>
-                <w:rFonts w:ascii="Arial" w:eastAsia="Arial" w:hAnsi="Arial" w:cs="Arial"/>
-                <w:sz w:val="28"/>
-                <w:szCs w:val="28"/>
-              </w:rPr>
-            </w:pPr>
-            <w:r>
-              <w:rPr>
-                <w:rFonts w:ascii="Arial" w:eastAsia="Arial" w:hAnsi="Arial" w:cs="Arial"/>
-                <w:sz w:val="28"/>
-                <w:szCs w:val="28"/>
-              </w:rPr>
-              <w:t>Permet à l'Administrateur de consulter et de résoudre un litige signalé entre un client et un tailleur.</w:t>
-            </w:r>
-          </w:p>
-        </w:tc>
-      </w:tr>
-      <w:tr>
-        <w:trPr>
-          <w:gridAfter w:val="1"/>
-          <w:wAfter w:w="31" w:type="dxa"/>
-        </w:trPr>
-        <w:tc>
-          <w:tcPr>
-            <w:tcW w:w="1000" w:type="dxa"/>
-            <w:tcBorders>
-              <w:top w:val="single" w:sz="1" w:space="0" w:color="AAAAAA"/>
-              <w:left w:val="single" w:sz="1" w:space="0" w:color="AAAAAA"/>
-              <w:bottom w:val="single" w:sz="1" w:space="0" w:color="AAAAAA"/>
-              <w:right w:val="single" w:sz="1" w:space="0" w:color="AAAAAA"/>
-            </w:tcBorders>
-            <w:shd w:val="clear" w:color="auto" w:fill="D9E2F3" w:themeFill="accent1" w:themeFillTint="33"/>
-            <w:tcMar>
-              <w:top w:w="80" w:type="dxa"/>
-              <w:left w:w="150" w:type="dxa"/>
-              <w:bottom w:w="80" w:type="dxa"/>
-              <w:right w:w="150" w:type="dxa"/>
-            </w:tcMar>
-            <w:vAlign w:val="center"/>
-          </w:tcPr>
-          <w:p>
-            <w:pPr>
-              <w:rPr>
-                <w:rFonts w:ascii="Arial" w:eastAsia="Arial" w:hAnsi="Arial" w:cs="Arial"/>
-                <w:b/>
-                <w:bCs/>
-                <w:sz w:val="28"/>
-                <w:szCs w:val="28"/>
-                <w:lang w:val="en-US"/>
-              </w:rPr>
-            </w:pPr>
-            <w:r>
-              <w:rPr>
-                <w:rFonts w:ascii="Arial" w:eastAsia="Arial" w:hAnsi="Arial" w:cs="Arial"/>
-                <w:b/>
-                <w:bCs/>
-                <w:sz w:val="28"/>
-                <w:szCs w:val="28"/>
-              </w:rPr>
-              <w:t>CU1</w:t>
-            </w:r>
-            <w:r>
-              <w:rPr>
-                <w:rFonts w:ascii="Arial" w:eastAsia="Arial" w:hAnsi="Arial" w:cs="Arial"/>
-                <w:b/>
-                <w:bCs/>
-                <w:sz w:val="28"/>
-                <w:szCs w:val="28"/>
-                <w:lang w:val="en-US"/>
-              </w:rPr>
-              <w:t>4</w:t>
-            </w:r>
-          </w:p>
-        </w:tc>
-        <w:tc>
-          <w:tcPr>
-            <w:tcW w:w="2800" w:type="dxa"/>
-            <w:tcBorders>
-              <w:top w:val="single" w:sz="1" w:space="0" w:color="AAAAAA"/>
-              <w:left w:val="single" w:sz="1" w:space="0" w:color="AAAAAA"/>
-              <w:bottom w:val="single" w:sz="1" w:space="0" w:color="AAAAAA"/>
-              <w:right w:val="single" w:sz="1" w:space="0" w:color="AAAAAA"/>
-            </w:tcBorders>
-            <w:shd w:val="clear" w:color="auto" w:fill="D9E2F3" w:themeFill="accent1" w:themeFillTint="33"/>
-            <w:tcMar>
-              <w:top w:w="80" w:type="dxa"/>
-              <w:left w:w="150" w:type="dxa"/>
-              <w:bottom w:w="80" w:type="dxa"/>
-              <w:right w:w="150" w:type="dxa"/>
-            </w:tcMar>
-            <w:vAlign w:val="center"/>
-          </w:tcPr>
-          <w:p>
-            <w:pPr>
-              <w:rPr>
-                <w:rFonts w:ascii="Arial" w:eastAsia="Arial" w:hAnsi="Arial" w:cs="Arial"/>
-                <w:sz w:val="28"/>
-                <w:szCs w:val="28"/>
-              </w:rPr>
-            </w:pPr>
-            <w:r>
-              <w:rPr>
-                <w:rFonts w:ascii="Arial" w:eastAsia="Arial" w:hAnsi="Arial" w:cs="Arial"/>
-                <w:sz w:val="28"/>
-                <w:szCs w:val="28"/>
-              </w:rPr>
-              <w:t>Traiter un signalement</w:t>
-            </w:r>
-          </w:p>
-        </w:tc>
-        <w:tc>
-          <w:tcPr>
-            <w:tcW w:w="5839" w:type="dxa"/>
-            <w:tcBorders>
-              <w:top w:val="single" w:sz="1" w:space="0" w:color="AAAAAA"/>
-              <w:left w:val="single" w:sz="1" w:space="0" w:color="AAAAAA"/>
-              <w:bottom w:val="single" w:sz="1" w:space="0" w:color="AAAAAA"/>
-              <w:right w:val="single" w:sz="1" w:space="0" w:color="AAAAAA"/>
-            </w:tcBorders>
-            <w:shd w:val="clear" w:color="auto" w:fill="D9E2F3" w:themeFill="accent1" w:themeFillTint="33"/>
-            <w:tcMar>
-              <w:top w:w="80" w:type="dxa"/>
-              <w:left w:w="150" w:type="dxa"/>
-              <w:bottom w:w="80" w:type="dxa"/>
-              <w:right w:w="150" w:type="dxa"/>
-            </w:tcMar>
-            <w:vAlign w:val="center"/>
-          </w:tcPr>
-          <w:p>
-            <w:pPr>
-              <w:rPr>
-                <w:rFonts w:ascii="Arial" w:eastAsia="Arial" w:hAnsi="Arial" w:cs="Arial"/>
-                <w:sz w:val="28"/>
-                <w:szCs w:val="28"/>
-              </w:rPr>
-            </w:pPr>
-            <w:r>
-              <w:rPr>
-                <w:rFonts w:ascii="Arial" w:eastAsia="Arial" w:hAnsi="Arial" w:cs="Arial"/>
-                <w:sz w:val="28"/>
-                <w:szCs w:val="28"/>
-              </w:rPr>
-              <w:t>Permet à l'Administrateur de traiter les signalements soumis par les utilisateurs concernant des contenus inappropriés.</w:t>
-            </w:r>
-          </w:p>
-        </w:tc>
-      </w:tr>
-      <w:tr>
-        <w:trPr>
-          <w:gridAfter w:val="1"/>
-          <w:wAfter w:w="31" w:type="dxa"/>
-        </w:trPr>
-        <w:tc>
-          <w:tcPr>
-            <w:tcW w:w="1000" w:type="dxa"/>
-            <w:tcBorders>
-              <w:top w:val="single" w:sz="1" w:space="0" w:color="AAAAAA"/>
-              <w:left w:val="single" w:sz="1" w:space="0" w:color="AAAAAA"/>
-              <w:bottom w:val="single" w:sz="1" w:space="0" w:color="AAAAAA"/>
-              <w:right w:val="single" w:sz="1" w:space="0" w:color="AAAAAA"/>
-            </w:tcBorders>
-            <w:shd w:val="clear" w:color="auto" w:fill="FFFFFF" w:themeFill="background1"/>
-            <w:tcMar>
-              <w:top w:w="80" w:type="dxa"/>
-              <w:left w:w="150" w:type="dxa"/>
-              <w:bottom w:w="80" w:type="dxa"/>
-              <w:right w:w="150" w:type="dxa"/>
-            </w:tcMar>
-            <w:vAlign w:val="center"/>
-          </w:tcPr>
-          <w:p>
-            <w:pPr>
-              <w:rPr>
-                <w:rFonts w:ascii="Arial" w:eastAsia="Arial" w:hAnsi="Arial" w:cs="Arial"/>
-                <w:b/>
-                <w:bCs/>
-                <w:sz w:val="28"/>
-                <w:szCs w:val="28"/>
-                <w:lang w:val="en-US"/>
-              </w:rPr>
-            </w:pPr>
-            <w:r>
-              <w:rPr>
-                <w:rFonts w:ascii="Arial" w:eastAsia="Arial" w:hAnsi="Arial" w:cs="Arial"/>
-                <w:b/>
-                <w:bCs/>
-                <w:sz w:val="28"/>
-                <w:szCs w:val="28"/>
-              </w:rPr>
-              <w:t>CU1</w:t>
-            </w:r>
-            <w:r>
-              <w:rPr>
-                <w:rFonts w:ascii="Arial" w:eastAsia="Arial" w:hAnsi="Arial" w:cs="Arial"/>
-                <w:b/>
-                <w:bCs/>
-                <w:sz w:val="28"/>
-                <w:szCs w:val="28"/>
-                <w:lang w:val="en-US"/>
-              </w:rPr>
-              <w:t>5</w:t>
-            </w:r>
-          </w:p>
-        </w:tc>
-        <w:tc>
-          <w:tcPr>
-            <w:tcW w:w="2800" w:type="dxa"/>
-            <w:tcBorders>
-              <w:top w:val="single" w:sz="1" w:space="0" w:color="AAAAAA"/>
-              <w:left w:val="single" w:sz="1" w:space="0" w:color="AAAAAA"/>
-              <w:bottom w:val="single" w:sz="1" w:space="0" w:color="AAAAAA"/>
-              <w:right w:val="single" w:sz="1" w:space="0" w:color="AAAAAA"/>
-            </w:tcBorders>
-            <w:shd w:val="clear" w:color="auto" w:fill="FFFFFF" w:themeFill="background1"/>
-            <w:tcMar>
-              <w:top w:w="80" w:type="dxa"/>
-              <w:left w:w="150" w:type="dxa"/>
-              <w:bottom w:w="80" w:type="dxa"/>
-              <w:right w:w="150" w:type="dxa"/>
-            </w:tcMar>
-            <w:vAlign w:val="center"/>
-          </w:tcPr>
-          <w:p>
-            <w:pPr>
-              <w:rPr>
-                <w:rFonts w:ascii="Arial" w:eastAsia="Arial" w:hAnsi="Arial" w:cs="Arial"/>
-                <w:sz w:val="28"/>
-                <w:szCs w:val="28"/>
-              </w:rPr>
-            </w:pPr>
-            <w:r>
-              <w:rPr>
-                <w:rFonts w:ascii="Arial" w:eastAsia="Arial" w:hAnsi="Arial" w:cs="Arial"/>
-                <w:sz w:val="28"/>
-                <w:szCs w:val="28"/>
-              </w:rPr>
-              <w:t>Consulter le tableau de bord</w:t>
-            </w:r>
-          </w:p>
-        </w:tc>
-        <w:tc>
-          <w:tcPr>
-            <w:tcW w:w="5839" w:type="dxa"/>
-            <w:tcBorders>
-              <w:top w:val="single" w:sz="1" w:space="0" w:color="AAAAAA"/>
-              <w:left w:val="single" w:sz="1" w:space="0" w:color="AAAAAA"/>
-              <w:bottom w:val="single" w:sz="1" w:space="0" w:color="AAAAAA"/>
-              <w:right w:val="single" w:sz="1" w:space="0" w:color="AAAAAA"/>
-            </w:tcBorders>
-            <w:shd w:val="clear" w:color="auto" w:fill="FFFFFF" w:themeFill="background1"/>
-            <w:tcMar>
-              <w:top w:w="80" w:type="dxa"/>
-              <w:left w:w="150" w:type="dxa"/>
-              <w:bottom w:w="80" w:type="dxa"/>
-              <w:right w:w="150" w:type="dxa"/>
-            </w:tcMar>
-            <w:vAlign w:val="center"/>
-          </w:tcPr>
-          <w:p>
-            <w:pPr>
-              <w:rPr>
-                <w:rFonts w:ascii="Arial" w:eastAsia="Arial" w:hAnsi="Arial" w:cs="Arial"/>
-                <w:sz w:val="28"/>
-                <w:szCs w:val="28"/>
-              </w:rPr>
-            </w:pPr>
-            <w:r>
-              <w:rPr>
-                <w:rFonts w:ascii="Arial" w:eastAsia="Arial" w:hAnsi="Arial" w:cs="Arial"/>
-                <w:sz w:val="28"/>
-                <w:szCs w:val="28"/>
-              </w:rPr>
-              <w:t>Permet à l'Administrateur d'accéder aux statistiques globales de la plateforme : utilisateurs, commandes, revenus.</w:t>
-            </w:r>
-          </w:p>
-        </w:tc>
-      </w:tr>
-      <w:tr>
-        <w:trPr>
-          <w:gridAfter w:val="1"/>
-          <w:wAfter w:w="31" w:type="dxa"/>
-        </w:trPr>
-        <w:tc>
-          <w:tcPr>
-            <w:tcW w:w="1000" w:type="dxa"/>
-            <w:tcBorders>
-              <w:top w:val="single" w:sz="1" w:space="0" w:color="AAAAAA"/>
-              <w:left w:val="single" w:sz="1" w:space="0" w:color="AAAAAA"/>
-              <w:bottom w:val="single" w:sz="1" w:space="0" w:color="AAAAAA"/>
-              <w:right w:val="single" w:sz="1" w:space="0" w:color="AAAAAA"/>
-            </w:tcBorders>
-            <w:shd w:val="clear" w:color="auto" w:fill="D9E2F3" w:themeFill="accent1" w:themeFillTint="33"/>
-            <w:tcMar>
-              <w:top w:w="80" w:type="dxa"/>
-              <w:left w:w="150" w:type="dxa"/>
-              <w:bottom w:w="80" w:type="dxa"/>
-              <w:right w:w="150" w:type="dxa"/>
-            </w:tcMar>
-            <w:vAlign w:val="center"/>
-          </w:tcPr>
-          <w:p>
-            <w:pPr>
-              <w:rPr>
-                <w:rFonts w:ascii="Arial" w:eastAsia="Arial" w:hAnsi="Arial" w:cs="Arial"/>
-                <w:b/>
-                <w:bCs/>
-                <w:sz w:val="28"/>
-                <w:szCs w:val="28"/>
-                <w:lang w:val="en-US"/>
-              </w:rPr>
-            </w:pPr>
-            <w:r>
-              <w:rPr>
-                <w:rFonts w:ascii="Arial" w:eastAsia="Arial" w:hAnsi="Arial" w:cs="Arial"/>
-                <w:b/>
-                <w:bCs/>
-                <w:sz w:val="28"/>
-                <w:szCs w:val="28"/>
-              </w:rPr>
-              <w:t>CU1</w:t>
-            </w:r>
-            <w:r>
-              <w:rPr>
-                <w:rFonts w:ascii="Arial" w:eastAsia="Arial" w:hAnsi="Arial" w:cs="Arial"/>
-                <w:b/>
-                <w:bCs/>
-                <w:sz w:val="28"/>
-                <w:szCs w:val="28"/>
-                <w:lang w:val="en-US"/>
-              </w:rPr>
-              <w:t>6</w:t>
-            </w:r>
-          </w:p>
-        </w:tc>
-        <w:tc>
-          <w:tcPr>
-            <w:tcW w:w="2800" w:type="dxa"/>
-            <w:tcBorders>
-              <w:top w:val="single" w:sz="1" w:space="0" w:color="AAAAAA"/>
-              <w:left w:val="single" w:sz="1" w:space="0" w:color="AAAAAA"/>
-              <w:bottom w:val="single" w:sz="1" w:space="0" w:color="AAAAAA"/>
-              <w:right w:val="single" w:sz="1" w:space="0" w:color="AAAAAA"/>
-            </w:tcBorders>
-            <w:shd w:val="clear" w:color="auto" w:fill="D9E2F3" w:themeFill="accent1" w:themeFillTint="33"/>
-            <w:tcMar>
-              <w:top w:w="80" w:type="dxa"/>
-              <w:left w:w="150" w:type="dxa"/>
-              <w:bottom w:w="80" w:type="dxa"/>
-              <w:right w:w="150" w:type="dxa"/>
-            </w:tcMar>
-            <w:vAlign w:val="center"/>
-          </w:tcPr>
-          <w:p>
-            <w:pPr>
-              <w:rPr>
-                <w:rFonts w:ascii="Arial" w:eastAsia="Arial" w:hAnsi="Arial" w:cs="Arial"/>
-                <w:sz w:val="28"/>
-                <w:szCs w:val="28"/>
-              </w:rPr>
-            </w:pPr>
-            <w:r>
-              <w:rPr>
-                <w:rFonts w:ascii="Arial" w:eastAsia="Arial" w:hAnsi="Arial" w:cs="Arial"/>
-                <w:sz w:val="28"/>
-                <w:szCs w:val="28"/>
-              </w:rPr>
-              <w:t>Exporter les rapports statistiques</w:t>
-            </w:r>
-          </w:p>
-        </w:tc>
-        <w:tc>
-          <w:tcPr>
-            <w:tcW w:w="5839" w:type="dxa"/>
-            <w:tcBorders>
-              <w:top w:val="single" w:sz="1" w:space="0" w:color="AAAAAA"/>
-              <w:left w:val="single" w:sz="1" w:space="0" w:color="AAAAAA"/>
-              <w:bottom w:val="single" w:sz="1" w:space="0" w:color="AAAAAA"/>
-              <w:right w:val="single" w:sz="1" w:space="0" w:color="AAAAAA"/>
-            </w:tcBorders>
-            <w:shd w:val="clear" w:color="auto" w:fill="D9E2F3" w:themeFill="accent1" w:themeFillTint="33"/>
-            <w:tcMar>
-              <w:top w:w="80" w:type="dxa"/>
-              <w:left w:w="150" w:type="dxa"/>
-              <w:bottom w:w="80" w:type="dxa"/>
-              <w:right w:w="150" w:type="dxa"/>
-            </w:tcMar>
-            <w:vAlign w:val="center"/>
-          </w:tcPr>
-          <w:p>
-            <w:pPr>
-              <w:rPr>
-                <w:rFonts w:ascii="Arial" w:eastAsia="Arial" w:hAnsi="Arial" w:cs="Arial"/>
-                <w:sz w:val="28"/>
-                <w:szCs w:val="28"/>
-              </w:rPr>
-            </w:pPr>
-            <w:r>
-              <w:rPr>
-                <w:rFonts w:ascii="Arial" w:eastAsia="Arial" w:hAnsi="Arial" w:cs="Arial"/>
-                <w:sz w:val="28"/>
-                <w:szCs w:val="28"/>
-              </w:rPr>
-              <w:t>Permet à l'Administrateur d'exporter les données statistiques de la plateforme sous format rapport.</w:t>
-            </w:r>
-          </w:p>
-        </w:tc>
-      </w:tr>
-    </w:tbl>
-    <w:p>
-      <w:pPr>
-        <w:rPr>
-          <w:b/>
-          <w:bCs/>
-          <w:sz w:val="28"/>
-          <w:szCs w:val="28"/>
-          <w:lang w:val="fr-FR"/>
-        </w:rPr>
-      </w:pPr>
-    </w:p>
-    <w:p>
-      <w:pPr>
-        <w:rPr>
-          <w:b/>
-          <w:bCs/>
-          <w:sz w:val="28"/>
-          <w:szCs w:val="28"/>
-          <w:lang w:val="fr-FR"/>
-        </w:rPr>
-      </w:pPr>
-    </w:p>
-    <w:p>
-      <w:pPr>
-        <w:rPr>
-          <w:b/>
-          <w:bCs/>
-          <w:sz w:val="28"/>
-          <w:szCs w:val="28"/>
-          <w:lang w:val="fr-FR"/>
-        </w:rPr>
-      </w:pPr>
-    </w:p>
-    <w:p>
-      <w:pPr>
-        <w:pStyle w:val="BodyText"/>
-        <w:spacing w:before="159"/>
-        <w:jc w:val="both"/>
-      </w:pPr>
-      <w:r>
-        <w:rPr>
-          <w:color w:val="1F1F1F"/>
-          <w:spacing w:val="-6"/>
-        </w:rPr>
-        <w:t>Le</w:t>
-      </w:r>
-      <w:r>
-        <w:rPr>
-          <w:color w:val="1F1F1F"/>
-          <w:spacing w:val="-4"/>
-        </w:rPr>
-        <w:t xml:space="preserve"> </w:t>
-      </w:r>
-      <w:r>
-        <w:rPr>
-          <w:color w:val="1F1F1F"/>
-          <w:spacing w:val="-6"/>
-        </w:rPr>
-        <w:t>diagramme</w:t>
-      </w:r>
-      <w:r>
-        <w:rPr>
-          <w:color w:val="1F1F1F"/>
-          <w:spacing w:val="-4"/>
-        </w:rPr>
-        <w:t xml:space="preserve"> </w:t>
-      </w:r>
-      <w:r>
-        <w:rPr>
-          <w:color w:val="1F1F1F"/>
-          <w:spacing w:val="-6"/>
-        </w:rPr>
-        <w:t>de</w:t>
-      </w:r>
-      <w:r>
-        <w:rPr>
-          <w:color w:val="1F1F1F"/>
-          <w:spacing w:val="-4"/>
-        </w:rPr>
-        <w:t xml:space="preserve"> </w:t>
-      </w:r>
-      <w:r>
-        <w:rPr>
-          <w:color w:val="1F1F1F"/>
-          <w:spacing w:val="-6"/>
-        </w:rPr>
-        <w:t>cas</w:t>
-      </w:r>
-      <w:r>
-        <w:rPr>
-          <w:color w:val="1F1F1F"/>
-          <w:spacing w:val="-5"/>
-        </w:rPr>
-        <w:t xml:space="preserve"> </w:t>
-      </w:r>
-      <w:r>
-        <w:rPr>
-          <w:color w:val="1F1F1F"/>
-          <w:spacing w:val="-6"/>
-        </w:rPr>
-        <w:t>d’utilisation des acteurs tailleur &amp; Administrateur de</w:t>
-      </w:r>
-      <w:r>
-        <w:rPr>
-          <w:color w:val="1F1F1F"/>
-          <w:spacing w:val="-4"/>
-        </w:rPr>
-        <w:t xml:space="preserve"> </w:t>
-      </w:r>
-      <w:r>
-        <w:rPr>
-          <w:color w:val="1F1F1F"/>
-          <w:spacing w:val="-6"/>
-        </w:rPr>
-        <w:t>notre</w:t>
-      </w:r>
-      <w:r>
-        <w:rPr>
-          <w:color w:val="1F1F1F"/>
-          <w:spacing w:val="-2"/>
-        </w:rPr>
-        <w:t xml:space="preserve"> </w:t>
-      </w:r>
-      <w:r>
-        <w:rPr>
-          <w:color w:val="1F1F1F"/>
-          <w:spacing w:val="-6"/>
-        </w:rPr>
-        <w:t>système,</w:t>
-      </w:r>
-      <w:r>
-        <w:rPr>
-          <w:color w:val="1F1F1F"/>
-          <w:spacing w:val="-3"/>
-        </w:rPr>
-        <w:t xml:space="preserve"> </w:t>
-      </w:r>
-      <w:r>
-        <w:rPr>
-          <w:color w:val="1F1F1F"/>
-          <w:spacing w:val="-6"/>
-        </w:rPr>
-        <w:t>est</w:t>
-      </w:r>
-      <w:r>
-        <w:rPr>
-          <w:color w:val="1F1F1F"/>
-          <w:spacing w:val="-4"/>
-        </w:rPr>
-        <w:t xml:space="preserve"> </w:t>
-      </w:r>
-      <w:r>
-        <w:rPr>
-          <w:color w:val="1F1F1F"/>
-          <w:spacing w:val="-6"/>
-        </w:rPr>
-        <w:t>présenté</w:t>
-      </w:r>
-      <w:r>
-        <w:rPr>
-          <w:color w:val="1F1F1F"/>
-          <w:spacing w:val="-1"/>
-        </w:rPr>
-        <w:t xml:space="preserve"> </w:t>
-      </w:r>
-      <w:r>
-        <w:rPr>
-          <w:color w:val="1F1F1F"/>
-          <w:spacing w:val="-6"/>
-        </w:rPr>
-        <w:t>à la</w:t>
-      </w:r>
-      <w:r>
-        <w:rPr>
-          <w:color w:val="1F1F1F"/>
-          <w:spacing w:val="-3"/>
-        </w:rPr>
-        <w:t xml:space="preserve"> </w:t>
-      </w:r>
-      <w:r>
-        <w:rPr>
-          <w:color w:val="1F1F1F"/>
-          <w:spacing w:val="-6"/>
-        </w:rPr>
-        <w:t>figure</w:t>
-      </w:r>
-      <w:r>
-        <w:rPr>
-          <w:color w:val="1F1F1F"/>
-          <w:spacing w:val="-7"/>
-        </w:rPr>
-        <w:t xml:space="preserve"> </w:t>
-      </w:r>
-      <w:r>
-        <w:rPr>
-          <w:color w:val="1F1F1F"/>
-          <w:spacing w:val="-6"/>
-        </w:rPr>
-        <w:t>2.</w:t>
-      </w:r>
-    </w:p>
-    <w:p>
-      <w:pPr>
-        <w:rPr>
-          <w:b/>
-          <w:bCs/>
-          <w:sz w:val="28"/>
-          <w:szCs w:val="28"/>
-          <w:lang w:val="fr-FR"/>
-        </w:rPr>
-      </w:pPr>
-    </w:p>
-    <w:p>
-      <w:pPr>
-        <w:rPr>
-          <w:sz w:val="28"/>
-          <w:szCs w:val="28"/>
-          <w:lang w:val="fr-FR"/>
-        </w:rPr>
-      </w:pPr>
-      <w:r>
-        <w:rPr>
-          <w:b/>
-          <w:bCs/>
-          <w:sz w:val="28"/>
-          <w:szCs w:val="28"/>
-          <w:u w:val="single"/>
-          <w:lang w:val="fr-FR"/>
-        </w:rPr>
-        <w:t xml:space="preserve">Figure </w:t>
-      </w:r>
-      <w:proofErr w:type="gramStart"/>
-      <w:r>
-        <w:rPr>
-          <w:b/>
-          <w:bCs/>
-          <w:sz w:val="28"/>
-          <w:szCs w:val="28"/>
-          <w:u w:val="single"/>
-          <w:lang w:val="fr-FR"/>
-        </w:rPr>
-        <w:t>2</w:t>
-      </w:r>
-      <w:r>
-        <w:rPr>
-          <w:sz w:val="28"/>
-          <w:szCs w:val="28"/>
-          <w:u w:val="single"/>
-          <w:lang w:val="fr-FR"/>
-        </w:rPr>
-        <w:t>:</w:t>
-      </w:r>
-      <w:proofErr w:type="gramEnd"/>
-      <w:r>
-        <w:rPr>
-          <w:sz w:val="28"/>
-          <w:szCs w:val="28"/>
-          <w:lang w:val="fr-FR"/>
-        </w:rPr>
-        <w:t xml:space="preserve"> Diagramme de cas d’utilisation </w:t>
-      </w:r>
-      <w:r>
-        <w:rPr>
-          <w:b/>
-          <w:bCs/>
-          <w:sz w:val="28"/>
-          <w:szCs w:val="28"/>
-          <w:lang w:val="fr-FR"/>
-        </w:rPr>
-        <w:t>Tailleur &amp; Administrateur</w:t>
-      </w:r>
-    </w:p>
-    <w:p>
-      <w:pPr>
-        <w:rPr>
-          <w:sz w:val="28"/>
-          <w:szCs w:val="28"/>
-          <w:lang w:val="fr-FR"/>
-        </w:rPr>
-      </w:pPr>
-    </w:p>
-    <w:p>
-      <w:pPr>
-        <w:rPr>
-          <w:b/>
-          <w:bCs/>
-          <w:sz w:val="28"/>
-          <w:szCs w:val="28"/>
-          <w:lang w:val="fr-FR"/>
-        </w:rPr>
-      </w:pPr>
-      <w:r>
-        <w:rPr>
-          <w:b/>
-          <w:bCs/>
-          <w:noProof/>
-          <w:sz w:val="28"/>
-          <w:szCs w:val="28"/>
-          <w:lang w:val="fr-FR"/>
-        </w:rPr>
-        <w:lastRenderedPageBreak/>
-        <w:drawing>
-          <wp:inline distT="0" distB="0" distL="0" distR="0" wp14:anchorId="7D9E27C0" wp14:editId="0347418A">
-            <wp:extent cx="6134792" cy="5943600"/>
-            <wp:effectExtent l="0" t="0" r="0" b="0"/>
-            <wp:docPr id="3" name="Graphic 3"/>
-            <wp:cNvGraphicFramePr>
-              <a:graphicFrameLocks xmlns:a="http://schemas.openxmlformats.org/drawingml/2006/main" noChangeAspect="1"/>
-            </wp:cNvGraphicFramePr>
-            <a:graphic xmlns:a="http://schemas.openxmlformats.org/drawingml/2006/main">
-              <a:graphicData uri="http://schemas.openxmlformats.org/drawingml/2006/picture">
-                <pic:pic xmlns:pic="http://schemas.openxmlformats.org/drawingml/2006/picture">
-                  <pic:nvPicPr>
-                    <pic:cNvPr id="3" name="Graphic 3"/>
-                    <pic:cNvPicPr/>
-                  </pic:nvPicPr>
-                  <pic:blipFill>
-                    <a:blip r:embed="rId7">
-                      <a:extLst>
-                        <a:ext uri="{28A0092B-C50C-407E-A947-70E740481C1C}">
-                          <a14:useLocalDpi xmlns:a14="http://schemas.microsoft.com/office/drawing/2010/main" val="0"/>
-                        </a:ext>
-                        <a:ext uri="{96DAC541-7B7A-43D3-8B79-37D633B846F1}">
-                          <asvg:svgBlip xmlns:asvg="http://schemas.microsoft.com/office/drawing/2016/SVG/main" r:embed="rId8"/>
-                        </a:ext>
-                      </a:extLst>
-                    </a:blip>
-                    <a:stretch>
-                      <a:fillRect/>
-                    </a:stretch>
-                  </pic:blipFill>
-                  <pic:spPr>
-                    <a:xfrm>
-                      <a:off x="0" y="0"/>
-                      <a:ext cx="6138333" cy="5947031"/>
-                    </a:xfrm>
-                    <a:prstGeom prst="rect">
-                      <a:avLst/>
-                    </a:prstGeom>
-                  </pic:spPr>
-                </pic:pic>
-              </a:graphicData>
-            </a:graphic>
-          </wp:inline>
-        </w:drawing>
-      </w:r>
-    </w:p>
-    <w:p>
-      <w:pPr>
-        <w:rPr>
-          <w:sz w:val="28"/>
-          <w:szCs w:val="28"/>
-          <w:lang w:val="fr-FR"/>
-        </w:rPr>
-      </w:pPr>
-    </w:p>
-    <w:p>
-      <w:pPr>
-        <w:rPr>
-          <w:sz w:val="28"/>
-          <w:szCs w:val="28"/>
-          <w:lang w:val="fr-FR"/>
-        </w:rPr>
-      </w:pPr>
-    </w:p>
-    <w:p>
-      <w:pPr>
-        <w:rPr>
-          <w:sz w:val="28"/>
-          <w:szCs w:val="28"/>
-          <w:lang w:val="fr-FR"/>
-        </w:rPr>
-      </w:pPr>
-    </w:p>
-    <w:p>
-      <w:pPr>
-        <w:rPr>
-          <w:sz w:val="28"/>
-          <w:szCs w:val="28"/>
-          <w:lang w:val="fr-FR"/>
-        </w:rPr>
-      </w:pPr>
-      <w:r>
-        <w:rPr>
-          <w:sz w:val="28"/>
-          <w:szCs w:val="28"/>
-          <w:lang w:val="fr-FR"/>
-        </w:rPr>
-        <w:t xml:space="preserve">Enlever prise de mesures webcam et </w:t>
-      </w:r>
-      <w:proofErr w:type="spellStart"/>
-      <w:r>
-        <w:rPr>
-          <w:sz w:val="28"/>
-          <w:szCs w:val="28"/>
-          <w:lang w:val="fr-FR"/>
-        </w:rPr>
-        <w:t>upload</w:t>
-      </w:r>
-      <w:proofErr w:type="spellEnd"/>
-      <w:r>
-        <w:rPr>
-          <w:sz w:val="28"/>
-          <w:szCs w:val="28"/>
-          <w:lang w:val="fr-FR"/>
-        </w:rPr>
-        <w:t>, les regrouper simplement en prise de mesures. Enlever activer cabine d’essayage et remplacer par essayer un model en live</w:t>
-      </w:r>
-      <w:r>
-        <w:rPr>
-          <w:sz w:val="28"/>
-          <w:szCs w:val="28"/>
-          <w:lang w:val="fr-FR"/>
-        </w:rPr>
-        <w:t>. Enlever recevoir commande du tailleur.</w:t>
-      </w:r>
-    </w:p>
-    <w:p>
-      <w:pPr>
-        <w:rPr>
-          <w:sz w:val="28"/>
-          <w:szCs w:val="28"/>
-          <w:lang w:val="fr-FR"/>
-        </w:rPr>
-      </w:pPr>
-      <w:r>
-        <w:rPr>
-          <w:sz w:val="28"/>
-          <w:szCs w:val="28"/>
-          <w:lang w:val="fr-FR"/>
-        </w:rPr>
-        <w:t>Enlever consulter tableau de bord de admin</w:t>
-      </w:r>
-      <w:r>
-        <w:rPr>
-          <w:sz w:val="28"/>
-          <w:szCs w:val="28"/>
-          <w:lang w:val="fr-FR"/>
-        </w:rPr>
-        <w:br/>
-        <w:t>Enlever Traiter litige et traiter signalement</w:t>
-      </w:r>
-      <w:r>
-        <w:rPr>
-          <w:sz w:val="28"/>
-          <w:szCs w:val="28"/>
-          <w:lang w:val="fr-FR"/>
-        </w:rPr>
-        <w:br/>
-      </w:r>
-      <w:r>
-        <w:rPr>
-          <w:sz w:val="28"/>
-          <w:szCs w:val="28"/>
-          <w:lang w:val="fr-FR"/>
-        </w:rPr>
-        <w:t>Ajouter paiement</w:t>
-      </w:r>
-    </w:p>
-    <w:p>
-      <w:pPr>
-        <w:rPr>
-          <w:sz w:val="28"/>
-          <w:szCs w:val="28"/>
-          <w:lang w:val="fr-FR"/>
-        </w:rPr>
-      </w:pPr>
     </w:p>
     <w:sectPr>
       <w:pgSz w:w="11906" w:h="16838"/>
